--- a/BC_An Ninh Mạng_Nhóm 12.docx
+++ b/BC_An Ninh Mạng_Nhóm 12.docx
@@ -14446,7 +14446,7 @@
                     </pic:cNvPicPr>
                   </pic:nvPicPr>
                   <pic:blipFill>
-                    <a:blip r:embed="rId6">
+                    <a:blip r:embed="rId8">
                       <a:extLst>
                         <a:ext uri="{28A0092B-C50C-407E-A947-70E740481C1C}">
                           <a14:useLocalDpi xmlns:a14="http://schemas.microsoft.com/office/drawing/2010/main" val="0"/>
@@ -15161,6 +15161,16 @@
           <w:szCs w:val="32"/>
           <w14:ligatures w14:val="none"/>
         </w:rPr>
+        <w:t xml:space="preserve"> </w:t>
+      </w:r>
+      <w:r>
+        <w:rPr>
+          <w:rFonts w:eastAsia="Calibri" w:cs="Times New Roman"/>
+          <w:kern w:val="0"/>
+          <w:sz w:val="28"/>
+          <w:szCs w:val="32"/>
+          <w14:ligatures w14:val="none"/>
+        </w:rPr>
         <w:t>Phạm Quang Trung</w:t>
       </w:r>
       <w:r>
@@ -15336,7 +15346,7 @@
           <w14:ligatures w14:val="none"/>
         </w:rPr>
         <w:sectPr>
-          <w:headerReference w:type="default" r:id="rId7"/>
+          <w:headerReference w:type="default" r:id="rId9"/>
           <w:pgSz w:w="12240" w:h="15840"/>
           <w:pgMar w:top="1418" w:right="1134" w:bottom="1418" w:left="1985" w:header="720" w:footer="720" w:gutter="0"/>
           <w:cols w:space="720"/>
@@ -17742,7 +17752,7 @@
         </w:rPr>
         <w:t xml:space="preserve">[n]. </w:t>
       </w:r>
-      <w:hyperlink r:id="rId8" w:history="1">
+      <w:hyperlink r:id="rId10" w:history="1">
         <w:r>
           <w:rPr>
             <w:rFonts w:eastAsia="Calibri" w:cs="Times New Roman"/>
@@ -18152,6 +18162,56 @@
     </w:sectPr>
   </w:body>
 </w:document>
+</file>
+
+<file path=word/endnotes.xml><?xml version="1.0" encoding="utf-8"?>
+<w:endnotes xmlns:wpc="http://schemas.microsoft.com/office/word/2010/wordprocessingCanvas" xmlns:cx="http://schemas.microsoft.com/office/drawing/2014/chartex" xmlns:cx1="http://schemas.microsoft.com/office/drawing/2015/9/8/chartex" xmlns:cx2="http://schemas.microsoft.com/office/drawing/2015/10/21/chartex" xmlns:cx3="http://schemas.microsoft.com/office/drawing/2016/5/9/chartex" xmlns:cx4="http://schemas.microsoft.com/office/drawing/2016/5/10/chartex" xmlns:cx5="http://schemas.microsoft.com/office/drawing/2016/5/11/chartex" xmlns:cx6="http://schemas.microsoft.com/office/drawing/2016/5/12/chartex" xmlns:cx7="http://schemas.microsoft.com/office/drawing/2016/5/13/chartex" xmlns:cx8="http://schemas.microsoft.com/office/drawing/2016/5/14/chartex" xmlns:mc="http://schemas.openxmlformats.org/markup-compatibility/2006" xmlns:aink="http://schemas.microsoft.com/office/drawing/2016/ink" xmlns:am3d="http://schemas.microsoft.com/office/drawing/2017/model3d" xmlns:o="urn:schemas-microsoft-com:office:office" xmlns:oel="http://schemas.microsoft.com/office/2019/extlst" xmlns:r="http://schemas.openxmlformats.org/officeDocument/2006/relationships" xmlns:m="http://schemas.openxmlformats.org/officeDocument/2006/math" xmlns:v="urn:schemas-microsoft-com:vml" xmlns:wp14="http://schemas.microsoft.com/office/word/2010/wordprocessingDrawing" xmlns:wp="http://schemas.openxmlformats.org/drawingml/2006/wordprocessingDrawing" xmlns:w10="urn:schemas-microsoft-com:office:word" xmlns:w="http://schemas.openxmlformats.org/wordprocessingml/2006/main" xmlns:w14="http://schemas.microsoft.com/office/word/2010/wordml" xmlns:w15="http://schemas.microsoft.com/office/word/2012/wordml" xmlns:w16cex="http://schemas.microsoft.com/office/word/2018/wordml/cex" xmlns:w16cid="http://schemas.microsoft.com/office/word/2016/wordml/cid" xmlns:w16="http://schemas.microsoft.com/office/word/2018/wordml" xmlns:w16du="http://schemas.microsoft.com/office/word/2023/wordml/word16du" xmlns:w16sdtdh="http://schemas.microsoft.com/office/word/2020/wordml/sdtdatahash" xmlns:w16sdtfl="http://schemas.microsoft.com/office/word/2024/wordml/sdtformatlock" xmlns:w16se="http://schemas.microsoft.com/office/word/2015/wordml/symex" xmlns:wpg="http://schemas.microsoft.com/office/word/2010/wordprocessingGroup" xmlns:wpi="http://schemas.microsoft.com/office/word/2010/wordprocessingInk" xmlns:wne="http://schemas.microsoft.com/office/word/2006/wordml" xmlns:wps="http://schemas.microsoft.com/office/word/2010/wordprocessingShape" mc:Ignorable="w14 w15 w16se w16cid w16 w16cex w16sdtdh w16sdtfl w16du wp14">
+  <w:endnote w:type="separator" w:id="-1">
+    <w:p>
+      <w:pPr>
+        <w:spacing w:after="0" w:line="240" w:lineRule="auto"/>
+      </w:pPr>
+      <w:r>
+        <w:separator/>
+      </w:r>
+    </w:p>
+  </w:endnote>
+  <w:endnote w:type="continuationSeparator" w:id="0">
+    <w:p>
+      <w:pPr>
+        <w:spacing w:after="0" w:line="240" w:lineRule="auto"/>
+      </w:pPr>
+      <w:r>
+        <w:continuationSeparator/>
+      </w:r>
+    </w:p>
+  </w:endnote>
+</w:endnotes>
+</file>
+
+<file path=word/footnotes.xml><?xml version="1.0" encoding="utf-8"?>
+<w:footnotes xmlns:wpc="http://schemas.microsoft.com/office/word/2010/wordprocessingCanvas" xmlns:cx="http://schemas.microsoft.com/office/drawing/2014/chartex" xmlns:cx1="http://schemas.microsoft.com/office/drawing/2015/9/8/chartex" xmlns:cx2="http://schemas.microsoft.com/office/drawing/2015/10/21/chartex" xmlns:cx3="http://schemas.microsoft.com/office/drawing/2016/5/9/chartex" xmlns:cx4="http://schemas.microsoft.com/office/drawing/2016/5/10/chartex" xmlns:cx5="http://schemas.microsoft.com/office/drawing/2016/5/11/chartex" xmlns:cx6="http://schemas.microsoft.com/office/drawing/2016/5/12/chartex" xmlns:cx7="http://schemas.microsoft.com/office/drawing/2016/5/13/chartex" xmlns:cx8="http://schemas.microsoft.com/office/drawing/2016/5/14/chartex" xmlns:mc="http://schemas.openxmlformats.org/markup-compatibility/2006" xmlns:aink="http://schemas.microsoft.com/office/drawing/2016/ink" xmlns:am3d="http://schemas.microsoft.com/office/drawing/2017/model3d" xmlns:o="urn:schemas-microsoft-com:office:office" xmlns:oel="http://schemas.microsoft.com/office/2019/extlst" xmlns:r="http://schemas.openxmlformats.org/officeDocument/2006/relationships" xmlns:m="http://schemas.openxmlformats.org/officeDocument/2006/math" xmlns:v="urn:schemas-microsoft-com:vml" xmlns:wp14="http://schemas.microsoft.com/office/word/2010/wordprocessingDrawing" xmlns:wp="http://schemas.openxmlformats.org/drawingml/2006/wordprocessingDrawing" xmlns:w10="urn:schemas-microsoft-com:office:word" xmlns:w="http://schemas.openxmlformats.org/wordprocessingml/2006/main" xmlns:w14="http://schemas.microsoft.com/office/word/2010/wordml" xmlns:w15="http://schemas.microsoft.com/office/word/2012/wordml" xmlns:w16cex="http://schemas.microsoft.com/office/word/2018/wordml/cex" xmlns:w16cid="http://schemas.microsoft.com/office/word/2016/wordml/cid" xmlns:w16="http://schemas.microsoft.com/office/word/2018/wordml" xmlns:w16du="http://schemas.microsoft.com/office/word/2023/wordml/word16du" xmlns:w16sdtdh="http://schemas.microsoft.com/office/word/2020/wordml/sdtdatahash" xmlns:w16sdtfl="http://schemas.microsoft.com/office/word/2024/wordml/sdtformatlock" xmlns:w16se="http://schemas.microsoft.com/office/word/2015/wordml/symex" xmlns:wpg="http://schemas.microsoft.com/office/word/2010/wordprocessingGroup" xmlns:wpi="http://schemas.microsoft.com/office/word/2010/wordprocessingInk" xmlns:wne="http://schemas.microsoft.com/office/word/2006/wordml" xmlns:wps="http://schemas.microsoft.com/office/word/2010/wordprocessingShape" mc:Ignorable="w14 w15 w16se w16cid w16 w16cex w16sdtdh w16sdtfl w16du wp14">
+  <w:footnote w:type="separator" w:id="-1">
+    <w:p>
+      <w:pPr>
+        <w:spacing w:after="0" w:line="240" w:lineRule="auto"/>
+      </w:pPr>
+      <w:r>
+        <w:separator/>
+      </w:r>
+    </w:p>
+  </w:footnote>
+  <w:footnote w:type="continuationSeparator" w:id="0">
+    <w:p>
+      <w:pPr>
+        <w:spacing w:after="0" w:line="240" w:lineRule="auto"/>
+      </w:pPr>
+      <w:r>
+        <w:continuationSeparator/>
+      </w:r>
+    </w:p>
+  </w:footnote>
+</w:footnotes>
 </file>
 
 <file path=word/header1.xml><?xml version="1.0" encoding="utf-8"?>
@@ -19747,6 +19807,7 @@
   <w:style w:type="character" w:default="1" w:styleId="DefaultParagraphFont">
     <w:name w:val="Default Paragraph Font"/>
     <w:uiPriority w:val="1"/>
+    <w:semiHidden/>
     <w:unhideWhenUsed/>
   </w:style>
   <w:style w:type="table" w:default="1" w:styleId="TableNormal">

--- a/BC_An Ninh Mạng_Nhóm 12.docx
+++ b/BC_An Ninh Mạng_Nhóm 12.docx
@@ -16310,17 +16310,119 @@
     </w:p>
     <w:p>
       <w:pPr>
-        <w:spacing w:before="120" w:after="120" w:line="312" w:lineRule="auto"/>
+        <w:pStyle w:val="NormalWeb"/>
+        <w:spacing w:before="120" w:beforeAutospacing="0" w:after="120" w:afterAutospacing="0" w:line="312" w:lineRule="auto"/>
+        <w:ind w:firstLine="567"/>
         <w:jc w:val="both"/>
         <w:rPr>
-          <w:rFonts w:eastAsia="Calibri" w:cs="Times New Roman"/>
+          <w:sz w:val="26"/>
+          <w:szCs w:val="26"/>
+        </w:rPr>
+      </w:pPr>
+      <w:r>
+        <w:rPr>
+          <w:sz w:val="26"/>
+          <w:szCs w:val="26"/>
+        </w:rPr>
+        <w:t>Trong bối cảnh chuyển đổi số hiện nay, hạ tầng mạng máy tính là nền tảng cốt lõi chi phối mọi hoạt động vận hành, sản xuất và kinh doanh của các doanh nghiệp. Tuy nhiên, sự kết nối liên tục và mở rộng hạ tầng cũng đồng thời tạo ra một "bề mặt tấn công" rộng lớn, mở đường cho nhiều rủi ro về an toàn thông tin như: truy cập trái phép, đánh cắp dữ liệu nội bộ, tấn công từ chối dịch vụ (DoS/DDoS) và lây nhiễm mã độc.</w:t>
+      </w:r>
+    </w:p>
+    <w:p>
+      <w:pPr>
+        <w:pStyle w:val="NormalWeb"/>
+        <w:spacing w:before="120" w:beforeAutospacing="0" w:after="120" w:afterAutospacing="0" w:line="312" w:lineRule="auto"/>
+        <w:ind w:firstLine="567"/>
+        <w:jc w:val="both"/>
+        <w:rPr>
+          <w:sz w:val="26"/>
+          <w:szCs w:val="26"/>
+        </w:rPr>
+      </w:pPr>
+      <w:r>
+        <w:rPr>
+          <w:rStyle w:val="citation-27"/>
+          <w:sz w:val="26"/>
+          <w:szCs w:val="26"/>
+        </w:rPr>
+        <w:lastRenderedPageBreak/>
+        <w:t xml:space="preserve">Đối với Công ty CP kỹ thuật và dịch vụ Trung Anh </w:t>
+      </w:r>
+      <w:r>
+        <w:rPr>
+          <w:sz w:val="26"/>
+          <w:szCs w:val="26"/>
+        </w:rPr>
+        <w:t xml:space="preserve">– một doanh nghiệp hoạt động trong lĩnh vực kỹ thuật và dịch vụ, hệ thống mạng không chỉ lưu trữ các bản vẽ, tài liệu kỹ thuật quan trọng mà còn chứa đựng dữ liệu khách hàng và các dịch vụ trực tuyến. Một hệ thống mạng thiết kế phẳng, thiếu sự phân vùng bảo mật và kiểm soát truy cập lỏng lẻo có thể dẫn đến việc hệ thống dễ dàng bị xâm nhập, gây gián đoạn vận hành và thiệt hại nghiêm trọng về tài chính cũng như uy tín của công ty. </w:t>
+      </w:r>
+    </w:p>
+    <w:p>
+      <w:pPr>
+        <w:pStyle w:val="NormalWeb"/>
+        <w:spacing w:before="120" w:beforeAutospacing="0" w:after="120" w:afterAutospacing="0" w:line="312" w:lineRule="auto"/>
+        <w:ind w:firstLine="567"/>
+        <w:jc w:val="both"/>
+        <w:rPr>
+          <w:sz w:val="26"/>
+          <w:szCs w:val="26"/>
+        </w:rPr>
+      </w:pPr>
+      <w:r>
+        <w:rPr>
+          <w:rStyle w:val="citation-26"/>
+          <w:sz w:val="26"/>
+          <w:szCs w:val="26"/>
+        </w:rPr>
+        <w:t xml:space="preserve">Từ thực trạng và những đòi hỏi cấp thiết đó, nhóm 12 đã quyết định lựa chọn đề tài </w:t>
+      </w:r>
+      <w:r>
+        <w:rPr>
+          <w:rStyle w:val="citation-26"/>
           <w:b/>
-          <w:kern w:val="0"/>
-          <w:sz w:val="28"/>
-          <w:szCs w:val="28"/>
-          <w14:ligatures w14:val="none"/>
-        </w:rPr>
-      </w:pPr>
+          <w:bCs/>
+          <w:sz w:val="26"/>
+          <w:szCs w:val="26"/>
+        </w:rPr>
+        <w:t>"Nghiên cứu, xây dựng mô hình mạng an toàn cho Công ty CP kỹ thuật và dịch vụ Trung Anh"</w:t>
+      </w:r>
+      <w:r>
+        <w:rPr>
+          <w:sz w:val="26"/>
+          <w:szCs w:val="26"/>
+        </w:rPr>
+        <w:t xml:space="preserve">. Đề tài hướng tới việc vận dụng các kiến thức cốt lõi của học phần </w:t>
+      </w:r>
+      <w:proofErr w:type="gramStart"/>
+      <w:r>
+        <w:rPr>
+          <w:sz w:val="26"/>
+          <w:szCs w:val="26"/>
+        </w:rPr>
+        <w:t>An</w:t>
+      </w:r>
+      <w:proofErr w:type="gramEnd"/>
+      <w:r>
+        <w:rPr>
+          <w:sz w:val="26"/>
+          <w:szCs w:val="26"/>
+        </w:rPr>
+        <w:t xml:space="preserve"> ninh mạng để thiết kế một kiến trúc mạng chuẩn mực, </w:t>
+      </w:r>
+      <w:proofErr w:type="gramStart"/>
+      <w:r>
+        <w:rPr>
+          <w:sz w:val="26"/>
+          <w:szCs w:val="26"/>
+        </w:rPr>
+        <w:t>an</w:t>
+      </w:r>
+      <w:proofErr w:type="gramEnd"/>
+      <w:r>
+        <w:rPr>
+          <w:sz w:val="26"/>
+          <w:szCs w:val="26"/>
+        </w:rPr>
+        <w:t xml:space="preserve"> toàn, giúp doanh nghiệp chủ động phòng ngừa và kiểm soát các rủi ro trong không gian mạng.</w:t>
+      </w:r>
     </w:p>
     <w:p>
       <w:pPr>
@@ -16354,6 +16456,166 @@
     </w:p>
     <w:p>
       <w:pPr>
+        <w:pStyle w:val="NormalWeb"/>
+        <w:spacing w:before="120" w:beforeAutospacing="0" w:after="120" w:afterAutospacing="0" w:line="312" w:lineRule="auto"/>
+        <w:jc w:val="both"/>
+        <w:rPr>
+          <w:sz w:val="26"/>
+          <w:szCs w:val="26"/>
+        </w:rPr>
+      </w:pPr>
+      <w:r>
+        <w:rPr>
+          <w:sz w:val="26"/>
+          <w:szCs w:val="26"/>
+        </w:rPr>
+        <w:t>Mục tiêu chung của đề tài là phân tích, thiết kế và đề xuất giải pháp triển khai một kiến trúc mạng doanh nghiệp an toàn, đảm bảo ba trụ cột chính của an toàn thông tin: Tính bí mật (Confidentiality), Tính toàn vẹn (Integrity) và Tính sẵn sàng (Availability).</w:t>
+      </w:r>
+    </w:p>
+    <w:p>
+      <w:pPr>
+        <w:pStyle w:val="NormalWeb"/>
+        <w:spacing w:before="120" w:beforeAutospacing="0" w:after="120" w:afterAutospacing="0" w:line="312" w:lineRule="auto"/>
+        <w:jc w:val="both"/>
+        <w:rPr>
+          <w:sz w:val="26"/>
+          <w:szCs w:val="26"/>
+        </w:rPr>
+      </w:pPr>
+      <w:r>
+        <w:rPr>
+          <w:sz w:val="26"/>
+          <w:szCs w:val="26"/>
+        </w:rPr>
+        <w:t>Cụ thể, đề tài hướng tới các mục tiêu sau:</w:t>
+      </w:r>
+    </w:p>
+    <w:p>
+      <w:pPr>
+        <w:pStyle w:val="NormalWeb"/>
+        <w:numPr>
+          <w:ilvl w:val="0"/>
+          <w:numId w:val="10"/>
+        </w:numPr>
+        <w:spacing w:before="120" w:beforeAutospacing="0" w:after="120" w:afterAutospacing="0" w:line="312" w:lineRule="auto"/>
+        <w:jc w:val="both"/>
+        <w:rPr>
+          <w:sz w:val="26"/>
+          <w:szCs w:val="26"/>
+        </w:rPr>
+      </w:pPr>
+      <w:r>
+        <w:rPr>
+          <w:b/>
+          <w:bCs/>
+          <w:sz w:val="26"/>
+          <w:szCs w:val="26"/>
+        </w:rPr>
+        <w:t>Đánh giá rủi ro an ninh mạng:</w:t>
+      </w:r>
+      <w:r>
+        <w:rPr>
+          <w:sz w:val="26"/>
+          <w:szCs w:val="26"/>
+        </w:rPr>
+        <w:t xml:space="preserve"> Khảo sát và nhận diện các nguy cơ, điểm yếu phổ biến trong hệ thống mạng của các doanh nghiệp cung cấp dịch vụ và kỹ thuật.</w:t>
+      </w:r>
+    </w:p>
+    <w:p>
+      <w:pPr>
+        <w:pStyle w:val="NormalWeb"/>
+        <w:numPr>
+          <w:ilvl w:val="0"/>
+          <w:numId w:val="10"/>
+        </w:numPr>
+        <w:spacing w:before="120" w:beforeAutospacing="0" w:after="120" w:afterAutospacing="0" w:line="312" w:lineRule="auto"/>
+        <w:jc w:val="both"/>
+        <w:rPr>
+          <w:sz w:val="26"/>
+          <w:szCs w:val="26"/>
+        </w:rPr>
+      </w:pPr>
+      <w:r>
+        <w:rPr>
+          <w:b/>
+          <w:bCs/>
+          <w:sz w:val="26"/>
+          <w:szCs w:val="26"/>
+        </w:rPr>
+        <w:t>Nghiên cứu cơ chế và giải pháp bảo mật:</w:t>
+      </w:r>
+      <w:r>
+        <w:rPr>
+          <w:sz w:val="26"/>
+          <w:szCs w:val="26"/>
+        </w:rPr>
+        <w:t xml:space="preserve"> Tìm hiểu sâu về các công nghệ bảo vệ hạ tầng mạng như phân chia mạng riêng ảo (VLAN), tường lửa (Firewall), danh sách kiểm soát truy cập (ACL), chuyển đổi địa chỉ mạng (NAT/PAT) và cơ chế xác thực tập trung.</w:t>
+      </w:r>
+    </w:p>
+    <w:p>
+      <w:pPr>
+        <w:pStyle w:val="NormalWeb"/>
+        <w:numPr>
+          <w:ilvl w:val="0"/>
+          <w:numId w:val="10"/>
+        </w:numPr>
+        <w:spacing w:before="120" w:beforeAutospacing="0" w:after="120" w:afterAutospacing="0" w:line="312" w:lineRule="auto"/>
+        <w:jc w:val="both"/>
+        <w:rPr>
+          <w:sz w:val="26"/>
+          <w:szCs w:val="26"/>
+        </w:rPr>
+      </w:pPr>
+      <w:r>
+        <w:rPr>
+          <w:b/>
+          <w:bCs/>
+          <w:sz w:val="26"/>
+          <w:szCs w:val="26"/>
+        </w:rPr>
+        <w:t>Xây dựng mô hình mạng an toàn cho Công ty Trung Anh:</w:t>
+      </w:r>
+      <w:r>
+        <w:rPr>
+          <w:sz w:val="26"/>
+          <w:szCs w:val="26"/>
+        </w:rPr>
+        <w:t xml:space="preserve"> Thiết kế kiến trúc mạng phân lớp, triển khai chiến lược phân vùng bảo mật rõ ràng bao gồm: mạng nội bộ (Inside), vùng đệm cho các dịch vụ công khai (DMZ), mạng dành cho khách (Guest) và kết nối bên ngoài (Outside).</w:t>
+      </w:r>
+    </w:p>
+    <w:p>
+      <w:pPr>
+        <w:pStyle w:val="NormalWeb"/>
+        <w:numPr>
+          <w:ilvl w:val="0"/>
+          <w:numId w:val="10"/>
+        </w:numPr>
+        <w:spacing w:before="120" w:beforeAutospacing="0" w:after="120" w:afterAutospacing="0" w:line="312" w:lineRule="auto"/>
+        <w:jc w:val="both"/>
+        <w:rPr>
+          <w:sz w:val="26"/>
+          <w:szCs w:val="26"/>
+        </w:rPr>
+      </w:pPr>
+      <w:r>
+        <w:rPr>
+          <w:b/>
+          <w:bCs/>
+          <w:sz w:val="26"/>
+          <w:szCs w:val="26"/>
+        </w:rPr>
+        <w:t>Thực nghiệm và kiểm chứng:</w:t>
+      </w:r>
+      <w:r>
+        <w:rPr>
+          <w:sz w:val="26"/>
+          <w:szCs w:val="26"/>
+        </w:rPr>
+        <w:t xml:space="preserve"> Triển khai mô phỏng cấu hình các chính sách bảo mật trên phần mềm Cisco Packet Tracer nhằm đánh giá tính đúng đắn và khả năng chống chịu của mô hình trước các luồng truy cập không hợp lệ.</w:t>
+      </w:r>
+    </w:p>
+    <w:p>
+      <w:pPr>
         <w:spacing w:before="120" w:after="120" w:line="312" w:lineRule="auto"/>
         <w:jc w:val="both"/>
         <w:rPr>
@@ -16393,7 +16655,239 @@
           <w:szCs w:val="28"/>
           <w14:ligatures w14:val="none"/>
         </w:rPr>
+        <w:lastRenderedPageBreak/>
         <w:t>Phạm vi và giới hạn nghiên cứu</w:t>
+      </w:r>
+    </w:p>
+    <w:p>
+      <w:pPr>
+        <w:pStyle w:val="NormalWeb"/>
+        <w:spacing w:before="120" w:beforeAutospacing="0" w:after="120" w:afterAutospacing="0" w:line="312" w:lineRule="auto"/>
+        <w:jc w:val="both"/>
+        <w:rPr>
+          <w:sz w:val="26"/>
+          <w:szCs w:val="26"/>
+        </w:rPr>
+      </w:pPr>
+      <w:r>
+        <w:rPr>
+          <w:b/>
+          <w:bCs/>
+          <w:sz w:val="26"/>
+          <w:szCs w:val="26"/>
+        </w:rPr>
+        <w:t>Phạm vi nghiên cứu:</w:t>
+      </w:r>
+    </w:p>
+    <w:p>
+      <w:pPr>
+        <w:pStyle w:val="NormalWeb"/>
+        <w:numPr>
+          <w:ilvl w:val="0"/>
+          <w:numId w:val="11"/>
+        </w:numPr>
+        <w:spacing w:before="120" w:beforeAutospacing="0" w:after="120" w:afterAutospacing="0" w:line="312" w:lineRule="auto"/>
+        <w:jc w:val="both"/>
+        <w:rPr>
+          <w:sz w:val="26"/>
+          <w:szCs w:val="26"/>
+        </w:rPr>
+      </w:pPr>
+      <w:r>
+        <w:rPr>
+          <w:b/>
+          <w:bCs/>
+          <w:sz w:val="26"/>
+          <w:szCs w:val="26"/>
+        </w:rPr>
+        <w:t>Đối tượng:</w:t>
+      </w:r>
+      <w:r>
+        <w:rPr>
+          <w:sz w:val="26"/>
+          <w:szCs w:val="26"/>
+        </w:rPr>
+        <w:t xml:space="preserve"> Hệ thống mạng nội bộ (LAN/WLAN) và khu vực cung cấp dịch vụ công khai (DMZ) của doanh nghiệp.</w:t>
+      </w:r>
+    </w:p>
+    <w:p>
+      <w:pPr>
+        <w:pStyle w:val="NormalWeb"/>
+        <w:numPr>
+          <w:ilvl w:val="0"/>
+          <w:numId w:val="11"/>
+        </w:numPr>
+        <w:spacing w:before="120" w:beforeAutospacing="0" w:after="120" w:afterAutospacing="0" w:line="312" w:lineRule="auto"/>
+        <w:jc w:val="both"/>
+        <w:rPr>
+          <w:sz w:val="26"/>
+          <w:szCs w:val="26"/>
+        </w:rPr>
+      </w:pPr>
+      <w:r>
+        <w:rPr>
+          <w:b/>
+          <w:bCs/>
+          <w:sz w:val="26"/>
+          <w:szCs w:val="26"/>
+        </w:rPr>
+        <w:t>Nội dung chính:</w:t>
+      </w:r>
+      <w:r>
+        <w:rPr>
+          <w:sz w:val="26"/>
+          <w:szCs w:val="26"/>
+        </w:rPr>
+        <w:t xml:space="preserve"> Quy hoạch tài nguyên IP, thiết lập định tuyến liên mạng an toàn, cấu hình tường lửa kiểm soát luồng dữ liệu tại biên mạng, và áp dụng các chính sách cô lập mạng khách.</w:t>
+      </w:r>
+    </w:p>
+    <w:p>
+      <w:pPr>
+        <w:pStyle w:val="NormalWeb"/>
+        <w:numPr>
+          <w:ilvl w:val="0"/>
+          <w:numId w:val="11"/>
+        </w:numPr>
+        <w:spacing w:before="120" w:beforeAutospacing="0" w:after="120" w:afterAutospacing="0" w:line="312" w:lineRule="auto"/>
+        <w:jc w:val="both"/>
+        <w:rPr>
+          <w:sz w:val="26"/>
+          <w:szCs w:val="26"/>
+        </w:rPr>
+      </w:pPr>
+      <w:r>
+        <w:rPr>
+          <w:b/>
+          <w:bCs/>
+          <w:sz w:val="26"/>
+          <w:szCs w:val="26"/>
+        </w:rPr>
+        <w:t>Công cụ:</w:t>
+      </w:r>
+      <w:r>
+        <w:rPr>
+          <w:sz w:val="26"/>
+          <w:szCs w:val="26"/>
+        </w:rPr>
+        <w:t xml:space="preserve"> Thiết kế và mô phỏng toàn bộ hệ thống bằng phần mềm Cisco Packet Tracer.</w:t>
+      </w:r>
+    </w:p>
+    <w:p>
+      <w:pPr>
+        <w:pStyle w:val="NormalWeb"/>
+        <w:spacing w:before="120" w:beforeAutospacing="0" w:after="120" w:afterAutospacing="0" w:line="312" w:lineRule="auto"/>
+        <w:jc w:val="both"/>
+        <w:rPr>
+          <w:sz w:val="26"/>
+          <w:szCs w:val="26"/>
+        </w:rPr>
+      </w:pPr>
+      <w:r>
+        <w:rPr>
+          <w:b/>
+          <w:bCs/>
+          <w:sz w:val="26"/>
+          <w:szCs w:val="26"/>
+        </w:rPr>
+        <w:t>Giới hạn nghiên cứu:</w:t>
+      </w:r>
+    </w:p>
+    <w:p>
+      <w:pPr>
+        <w:pStyle w:val="NormalWeb"/>
+        <w:numPr>
+          <w:ilvl w:val="0"/>
+          <w:numId w:val="12"/>
+        </w:numPr>
+        <w:spacing w:before="120" w:beforeAutospacing="0" w:after="120" w:afterAutospacing="0" w:line="312" w:lineRule="auto"/>
+        <w:jc w:val="both"/>
+        <w:rPr>
+          <w:sz w:val="26"/>
+          <w:szCs w:val="26"/>
+        </w:rPr>
+      </w:pPr>
+      <w:r>
+        <w:rPr>
+          <w:sz w:val="26"/>
+          <w:szCs w:val="26"/>
+        </w:rPr>
+        <w:t xml:space="preserve">Đề tài tập trung chủ yếu vào việc thiết kế kiến trúc và áp dụng các giải pháp bảo mật ở </w:t>
+      </w:r>
+      <w:r>
+        <w:rPr>
+          <w:b/>
+          <w:bCs/>
+          <w:sz w:val="26"/>
+          <w:szCs w:val="26"/>
+        </w:rPr>
+        <w:t>tầng mạng và tầng giao vận</w:t>
+      </w:r>
+      <w:r>
+        <w:rPr>
+          <w:sz w:val="26"/>
+          <w:szCs w:val="26"/>
+        </w:rPr>
+        <w:t xml:space="preserve"> (Network &amp; Transport Layer - quản lý luồng dữ liệu, cổng kết nối, địa chỉ IP). Đề tài không đi sâu vào việc phân tích bảo mật mã nguồn ứng dụng hay phòng chống khai thác lỗ hổng phần mềm (Application Layer).</w:t>
+      </w:r>
+    </w:p>
+    <w:p>
+      <w:pPr>
+        <w:pStyle w:val="NormalWeb"/>
+        <w:numPr>
+          <w:ilvl w:val="0"/>
+          <w:numId w:val="12"/>
+        </w:numPr>
+        <w:spacing w:before="120" w:beforeAutospacing="0" w:after="120" w:afterAutospacing="0" w:line="312" w:lineRule="auto"/>
+        <w:jc w:val="both"/>
+        <w:rPr>
+          <w:sz w:val="26"/>
+          <w:szCs w:val="26"/>
+        </w:rPr>
+      </w:pPr>
+      <w:r>
+        <w:rPr>
+          <w:sz w:val="26"/>
+          <w:szCs w:val="26"/>
+        </w:rPr>
+        <w:t xml:space="preserve">Mô hình bảo mật được xây dựng và kiểm chứng hoàn toàn trong </w:t>
+      </w:r>
+      <w:r>
+        <w:rPr>
+          <w:b/>
+          <w:bCs/>
+          <w:sz w:val="26"/>
+          <w:szCs w:val="26"/>
+        </w:rPr>
+        <w:t>môi trường mô phỏng</w:t>
+      </w:r>
+      <w:r>
+        <w:rPr>
+          <w:sz w:val="26"/>
+          <w:szCs w:val="26"/>
+        </w:rPr>
+        <w:t>, chưa được đánh giá hiệu năng và khả năng chịu tải trên các thiết bị phần cứng vật lý thực tế tại doanh nghiệp.</w:t>
+      </w:r>
+    </w:p>
+    <w:p>
+      <w:pPr>
+        <w:pStyle w:val="NormalWeb"/>
+        <w:numPr>
+          <w:ilvl w:val="0"/>
+          <w:numId w:val="12"/>
+        </w:numPr>
+        <w:spacing w:before="120" w:beforeAutospacing="0" w:after="120" w:afterAutospacing="0" w:line="312" w:lineRule="auto"/>
+        <w:jc w:val="both"/>
+        <w:rPr>
+          <w:sz w:val="26"/>
+          <w:szCs w:val="26"/>
+        </w:rPr>
+      </w:pPr>
+      <w:r>
+        <w:rPr>
+          <w:sz w:val="26"/>
+          <w:szCs w:val="26"/>
+        </w:rPr>
+        <w:t>Các kịch bản thực nghiệm chủ yếu xoay quanh việc kiểm soát truy cập và ngăn chặn các nguy cơ phổ biến được đề cập trong chương trình học thuật, chưa bao quát các kỹ thuật tấn công có chủ đích nâng cao (APT) hay các khía cạnh về an ninh vật lý tại trung tâm dữ liệu.</w:t>
       </w:r>
     </w:p>
     <w:p>
@@ -16895,6 +17389,7 @@
           <w:szCs w:val="28"/>
           <w14:ligatures w14:val="none"/>
         </w:rPr>
+        <w:lastRenderedPageBreak/>
         <w:t>Các kiến thức cơ sở</w:t>
       </w:r>
       <w:r>
@@ -17548,7 +18043,6 @@
           <w:szCs w:val="28"/>
           <w14:ligatures w14:val="none"/>
         </w:rPr>
-        <w:lastRenderedPageBreak/>
         <w:t>(Sắp xếp theo ngôn ngữ: Việt, Anh, Pháp, Đức, Nga…)</w:t>
       </w:r>
     </w:p>
@@ -17728,6 +18222,7 @@
           <w:szCs w:val="28"/>
           <w14:ligatures w14:val="none"/>
         </w:rPr>
+        <w:lastRenderedPageBreak/>
         <w:t>…</w:t>
       </w:r>
     </w:p>
@@ -18650,6 +19145,453 @@
     </w:lvl>
   </w:abstractNum>
   <w:abstractNum w:abstractNumId="4" w15:restartNumberingAfterBreak="0">
+    <w:nsid w:val="33243C1F"/>
+    <w:multiLevelType w:val="multilevel"/>
+    <w:tmpl w:val="45A890B2"/>
+    <w:lvl w:ilvl="0">
+      <w:start w:val="1"/>
+      <w:numFmt w:val="bullet"/>
+      <w:lvlText w:val=""/>
+      <w:lvlJc w:val="left"/>
+      <w:pPr>
+        <w:tabs>
+          <w:tab w:val="num" w:pos="720"/>
+        </w:tabs>
+        <w:ind w:left="720" w:hanging="360"/>
+      </w:pPr>
+      <w:rPr>
+        <w:rFonts w:ascii="Symbol" w:hAnsi="Symbol" w:hint="default"/>
+        <w:sz w:val="20"/>
+      </w:rPr>
+    </w:lvl>
+    <w:lvl w:ilvl="1" w:tentative="1">
+      <w:start w:val="1"/>
+      <w:numFmt w:val="bullet"/>
+      <w:lvlText w:val="o"/>
+      <w:lvlJc w:val="left"/>
+      <w:pPr>
+        <w:tabs>
+          <w:tab w:val="num" w:pos="1440"/>
+        </w:tabs>
+        <w:ind w:left="1440" w:hanging="360"/>
+      </w:pPr>
+      <w:rPr>
+        <w:rFonts w:ascii="Courier New" w:hAnsi="Courier New" w:hint="default"/>
+        <w:sz w:val="20"/>
+      </w:rPr>
+    </w:lvl>
+    <w:lvl w:ilvl="2" w:tentative="1">
+      <w:start w:val="1"/>
+      <w:numFmt w:val="bullet"/>
+      <w:lvlText w:val=""/>
+      <w:lvlJc w:val="left"/>
+      <w:pPr>
+        <w:tabs>
+          <w:tab w:val="num" w:pos="2160"/>
+        </w:tabs>
+        <w:ind w:left="2160" w:hanging="360"/>
+      </w:pPr>
+      <w:rPr>
+        <w:rFonts w:ascii="Wingdings" w:hAnsi="Wingdings" w:hint="default"/>
+        <w:sz w:val="20"/>
+      </w:rPr>
+    </w:lvl>
+    <w:lvl w:ilvl="3" w:tentative="1">
+      <w:start w:val="1"/>
+      <w:numFmt w:val="bullet"/>
+      <w:lvlText w:val=""/>
+      <w:lvlJc w:val="left"/>
+      <w:pPr>
+        <w:tabs>
+          <w:tab w:val="num" w:pos="2880"/>
+        </w:tabs>
+        <w:ind w:left="2880" w:hanging="360"/>
+      </w:pPr>
+      <w:rPr>
+        <w:rFonts w:ascii="Wingdings" w:hAnsi="Wingdings" w:hint="default"/>
+        <w:sz w:val="20"/>
+      </w:rPr>
+    </w:lvl>
+    <w:lvl w:ilvl="4" w:tentative="1">
+      <w:start w:val="1"/>
+      <w:numFmt w:val="bullet"/>
+      <w:lvlText w:val=""/>
+      <w:lvlJc w:val="left"/>
+      <w:pPr>
+        <w:tabs>
+          <w:tab w:val="num" w:pos="3600"/>
+        </w:tabs>
+        <w:ind w:left="3600" w:hanging="360"/>
+      </w:pPr>
+      <w:rPr>
+        <w:rFonts w:ascii="Wingdings" w:hAnsi="Wingdings" w:hint="default"/>
+        <w:sz w:val="20"/>
+      </w:rPr>
+    </w:lvl>
+    <w:lvl w:ilvl="5" w:tentative="1">
+      <w:start w:val="1"/>
+      <w:numFmt w:val="bullet"/>
+      <w:lvlText w:val=""/>
+      <w:lvlJc w:val="left"/>
+      <w:pPr>
+        <w:tabs>
+          <w:tab w:val="num" w:pos="4320"/>
+        </w:tabs>
+        <w:ind w:left="4320" w:hanging="360"/>
+      </w:pPr>
+      <w:rPr>
+        <w:rFonts w:ascii="Wingdings" w:hAnsi="Wingdings" w:hint="default"/>
+        <w:sz w:val="20"/>
+      </w:rPr>
+    </w:lvl>
+    <w:lvl w:ilvl="6" w:tentative="1">
+      <w:start w:val="1"/>
+      <w:numFmt w:val="bullet"/>
+      <w:lvlText w:val=""/>
+      <w:lvlJc w:val="left"/>
+      <w:pPr>
+        <w:tabs>
+          <w:tab w:val="num" w:pos="5040"/>
+        </w:tabs>
+        <w:ind w:left="5040" w:hanging="360"/>
+      </w:pPr>
+      <w:rPr>
+        <w:rFonts w:ascii="Wingdings" w:hAnsi="Wingdings" w:hint="default"/>
+        <w:sz w:val="20"/>
+      </w:rPr>
+    </w:lvl>
+    <w:lvl w:ilvl="7" w:tentative="1">
+      <w:start w:val="1"/>
+      <w:numFmt w:val="bullet"/>
+      <w:lvlText w:val=""/>
+      <w:lvlJc w:val="left"/>
+      <w:pPr>
+        <w:tabs>
+          <w:tab w:val="num" w:pos="5760"/>
+        </w:tabs>
+        <w:ind w:left="5760" w:hanging="360"/>
+      </w:pPr>
+      <w:rPr>
+        <w:rFonts w:ascii="Wingdings" w:hAnsi="Wingdings" w:hint="default"/>
+        <w:sz w:val="20"/>
+      </w:rPr>
+    </w:lvl>
+    <w:lvl w:ilvl="8" w:tentative="1">
+      <w:start w:val="1"/>
+      <w:numFmt w:val="bullet"/>
+      <w:lvlText w:val=""/>
+      <w:lvlJc w:val="left"/>
+      <w:pPr>
+        <w:tabs>
+          <w:tab w:val="num" w:pos="6480"/>
+        </w:tabs>
+        <w:ind w:left="6480" w:hanging="360"/>
+      </w:pPr>
+      <w:rPr>
+        <w:rFonts w:ascii="Wingdings" w:hAnsi="Wingdings" w:hint="default"/>
+        <w:sz w:val="20"/>
+      </w:rPr>
+    </w:lvl>
+  </w:abstractNum>
+  <w:abstractNum w:abstractNumId="5" w15:restartNumberingAfterBreak="0">
+    <w:nsid w:val="34183E2A"/>
+    <w:multiLevelType w:val="multilevel"/>
+    <w:tmpl w:val="0E4E20A8"/>
+    <w:lvl w:ilvl="0">
+      <w:start w:val="1"/>
+      <w:numFmt w:val="bullet"/>
+      <w:lvlText w:val=""/>
+      <w:lvlJc w:val="left"/>
+      <w:pPr>
+        <w:tabs>
+          <w:tab w:val="num" w:pos="720"/>
+        </w:tabs>
+        <w:ind w:left="720" w:hanging="360"/>
+      </w:pPr>
+      <w:rPr>
+        <w:rFonts w:ascii="Symbol" w:hAnsi="Symbol" w:hint="default"/>
+        <w:sz w:val="20"/>
+      </w:rPr>
+    </w:lvl>
+    <w:lvl w:ilvl="1" w:tentative="1">
+      <w:start w:val="1"/>
+      <w:numFmt w:val="bullet"/>
+      <w:lvlText w:val="o"/>
+      <w:lvlJc w:val="left"/>
+      <w:pPr>
+        <w:tabs>
+          <w:tab w:val="num" w:pos="1440"/>
+        </w:tabs>
+        <w:ind w:left="1440" w:hanging="360"/>
+      </w:pPr>
+      <w:rPr>
+        <w:rFonts w:ascii="Courier New" w:hAnsi="Courier New" w:hint="default"/>
+        <w:sz w:val="20"/>
+      </w:rPr>
+    </w:lvl>
+    <w:lvl w:ilvl="2" w:tentative="1">
+      <w:start w:val="1"/>
+      <w:numFmt w:val="bullet"/>
+      <w:lvlText w:val=""/>
+      <w:lvlJc w:val="left"/>
+      <w:pPr>
+        <w:tabs>
+          <w:tab w:val="num" w:pos="2160"/>
+        </w:tabs>
+        <w:ind w:left="2160" w:hanging="360"/>
+      </w:pPr>
+      <w:rPr>
+        <w:rFonts w:ascii="Wingdings" w:hAnsi="Wingdings" w:hint="default"/>
+        <w:sz w:val="20"/>
+      </w:rPr>
+    </w:lvl>
+    <w:lvl w:ilvl="3" w:tentative="1">
+      <w:start w:val="1"/>
+      <w:numFmt w:val="bullet"/>
+      <w:lvlText w:val=""/>
+      <w:lvlJc w:val="left"/>
+      <w:pPr>
+        <w:tabs>
+          <w:tab w:val="num" w:pos="2880"/>
+        </w:tabs>
+        <w:ind w:left="2880" w:hanging="360"/>
+      </w:pPr>
+      <w:rPr>
+        <w:rFonts w:ascii="Wingdings" w:hAnsi="Wingdings" w:hint="default"/>
+        <w:sz w:val="20"/>
+      </w:rPr>
+    </w:lvl>
+    <w:lvl w:ilvl="4" w:tentative="1">
+      <w:start w:val="1"/>
+      <w:numFmt w:val="bullet"/>
+      <w:lvlText w:val=""/>
+      <w:lvlJc w:val="left"/>
+      <w:pPr>
+        <w:tabs>
+          <w:tab w:val="num" w:pos="3600"/>
+        </w:tabs>
+        <w:ind w:left="3600" w:hanging="360"/>
+      </w:pPr>
+      <w:rPr>
+        <w:rFonts w:ascii="Wingdings" w:hAnsi="Wingdings" w:hint="default"/>
+        <w:sz w:val="20"/>
+      </w:rPr>
+    </w:lvl>
+    <w:lvl w:ilvl="5" w:tentative="1">
+      <w:start w:val="1"/>
+      <w:numFmt w:val="bullet"/>
+      <w:lvlText w:val=""/>
+      <w:lvlJc w:val="left"/>
+      <w:pPr>
+        <w:tabs>
+          <w:tab w:val="num" w:pos="4320"/>
+        </w:tabs>
+        <w:ind w:left="4320" w:hanging="360"/>
+      </w:pPr>
+      <w:rPr>
+        <w:rFonts w:ascii="Wingdings" w:hAnsi="Wingdings" w:hint="default"/>
+        <w:sz w:val="20"/>
+      </w:rPr>
+    </w:lvl>
+    <w:lvl w:ilvl="6" w:tentative="1">
+      <w:start w:val="1"/>
+      <w:numFmt w:val="bullet"/>
+      <w:lvlText w:val=""/>
+      <w:lvlJc w:val="left"/>
+      <w:pPr>
+        <w:tabs>
+          <w:tab w:val="num" w:pos="5040"/>
+        </w:tabs>
+        <w:ind w:left="5040" w:hanging="360"/>
+      </w:pPr>
+      <w:rPr>
+        <w:rFonts w:ascii="Wingdings" w:hAnsi="Wingdings" w:hint="default"/>
+        <w:sz w:val="20"/>
+      </w:rPr>
+    </w:lvl>
+    <w:lvl w:ilvl="7" w:tentative="1">
+      <w:start w:val="1"/>
+      <w:numFmt w:val="bullet"/>
+      <w:lvlText w:val=""/>
+      <w:lvlJc w:val="left"/>
+      <w:pPr>
+        <w:tabs>
+          <w:tab w:val="num" w:pos="5760"/>
+        </w:tabs>
+        <w:ind w:left="5760" w:hanging="360"/>
+      </w:pPr>
+      <w:rPr>
+        <w:rFonts w:ascii="Wingdings" w:hAnsi="Wingdings" w:hint="default"/>
+        <w:sz w:val="20"/>
+      </w:rPr>
+    </w:lvl>
+    <w:lvl w:ilvl="8" w:tentative="1">
+      <w:start w:val="1"/>
+      <w:numFmt w:val="bullet"/>
+      <w:lvlText w:val=""/>
+      <w:lvlJc w:val="left"/>
+      <w:pPr>
+        <w:tabs>
+          <w:tab w:val="num" w:pos="6480"/>
+        </w:tabs>
+        <w:ind w:left="6480" w:hanging="360"/>
+      </w:pPr>
+      <w:rPr>
+        <w:rFonts w:ascii="Wingdings" w:hAnsi="Wingdings" w:hint="default"/>
+        <w:sz w:val="20"/>
+      </w:rPr>
+    </w:lvl>
+  </w:abstractNum>
+  <w:abstractNum w:abstractNumId="6" w15:restartNumberingAfterBreak="0">
+    <w:nsid w:val="350D790A"/>
+    <w:multiLevelType w:val="multilevel"/>
+    <w:tmpl w:val="69EABC02"/>
+    <w:lvl w:ilvl="0">
+      <w:start w:val="1"/>
+      <w:numFmt w:val="bullet"/>
+      <w:lvlText w:val=""/>
+      <w:lvlJc w:val="left"/>
+      <w:pPr>
+        <w:tabs>
+          <w:tab w:val="num" w:pos="720"/>
+        </w:tabs>
+        <w:ind w:left="720" w:hanging="360"/>
+      </w:pPr>
+      <w:rPr>
+        <w:rFonts w:ascii="Symbol" w:hAnsi="Symbol" w:hint="default"/>
+        <w:sz w:val="20"/>
+      </w:rPr>
+    </w:lvl>
+    <w:lvl w:ilvl="1" w:tentative="1">
+      <w:start w:val="1"/>
+      <w:numFmt w:val="bullet"/>
+      <w:lvlText w:val="o"/>
+      <w:lvlJc w:val="left"/>
+      <w:pPr>
+        <w:tabs>
+          <w:tab w:val="num" w:pos="1440"/>
+        </w:tabs>
+        <w:ind w:left="1440" w:hanging="360"/>
+      </w:pPr>
+      <w:rPr>
+        <w:rFonts w:ascii="Courier New" w:hAnsi="Courier New" w:hint="default"/>
+        <w:sz w:val="20"/>
+      </w:rPr>
+    </w:lvl>
+    <w:lvl w:ilvl="2" w:tentative="1">
+      <w:start w:val="1"/>
+      <w:numFmt w:val="bullet"/>
+      <w:lvlText w:val=""/>
+      <w:lvlJc w:val="left"/>
+      <w:pPr>
+        <w:tabs>
+          <w:tab w:val="num" w:pos="2160"/>
+        </w:tabs>
+        <w:ind w:left="2160" w:hanging="360"/>
+      </w:pPr>
+      <w:rPr>
+        <w:rFonts w:ascii="Wingdings" w:hAnsi="Wingdings" w:hint="default"/>
+        <w:sz w:val="20"/>
+      </w:rPr>
+    </w:lvl>
+    <w:lvl w:ilvl="3" w:tentative="1">
+      <w:start w:val="1"/>
+      <w:numFmt w:val="bullet"/>
+      <w:lvlText w:val=""/>
+      <w:lvlJc w:val="left"/>
+      <w:pPr>
+        <w:tabs>
+          <w:tab w:val="num" w:pos="2880"/>
+        </w:tabs>
+        <w:ind w:left="2880" w:hanging="360"/>
+      </w:pPr>
+      <w:rPr>
+        <w:rFonts w:ascii="Wingdings" w:hAnsi="Wingdings" w:hint="default"/>
+        <w:sz w:val="20"/>
+      </w:rPr>
+    </w:lvl>
+    <w:lvl w:ilvl="4" w:tentative="1">
+      <w:start w:val="1"/>
+      <w:numFmt w:val="bullet"/>
+      <w:lvlText w:val=""/>
+      <w:lvlJc w:val="left"/>
+      <w:pPr>
+        <w:tabs>
+          <w:tab w:val="num" w:pos="3600"/>
+        </w:tabs>
+        <w:ind w:left="3600" w:hanging="360"/>
+      </w:pPr>
+      <w:rPr>
+        <w:rFonts w:ascii="Wingdings" w:hAnsi="Wingdings" w:hint="default"/>
+        <w:sz w:val="20"/>
+      </w:rPr>
+    </w:lvl>
+    <w:lvl w:ilvl="5" w:tentative="1">
+      <w:start w:val="1"/>
+      <w:numFmt w:val="bullet"/>
+      <w:lvlText w:val=""/>
+      <w:lvlJc w:val="left"/>
+      <w:pPr>
+        <w:tabs>
+          <w:tab w:val="num" w:pos="4320"/>
+        </w:tabs>
+        <w:ind w:left="4320" w:hanging="360"/>
+      </w:pPr>
+      <w:rPr>
+        <w:rFonts w:ascii="Wingdings" w:hAnsi="Wingdings" w:hint="default"/>
+        <w:sz w:val="20"/>
+      </w:rPr>
+    </w:lvl>
+    <w:lvl w:ilvl="6" w:tentative="1">
+      <w:start w:val="1"/>
+      <w:numFmt w:val="bullet"/>
+      <w:lvlText w:val=""/>
+      <w:lvlJc w:val="left"/>
+      <w:pPr>
+        <w:tabs>
+          <w:tab w:val="num" w:pos="5040"/>
+        </w:tabs>
+        <w:ind w:left="5040" w:hanging="360"/>
+      </w:pPr>
+      <w:rPr>
+        <w:rFonts w:ascii="Wingdings" w:hAnsi="Wingdings" w:hint="default"/>
+        <w:sz w:val="20"/>
+      </w:rPr>
+    </w:lvl>
+    <w:lvl w:ilvl="7" w:tentative="1">
+      <w:start w:val="1"/>
+      <w:numFmt w:val="bullet"/>
+      <w:lvlText w:val=""/>
+      <w:lvlJc w:val="left"/>
+      <w:pPr>
+        <w:tabs>
+          <w:tab w:val="num" w:pos="5760"/>
+        </w:tabs>
+        <w:ind w:left="5760" w:hanging="360"/>
+      </w:pPr>
+      <w:rPr>
+        <w:rFonts w:ascii="Wingdings" w:hAnsi="Wingdings" w:hint="default"/>
+        <w:sz w:val="20"/>
+      </w:rPr>
+    </w:lvl>
+    <w:lvl w:ilvl="8" w:tentative="1">
+      <w:start w:val="1"/>
+      <w:numFmt w:val="bullet"/>
+      <w:lvlText w:val=""/>
+      <w:lvlJc w:val="left"/>
+      <w:pPr>
+        <w:tabs>
+          <w:tab w:val="num" w:pos="6480"/>
+        </w:tabs>
+        <w:ind w:left="6480" w:hanging="360"/>
+      </w:pPr>
+      <w:rPr>
+        <w:rFonts w:ascii="Wingdings" w:hAnsi="Wingdings" w:hint="default"/>
+        <w:sz w:val="20"/>
+      </w:rPr>
+    </w:lvl>
+  </w:abstractNum>
+  <w:abstractNum w:abstractNumId="7" w15:restartNumberingAfterBreak="0">
     <w:nsid w:val="352226BA"/>
     <w:multiLevelType w:val="multilevel"/>
     <w:tmpl w:val="FA66B892"/>
@@ -18763,7 +19705,7 @@
       </w:rPr>
     </w:lvl>
   </w:abstractNum>
-  <w:abstractNum w:abstractNumId="5" w15:restartNumberingAfterBreak="0">
+  <w:abstractNum w:abstractNumId="8" w15:restartNumberingAfterBreak="0">
     <w:nsid w:val="37A02CFC"/>
     <w:multiLevelType w:val="hybridMultilevel"/>
     <w:tmpl w:val="F29CCEB2"/>
@@ -18854,7 +19796,7 @@
       </w:pPr>
     </w:lvl>
   </w:abstractNum>
-  <w:abstractNum w:abstractNumId="6" w15:restartNumberingAfterBreak="0">
+  <w:abstractNum w:abstractNumId="9" w15:restartNumberingAfterBreak="0">
     <w:nsid w:val="43DC1B9B"/>
     <w:multiLevelType w:val="multilevel"/>
     <w:tmpl w:val="32B4A3BE"/>
@@ -18968,7 +19910,7 @@
       </w:rPr>
     </w:lvl>
   </w:abstractNum>
-  <w:abstractNum w:abstractNumId="7" w15:restartNumberingAfterBreak="0">
+  <w:abstractNum w:abstractNumId="10" w15:restartNumberingAfterBreak="0">
     <w:nsid w:val="5CAA1E27"/>
     <w:multiLevelType w:val="hybridMultilevel"/>
     <w:tmpl w:val="04661700"/>
@@ -19059,7 +20001,7 @@
       </w:pPr>
     </w:lvl>
   </w:abstractNum>
-  <w:abstractNum w:abstractNumId="8" w15:restartNumberingAfterBreak="0">
+  <w:abstractNum w:abstractNumId="11" w15:restartNumberingAfterBreak="0">
     <w:nsid w:val="732B7E2F"/>
     <w:multiLevelType w:val="hybridMultilevel"/>
     <w:tmpl w:val="6BA06F6E"/>
@@ -19176,13 +20118,13 @@
     <w:abstractNumId w:val="0"/>
   </w:num>
   <w:num w:numId="2" w16cid:durableId="1274900297">
-    <w:abstractNumId w:val="4"/>
+    <w:abstractNumId w:val="7"/>
   </w:num>
   <w:num w:numId="3" w16cid:durableId="1830318404">
-    <w:abstractNumId w:val="6"/>
+    <w:abstractNumId w:val="9"/>
   </w:num>
   <w:num w:numId="4" w16cid:durableId="615908762">
-    <w:abstractNumId w:val="8"/>
+    <w:abstractNumId w:val="11"/>
   </w:num>
   <w:num w:numId="5" w16cid:durableId="482743901">
     <w:abstractNumId w:val="1"/>
@@ -19191,13 +20133,22 @@
     <w:abstractNumId w:val="3"/>
   </w:num>
   <w:num w:numId="7" w16cid:durableId="217938953">
-    <w:abstractNumId w:val="5"/>
+    <w:abstractNumId w:val="8"/>
   </w:num>
   <w:num w:numId="8" w16cid:durableId="2004816288">
-    <w:abstractNumId w:val="7"/>
+    <w:abstractNumId w:val="10"/>
   </w:num>
   <w:num w:numId="9" w16cid:durableId="810758113">
     <w:abstractNumId w:val="2"/>
+  </w:num>
+  <w:num w:numId="10" w16cid:durableId="146436205">
+    <w:abstractNumId w:val="6"/>
+  </w:num>
+  <w:num w:numId="11" w16cid:durableId="1122961309">
+    <w:abstractNumId w:val="4"/>
+  </w:num>
+  <w:num w:numId="12" w16cid:durableId="514199543">
+    <w:abstractNumId w:val="5"/>
   </w:num>
 </w:numbering>
 </file>
@@ -20146,6 +21097,33 @@
     <w:semiHidden/>
     <w:rsid w:val="00480C1D"/>
   </w:style>
+  <w:style w:type="paragraph" w:styleId="NormalWeb">
+    <w:name w:val="Normal (Web)"/>
+    <w:basedOn w:val="Normal"/>
+    <w:uiPriority w:val="99"/>
+    <w:unhideWhenUsed/>
+    <w:rsid w:val="002F0CED"/>
+    <w:pPr>
+      <w:spacing w:before="100" w:beforeAutospacing="1" w:after="100" w:afterAutospacing="1" w:line="240" w:lineRule="auto"/>
+    </w:pPr>
+    <w:rPr>
+      <w:rFonts w:eastAsia="Times New Roman" w:cs="Times New Roman"/>
+      <w:kern w:val="0"/>
+      <w:sz w:val="24"/>
+      <w:szCs w:val="24"/>
+      <w14:ligatures w14:val="none"/>
+    </w:rPr>
+  </w:style>
+  <w:style w:type="character" w:customStyle="1" w:styleId="citation-27">
+    <w:name w:val="citation-27"/>
+    <w:basedOn w:val="DefaultParagraphFont"/>
+    <w:rsid w:val="002F0CED"/>
+  </w:style>
+  <w:style w:type="character" w:customStyle="1" w:styleId="citation-26">
+    <w:name w:val="citation-26"/>
+    <w:basedOn w:val="DefaultParagraphFont"/>
+    <w:rsid w:val="002F0CED"/>
+  </w:style>
 </w:styles>
 </file>
 

--- a/BC_An Ninh Mạng_Nhóm 12.docx
+++ b/BC_An Ninh Mạng_Nhóm 12.docx
@@ -15943,6 +15943,22 @@
     <w:p>
       <w:pPr>
         <w:spacing w:before="120" w:after="120" w:line="312" w:lineRule="auto"/>
+        <w:ind w:firstLine="567"/>
+        <w:jc w:val="both"/>
+      </w:pPr>
+      <w:proofErr w:type="gramStart"/>
+      <w:r>
+        <w:t>An</w:t>
+      </w:r>
+      <w:proofErr w:type="gramEnd"/>
+      <w:r>
+        <w:t xml:space="preserve"> ninh mạng (Network Security) là sự kết hợp của nhiều lớp phòng thủ ở biên và trong hệ thống mạng. Nó bao gồm tập hợp các quy định, chính sách, thiết bị (phần cứng) và ứng dụng (phần mềm) nhằm ngăn chặn, phát hiện và giám sát các hành vi truy cập trái phép, lạm dụng, sửa đổi hoặc từ chối hệ thống mạng máy tính và các tài nguyên liên quan. </w:t>
+      </w:r>
+    </w:p>
+    <w:p>
+      <w:pPr>
+        <w:spacing w:before="120" w:after="120" w:line="312" w:lineRule="auto"/>
+        <w:ind w:firstLine="567"/>
         <w:jc w:val="both"/>
         <w:rPr>
           <w:rFonts w:eastAsia="Calibri" w:cs="Times New Roman"/>
@@ -15953,6 +15969,17 @@
           <w14:ligatures w14:val="none"/>
         </w:rPr>
       </w:pPr>
+      <w:r>
+        <w:t xml:space="preserve">Đối với các doanh nghiệp như Công ty CP kỹ thuật và dịch vụ Trung Anh, </w:t>
+      </w:r>
+      <w:proofErr w:type="gramStart"/>
+      <w:r>
+        <w:t>an</w:t>
+      </w:r>
+      <w:proofErr w:type="gramEnd"/>
+      <w:r>
+        <w:t xml:space="preserve"> ninh mạng là nền tảng cốt lõi để đảm bảo quá trình vận hành, truyền tải thông tin, chia sẻ dữ liệu và cung cấp dịch vụ diễn ra một cách an toàn, tin cậy.</w:t>
+      </w:r>
     </w:p>
     <w:p>
       <w:pPr>
@@ -15986,17 +16013,93 @@
     </w:p>
     <w:p>
       <w:pPr>
-        <w:spacing w:before="120" w:after="120" w:line="312" w:lineRule="auto"/>
+        <w:pStyle w:val="NormalWeb"/>
+        <w:spacing w:before="120" w:beforeAutospacing="0" w:after="120" w:afterAutospacing="0" w:line="312" w:lineRule="auto"/>
+        <w:ind w:firstLine="567"/>
         <w:jc w:val="both"/>
         <w:rPr>
-          <w:rFonts w:eastAsia="Calibri" w:cs="Times New Roman"/>
-          <w:b/>
-          <w:kern w:val="0"/>
-          <w:sz w:val="28"/>
-          <w:szCs w:val="28"/>
-          <w14:ligatures w14:val="none"/>
-        </w:rPr>
-      </w:pPr>
+          <w:sz w:val="26"/>
+          <w:szCs w:val="26"/>
+        </w:rPr>
+      </w:pPr>
+      <w:r>
+        <w:rPr>
+          <w:sz w:val="26"/>
+          <w:szCs w:val="26"/>
+        </w:rPr>
+        <w:t>Nguyên tắc đặc quyền tối thiểu (Least Privilege): Mỗi người dùng, chương trình hoặc quy trình hệ thống chỉ được cấp những quyền hạn vừa đủ để thực hiện chức năng, nhiệm vụ của mình và không có quyền truy cập dư thừa.</w:t>
+      </w:r>
+    </w:p>
+    <w:p>
+      <w:pPr>
+        <w:pStyle w:val="NormalWeb"/>
+        <w:spacing w:before="120" w:beforeAutospacing="0" w:after="120" w:afterAutospacing="0" w:line="312" w:lineRule="auto"/>
+        <w:ind w:firstLine="567"/>
+        <w:jc w:val="both"/>
+        <w:rPr>
+          <w:sz w:val="26"/>
+          <w:szCs w:val="26"/>
+        </w:rPr>
+      </w:pPr>
+      <w:r>
+        <w:rPr>
+          <w:sz w:val="26"/>
+          <w:szCs w:val="26"/>
+        </w:rPr>
+        <w:t>Bảo vệ theo chiều sâu (Defense in Depth): Không phụ thuộc vào một giải pháp bảo mật duy nhất mà triển khai nhiều lớp bảo vệ độc lập (tường lửa, IPS/IDS, mã hóa, diệt virus</w:t>
+      </w:r>
+      <w:r>
+        <w:rPr>
+          <w:sz w:val="26"/>
+          <w:szCs w:val="26"/>
+        </w:rPr>
+        <w:t xml:space="preserve"> </w:t>
+      </w:r>
+      <w:r>
+        <w:rPr>
+          <w:sz w:val="26"/>
+          <w:szCs w:val="26"/>
+        </w:rPr>
+        <w:t>...). Nếu một rào cản bị vượt qua, các rào cản khác vẫn tiếp tục ngăn chặn kẻ tấn công.</w:t>
+      </w:r>
+    </w:p>
+    <w:p>
+      <w:pPr>
+        <w:pStyle w:val="NormalWeb"/>
+        <w:spacing w:before="120" w:beforeAutospacing="0" w:after="120" w:afterAutospacing="0" w:line="312" w:lineRule="auto"/>
+        <w:ind w:firstLine="567"/>
+        <w:jc w:val="both"/>
+        <w:rPr>
+          <w:sz w:val="26"/>
+          <w:szCs w:val="26"/>
+        </w:rPr>
+      </w:pPr>
+      <w:r>
+        <w:rPr>
+          <w:sz w:val="26"/>
+          <w:szCs w:val="26"/>
+        </w:rPr>
+        <w:t>Mặc định từ chối (Default Deny/Fail-Safe Defaults): Mọi quyền truy cập, dịch vụ hoặc luồng dữ liệu đều bị từ chối trừ khi được cho phép một cách rõ ràng thông qua các chính sách bảo mật (ví dụ: nguyên tắc cơ bản khi cấu hình Firewall hoặc ACL).</w:t>
+      </w:r>
+    </w:p>
+    <w:p>
+      <w:pPr>
+        <w:pStyle w:val="NormalWeb"/>
+        <w:spacing w:before="120" w:beforeAutospacing="0" w:after="120" w:afterAutospacing="0" w:line="312" w:lineRule="auto"/>
+        <w:ind w:firstLine="567"/>
+        <w:jc w:val="both"/>
+        <w:rPr>
+          <w:sz w:val="26"/>
+          <w:szCs w:val="26"/>
+        </w:rPr>
+      </w:pPr>
+      <w:r>
+        <w:rPr>
+          <w:sz w:val="26"/>
+          <w:szCs w:val="26"/>
+        </w:rPr>
+        <w:t>Phân chia trách nhiệm (Separation of Duties): Phân chia các vai trò, quyền hạn quản trị sao cho không một cá nhân nào có quyền kiểm soát toàn bộ hệ thống hoặc thực hiện các tác vụ quan trọng một mình mà không có sự kiểm tra chéo.</w:t>
+      </w:r>
     </w:p>
     <w:p>
       <w:pPr>
@@ -16030,17 +16133,65 @@
     </w:p>
     <w:p>
       <w:pPr>
-        <w:spacing w:before="120" w:after="120" w:line="312" w:lineRule="auto"/>
+        <w:pStyle w:val="NormalWeb"/>
+        <w:ind w:firstLine="567"/>
         <w:jc w:val="both"/>
         <w:rPr>
-          <w:rFonts w:eastAsia="Calibri" w:cs="Times New Roman"/>
-          <w:b/>
-          <w:kern w:val="0"/>
-          <w:sz w:val="28"/>
-          <w:szCs w:val="28"/>
-          <w14:ligatures w14:val="none"/>
-        </w:rPr>
-      </w:pPr>
+          <w:sz w:val="26"/>
+          <w:szCs w:val="26"/>
+        </w:rPr>
+      </w:pPr>
+      <w:r>
+        <w:rPr>
+          <w:sz w:val="26"/>
+          <w:szCs w:val="26"/>
+        </w:rPr>
+        <w:t xml:space="preserve">Tính bí mật (Confidentiality): Đảm bảo thông tin và dữ liệu chỉ được tiếp cận bởi những người hoặc hệ thống được cấp quyền. Dữ liệu khi lưu trữ hoặc truyền tải trên </w:t>
+      </w:r>
+      <w:r>
+        <w:rPr>
+          <w:sz w:val="26"/>
+          <w:szCs w:val="26"/>
+        </w:rPr>
+        <w:lastRenderedPageBreak/>
+        <w:t>mạng (nhất là mạng Internet) phải được bảo vệ chống lại việc nghe lén hoặc đánh cắp (thường sử dụng các biện pháp mã hóa).</w:t>
+      </w:r>
+    </w:p>
+    <w:p>
+      <w:pPr>
+        <w:pStyle w:val="NormalWeb"/>
+        <w:ind w:firstLine="567"/>
+        <w:jc w:val="both"/>
+        <w:rPr>
+          <w:sz w:val="26"/>
+          <w:szCs w:val="26"/>
+        </w:rPr>
+      </w:pPr>
+      <w:r>
+        <w:rPr>
+          <w:sz w:val="26"/>
+          <w:szCs w:val="26"/>
+        </w:rPr>
+        <w:t>Tính toàn vẹn (Integrity): Đảm bảo dữ liệu không bị thay đổi, xóa bỏ hoặc phá hoại một cách trái phép trong quá trình lưu trữ hoặc truyền tải. Dữ liệu nhận được phải hoàn toàn khớp với dữ liệu gốc (thường kiểm tra bằng mã băm - Hash).</w:t>
+      </w:r>
+    </w:p>
+    <w:p>
+      <w:pPr>
+        <w:pStyle w:val="NormalWeb"/>
+        <w:ind w:firstLine="567"/>
+        <w:jc w:val="both"/>
+        <w:rPr>
+          <w:sz w:val="26"/>
+          <w:szCs w:val="26"/>
+        </w:rPr>
+      </w:pPr>
+      <w:r>
+        <w:rPr>
+          <w:sz w:val="26"/>
+          <w:szCs w:val="26"/>
+        </w:rPr>
+        <w:t>Tính sẵn sàng (Availability): Đảm bảo hệ thống mạng, dữ liệu và các dịch vụ cung cấp luôn trong trạng thái sẵn sàng phục vụ các yêu cầu hợp lệ của người dùng bất cứ khi nào họ cần. Hệ thống cần có khả năng chống lại các cuộc tấn công làm gián đoạn dịch vụ (như DoS/DDoS) và có cơ chế dự phòng sự cố (High Availability).</w:t>
+      </w:r>
     </w:p>
     <w:p>
       <w:pPr>
@@ -16104,17 +16255,346 @@
     </w:p>
     <w:p>
       <w:pPr>
-        <w:spacing w:before="120" w:after="120" w:line="312" w:lineRule="auto"/>
+        <w:pStyle w:val="NormalWeb"/>
+        <w:spacing w:before="120" w:beforeAutospacing="0" w:after="120" w:afterAutospacing="0" w:line="312" w:lineRule="auto"/>
+        <w:ind w:firstLine="567"/>
         <w:jc w:val="both"/>
         <w:rPr>
-          <w:rFonts w:eastAsia="Calibri" w:cs="Times New Roman"/>
+          <w:sz w:val="26"/>
+          <w:szCs w:val="26"/>
+        </w:rPr>
+      </w:pPr>
+      <w:r>
+        <w:rPr>
+          <w:sz w:val="26"/>
+          <w:szCs w:val="26"/>
+        </w:rPr>
+        <w:t>Chuẩn X.800 (Khuyến nghị ITU-T X.800) định nghĩa một kiến trúc an toàn cho mô hình tham chiếu OSI (Open Systems Interconnection). Nó cung cấp một cách tiếp cận có hệ thống để đánh giá các yêu cầu bảo mật và cung cấp các dịch vụ nhằm chống lại các rủi ro an ninh. Theo X.800, các dịch vụ an toàn được chia thành 5 nhóm chính:</w:t>
+      </w:r>
+    </w:p>
+    <w:p>
+      <w:pPr>
+        <w:pStyle w:val="NormalWeb"/>
+        <w:numPr>
+          <w:ilvl w:val="0"/>
+          <w:numId w:val="13"/>
+        </w:numPr>
+        <w:spacing w:before="120" w:beforeAutospacing="0" w:after="120" w:afterAutospacing="0" w:line="312" w:lineRule="auto"/>
+        <w:jc w:val="both"/>
+        <w:rPr>
+          <w:sz w:val="26"/>
+          <w:szCs w:val="26"/>
+        </w:rPr>
+      </w:pPr>
+      <w:r>
+        <w:rPr>
           <w:b/>
-          <w:kern w:val="0"/>
-          <w:sz w:val="28"/>
-          <w:szCs w:val="28"/>
-          <w14:ligatures w14:val="none"/>
-        </w:rPr>
-      </w:pPr>
+          <w:bCs/>
+          <w:sz w:val="26"/>
+          <w:szCs w:val="26"/>
+        </w:rPr>
+        <w:t>Dịch vụ xác thực (Authentication):</w:t>
+      </w:r>
+    </w:p>
+    <w:p>
+      <w:pPr>
+        <w:pStyle w:val="NormalWeb"/>
+        <w:numPr>
+          <w:ilvl w:val="1"/>
+          <w:numId w:val="13"/>
+        </w:numPr>
+        <w:spacing w:before="120" w:beforeAutospacing="0" w:after="120" w:afterAutospacing="0" w:line="312" w:lineRule="auto"/>
+        <w:jc w:val="both"/>
+        <w:rPr>
+          <w:sz w:val="26"/>
+          <w:szCs w:val="26"/>
+        </w:rPr>
+      </w:pPr>
+      <w:r>
+        <w:rPr>
+          <w:sz w:val="26"/>
+          <w:szCs w:val="26"/>
+        </w:rPr>
+        <w:t>Xác thực thực thể ngang hàng (Peer Entity Authentication): Xác nhận danh tính của các đối tác đang kết nối trong một phiên giao tiếp (đảm bảo bên kia đúng là người/hệ thống mà họ tuyên bố).</w:t>
+      </w:r>
+    </w:p>
+    <w:p>
+      <w:pPr>
+        <w:pStyle w:val="NormalWeb"/>
+        <w:numPr>
+          <w:ilvl w:val="1"/>
+          <w:numId w:val="13"/>
+        </w:numPr>
+        <w:spacing w:before="120" w:beforeAutospacing="0" w:after="120" w:afterAutospacing="0" w:line="312" w:lineRule="auto"/>
+        <w:jc w:val="both"/>
+        <w:rPr>
+          <w:sz w:val="26"/>
+          <w:szCs w:val="26"/>
+        </w:rPr>
+      </w:pPr>
+      <w:r>
+        <w:rPr>
+          <w:sz w:val="26"/>
+          <w:szCs w:val="26"/>
+        </w:rPr>
+        <w:t>Xác thực nguồn dữ liệu (Data Origin Authentication): Cung cấp sự đảm bảo rằng dữ liệu nhận được thực sự bắt nguồn từ nguồn đã được xác nhận, không bị mạo danh.</w:t>
+      </w:r>
+    </w:p>
+    <w:p>
+      <w:pPr>
+        <w:pStyle w:val="NormalWeb"/>
+        <w:numPr>
+          <w:ilvl w:val="0"/>
+          <w:numId w:val="13"/>
+        </w:numPr>
+        <w:spacing w:before="120" w:beforeAutospacing="0" w:after="120" w:afterAutospacing="0" w:line="312" w:lineRule="auto"/>
+        <w:jc w:val="both"/>
+        <w:rPr>
+          <w:sz w:val="26"/>
+          <w:szCs w:val="26"/>
+        </w:rPr>
+      </w:pPr>
+      <w:r>
+        <w:rPr>
+          <w:b/>
+          <w:bCs/>
+          <w:sz w:val="26"/>
+          <w:szCs w:val="26"/>
+        </w:rPr>
+        <w:t>Dịch vụ kiểm soát truy cập (Access Control):</w:t>
+      </w:r>
+    </w:p>
+    <w:p>
+      <w:pPr>
+        <w:pStyle w:val="NormalWeb"/>
+        <w:numPr>
+          <w:ilvl w:val="1"/>
+          <w:numId w:val="13"/>
+        </w:numPr>
+        <w:spacing w:before="120" w:beforeAutospacing="0" w:after="120" w:afterAutospacing="0" w:line="312" w:lineRule="auto"/>
+        <w:jc w:val="both"/>
+        <w:rPr>
+          <w:sz w:val="26"/>
+          <w:szCs w:val="26"/>
+        </w:rPr>
+      </w:pPr>
+      <w:r>
+        <w:rPr>
+          <w:sz w:val="26"/>
+          <w:szCs w:val="26"/>
+        </w:rPr>
+        <w:t>Ngăn chặn việc sử dụng trái phép các tài nguyên (như thiết bị mạng, máy chủ, băng thông). Dịch vụ này xác định ai (hoặc cái gì) có thể truy cập vào hệ thống, điều kiện truy cập và những thao tác nào được phép thực hiện.</w:t>
+      </w:r>
+    </w:p>
+    <w:p>
+      <w:pPr>
+        <w:pStyle w:val="NormalWeb"/>
+        <w:numPr>
+          <w:ilvl w:val="0"/>
+          <w:numId w:val="13"/>
+        </w:numPr>
+        <w:spacing w:before="120" w:beforeAutospacing="0" w:after="120" w:afterAutospacing="0" w:line="312" w:lineRule="auto"/>
+        <w:jc w:val="both"/>
+        <w:rPr>
+          <w:sz w:val="26"/>
+          <w:szCs w:val="26"/>
+        </w:rPr>
+      </w:pPr>
+      <w:r>
+        <w:rPr>
+          <w:b/>
+          <w:bCs/>
+          <w:sz w:val="26"/>
+          <w:szCs w:val="26"/>
+        </w:rPr>
+        <w:t>Dịch vụ bảo mật dữ liệu (Data Confidentiality):</w:t>
+      </w:r>
+    </w:p>
+    <w:p>
+      <w:pPr>
+        <w:pStyle w:val="NormalWeb"/>
+        <w:numPr>
+          <w:ilvl w:val="1"/>
+          <w:numId w:val="13"/>
+        </w:numPr>
+        <w:spacing w:before="120" w:beforeAutospacing="0" w:after="120" w:afterAutospacing="0" w:line="312" w:lineRule="auto"/>
+        <w:jc w:val="both"/>
+        <w:rPr>
+          <w:sz w:val="26"/>
+          <w:szCs w:val="26"/>
+        </w:rPr>
+      </w:pPr>
+      <w:r>
+        <w:rPr>
+          <w:sz w:val="26"/>
+          <w:szCs w:val="26"/>
+        </w:rPr>
+        <w:t xml:space="preserve">Bảo vệ dữ liệu không bị lộ lọt bởi các cuộc tấn công thụ động (như sniffing). Nó bao gồm bảo mật nội dung thông điệp và bảo mật luồng thông </w:t>
+      </w:r>
+      <w:r>
+        <w:rPr>
+          <w:sz w:val="26"/>
+          <w:szCs w:val="26"/>
+        </w:rPr>
+        <w:lastRenderedPageBreak/>
+        <w:t>tin (Traffic-flow confidentiality) để kẻ xấu không thể phân tích và đoán được nội dung giao tiếp dựa trên lưu lượng gói tin.</w:t>
+      </w:r>
+    </w:p>
+    <w:p>
+      <w:pPr>
+        <w:pStyle w:val="NormalWeb"/>
+        <w:numPr>
+          <w:ilvl w:val="0"/>
+          <w:numId w:val="13"/>
+        </w:numPr>
+        <w:spacing w:before="120" w:beforeAutospacing="0" w:after="120" w:afterAutospacing="0" w:line="312" w:lineRule="auto"/>
+        <w:jc w:val="both"/>
+        <w:rPr>
+          <w:sz w:val="26"/>
+          <w:szCs w:val="26"/>
+        </w:rPr>
+      </w:pPr>
+      <w:r>
+        <w:rPr>
+          <w:b/>
+          <w:bCs/>
+          <w:sz w:val="26"/>
+          <w:szCs w:val="26"/>
+        </w:rPr>
+        <w:t>Dịch vụ toàn vẹn dữ liệu (Data Integrity):</w:t>
+      </w:r>
+    </w:p>
+    <w:p>
+      <w:pPr>
+        <w:pStyle w:val="NormalWeb"/>
+        <w:numPr>
+          <w:ilvl w:val="1"/>
+          <w:numId w:val="13"/>
+        </w:numPr>
+        <w:spacing w:before="120" w:beforeAutospacing="0" w:after="120" w:afterAutospacing="0" w:line="312" w:lineRule="auto"/>
+        <w:jc w:val="both"/>
+        <w:rPr>
+          <w:sz w:val="26"/>
+          <w:szCs w:val="26"/>
+        </w:rPr>
+      </w:pPr>
+      <w:r>
+        <w:rPr>
+          <w:sz w:val="26"/>
+          <w:szCs w:val="26"/>
+        </w:rPr>
+        <w:t>Bảo vệ dữ liệu không bị sửa đổi, chèn thêm, xóa hoặc lặp lại một cách trái phép bởi các cuộc tấn công chủ động. Dịch vụ này có thể áp dụng cho toàn bộ thông điệp hoặc chỉ một phần thông điệp và thường đi kèm với cơ chế khôi phục nếu phát hiện lỗi.</w:t>
+      </w:r>
+    </w:p>
+    <w:p>
+      <w:pPr>
+        <w:pStyle w:val="NormalWeb"/>
+        <w:numPr>
+          <w:ilvl w:val="0"/>
+          <w:numId w:val="13"/>
+        </w:numPr>
+        <w:spacing w:before="120" w:beforeAutospacing="0" w:after="120" w:afterAutospacing="0" w:line="312" w:lineRule="auto"/>
+        <w:jc w:val="both"/>
+        <w:rPr>
+          <w:sz w:val="26"/>
+          <w:szCs w:val="26"/>
+        </w:rPr>
+      </w:pPr>
+      <w:r>
+        <w:rPr>
+          <w:b/>
+          <w:bCs/>
+          <w:sz w:val="26"/>
+          <w:szCs w:val="26"/>
+        </w:rPr>
+        <w:t>Dịch vụ chống chối bỏ / chống thoái thác (</w:t>
+      </w:r>
+      <w:proofErr w:type="gramStart"/>
+      <w:r>
+        <w:rPr>
+          <w:b/>
+          <w:bCs/>
+          <w:sz w:val="26"/>
+          <w:szCs w:val="26"/>
+        </w:rPr>
+        <w:t>Non-repudiation</w:t>
+      </w:r>
+      <w:proofErr w:type="gramEnd"/>
+      <w:r>
+        <w:rPr>
+          <w:b/>
+          <w:bCs/>
+          <w:sz w:val="26"/>
+          <w:szCs w:val="26"/>
+        </w:rPr>
+        <w:t>):</w:t>
+      </w:r>
+    </w:p>
+    <w:p>
+      <w:pPr>
+        <w:pStyle w:val="NormalWeb"/>
+        <w:numPr>
+          <w:ilvl w:val="1"/>
+          <w:numId w:val="13"/>
+        </w:numPr>
+        <w:spacing w:before="120" w:beforeAutospacing="0" w:after="120" w:afterAutospacing="0" w:line="312" w:lineRule="auto"/>
+        <w:jc w:val="both"/>
+        <w:rPr>
+          <w:sz w:val="26"/>
+          <w:szCs w:val="26"/>
+        </w:rPr>
+      </w:pPr>
+      <w:r>
+        <w:rPr>
+          <w:sz w:val="26"/>
+          <w:szCs w:val="26"/>
+        </w:rPr>
+        <w:t>Cung cấp bằng chứng chống lại việc một trong hai bên tham gia giao tiếp phủ nhận hành vi của mình.</w:t>
+      </w:r>
+    </w:p>
+    <w:p>
+      <w:pPr>
+        <w:pStyle w:val="NormalWeb"/>
+        <w:numPr>
+          <w:ilvl w:val="1"/>
+          <w:numId w:val="13"/>
+        </w:numPr>
+        <w:spacing w:before="120" w:beforeAutospacing="0" w:after="120" w:afterAutospacing="0" w:line="312" w:lineRule="auto"/>
+        <w:jc w:val="both"/>
+        <w:rPr>
+          <w:sz w:val="26"/>
+          <w:szCs w:val="26"/>
+        </w:rPr>
+      </w:pPr>
+      <w:r>
+        <w:rPr>
+          <w:sz w:val="26"/>
+          <w:szCs w:val="26"/>
+        </w:rPr>
+        <w:t>Chống chối bỏ nguồn gốc (Non-repudiation of Origin): Chứng minh rằng bên gửi đã thực sự gửi thông điệp.</w:t>
+      </w:r>
+    </w:p>
+    <w:p>
+      <w:pPr>
+        <w:pStyle w:val="NormalWeb"/>
+        <w:numPr>
+          <w:ilvl w:val="1"/>
+          <w:numId w:val="13"/>
+        </w:numPr>
+        <w:spacing w:before="120" w:beforeAutospacing="0" w:after="120" w:afterAutospacing="0" w:line="312" w:lineRule="auto"/>
+        <w:jc w:val="both"/>
+        <w:rPr>
+          <w:sz w:val="26"/>
+          <w:szCs w:val="26"/>
+        </w:rPr>
+      </w:pPr>
+      <w:r>
+        <w:rPr>
+          <w:sz w:val="26"/>
+          <w:szCs w:val="26"/>
+        </w:rPr>
+        <w:t>Chống chối bỏ đích (Non-repudiation of Destination): Chứng minh rằng bên nhận đã thực sự nhận được thông điệp.</w:t>
+      </w:r>
     </w:p>
     <w:p>
       <w:pPr>
@@ -16148,17 +16628,137 @@
     </w:p>
     <w:p>
       <w:pPr>
-        <w:spacing w:before="120" w:after="120" w:line="312" w:lineRule="auto"/>
+        <w:pStyle w:val="NormalWeb"/>
+        <w:spacing w:before="120" w:beforeAutospacing="0" w:after="120" w:afterAutospacing="0" w:line="312" w:lineRule="auto"/>
+        <w:ind w:firstLine="567"/>
         <w:jc w:val="both"/>
         <w:rPr>
-          <w:rFonts w:eastAsia="Calibri" w:cs="Times New Roman"/>
+          <w:sz w:val="26"/>
+          <w:szCs w:val="26"/>
+        </w:rPr>
+      </w:pPr>
+      <w:r>
+        <w:rPr>
+          <w:rStyle w:val="citation-67"/>
           <w:b/>
-          <w:kern w:val="0"/>
-          <w:sz w:val="28"/>
-          <w:szCs w:val="28"/>
-          <w14:ligatures w14:val="none"/>
-        </w:rPr>
-      </w:pPr>
+          <w:bCs/>
+          <w:sz w:val="26"/>
+          <w:szCs w:val="26"/>
+        </w:rPr>
+        <w:t>Tấn công thụ động (Passive Attack):</w:t>
+      </w:r>
+      <w:r>
+        <w:rPr>
+          <w:rStyle w:val="citation-67"/>
+          <w:sz w:val="26"/>
+          <w:szCs w:val="26"/>
+        </w:rPr>
+        <w:t xml:space="preserve"> Kẻ tấn công đóng vai trò quan sát, thu thập hoặc phân tích lưu lượng trong khi quá trình truyền thông giữa bên gửi và bên nhận vẫn diễn ra</w:t>
+      </w:r>
+      <w:r>
+        <w:rPr>
+          <w:sz w:val="26"/>
+          <w:szCs w:val="26"/>
+        </w:rPr>
+        <w:t xml:space="preserve">. </w:t>
+      </w:r>
+      <w:r>
+        <w:rPr>
+          <w:rStyle w:val="citation-66"/>
+          <w:sz w:val="26"/>
+          <w:szCs w:val="26"/>
+        </w:rPr>
+        <w:t>Do không làm thay đổi dữ liệu hay trạng thái dịch vụ, loại tấn công này thường khó phát hiện</w:t>
+      </w:r>
+      <w:r>
+        <w:rPr>
+          <w:sz w:val="26"/>
+          <w:szCs w:val="26"/>
+        </w:rPr>
+        <w:t xml:space="preserve">. </w:t>
+      </w:r>
+      <w:r>
+        <w:rPr>
+          <w:rStyle w:val="citation-65"/>
+          <w:sz w:val="26"/>
+          <w:szCs w:val="26"/>
+        </w:rPr>
+        <w:t>Tuy nhiên, để phòng vệ, doanh nghiệp có thể giảm giá trị thông tin bị thu thập bằng cách bảo vệ kênh truyền thông qua mã hoá</w:t>
+      </w:r>
+      <w:r>
+        <w:rPr>
+          <w:sz w:val="26"/>
+          <w:szCs w:val="26"/>
+        </w:rPr>
+        <w:t xml:space="preserve">. </w:t>
+      </w:r>
+    </w:p>
+    <w:p>
+      <w:pPr>
+        <w:pStyle w:val="NormalWeb"/>
+        <w:spacing w:before="120" w:beforeAutospacing="0" w:after="120" w:afterAutospacing="0" w:line="312" w:lineRule="auto"/>
+        <w:ind w:firstLine="567"/>
+        <w:jc w:val="both"/>
+        <w:rPr>
+          <w:sz w:val="26"/>
+          <w:szCs w:val="26"/>
+        </w:rPr>
+      </w:pPr>
+      <w:r>
+        <w:rPr>
+          <w:rStyle w:val="citation-64"/>
+          <w:b/>
+          <w:bCs/>
+          <w:sz w:val="26"/>
+          <w:szCs w:val="26"/>
+        </w:rPr>
+        <w:t>Tấn công chủ động (Active Attack):</w:t>
+      </w:r>
+      <w:r>
+        <w:rPr>
+          <w:rStyle w:val="citation-64"/>
+          <w:sz w:val="26"/>
+          <w:szCs w:val="26"/>
+        </w:rPr>
+        <w:t xml:space="preserve"> Kẻ tấn công can thiệp trực tiếp vào luồng dữ liệu hoặc dịch vụ, có thể thực hiện việc chèn, sửa, xóa, phát lại gói tin hoặc gây gián đoạn</w:t>
+      </w:r>
+      <w:r>
+        <w:rPr>
+          <w:sz w:val="26"/>
+          <w:szCs w:val="26"/>
+        </w:rPr>
+        <w:t xml:space="preserve">. </w:t>
+      </w:r>
+      <w:r>
+        <w:rPr>
+          <w:rStyle w:val="citation-63"/>
+          <w:sz w:val="26"/>
+          <w:szCs w:val="26"/>
+        </w:rPr>
+        <w:t>Hình thức tấn công này gây ảnh hưởng rõ rệt đến tính toàn vẹn và/hoặc tính sẵn sàng của hệ thống</w:t>
+      </w:r>
+      <w:r>
+        <w:rPr>
+          <w:sz w:val="26"/>
+          <w:szCs w:val="26"/>
+        </w:rPr>
+        <w:t xml:space="preserve">. </w:t>
+      </w:r>
+      <w:r>
+        <w:rPr>
+          <w:rStyle w:val="citation-62"/>
+          <w:sz w:val="26"/>
+          <w:szCs w:val="26"/>
+        </w:rPr>
+        <w:t>Hướng phòng vệ đòi hỏi sự kết hợp giữa kiểm soát truy cập, lọc lưu lượng, giám sát phát hiện bất thường và phương án phục hồi hệ thống</w:t>
+      </w:r>
+      <w:r>
+        <w:rPr>
+          <w:sz w:val="26"/>
+          <w:szCs w:val="26"/>
+        </w:rPr>
+        <w:t>.</w:t>
+      </w:r>
     </w:p>
     <w:p>
       <w:pPr>
@@ -16192,17 +16792,165 @@
     </w:p>
     <w:p>
       <w:pPr>
-        <w:spacing w:before="120" w:after="120" w:line="312" w:lineRule="auto"/>
+        <w:pStyle w:val="NormalWeb"/>
+        <w:spacing w:before="120" w:beforeAutospacing="0" w:after="120" w:afterAutospacing="0" w:line="312" w:lineRule="auto"/>
+        <w:ind w:firstLine="567"/>
         <w:jc w:val="both"/>
         <w:rPr>
-          <w:rFonts w:eastAsia="Calibri" w:cs="Times New Roman"/>
-          <w:b/>
-          <w:kern w:val="0"/>
-          <w:sz w:val="28"/>
-          <w:szCs w:val="28"/>
-          <w14:ligatures w14:val="none"/>
-        </w:rPr>
-      </w:pPr>
+          <w:sz w:val="26"/>
+          <w:szCs w:val="26"/>
+        </w:rPr>
+      </w:pPr>
+      <w:r>
+        <w:rPr>
+          <w:rStyle w:val="citation-61"/>
+          <w:sz w:val="26"/>
+          <w:szCs w:val="26"/>
+        </w:rPr>
+        <w:t xml:space="preserve">Nghe lén và phân tích lưu lượng (Eavesdropping/Sniffing): Kẻ tấn công sử dụng các công cụ thu bắt gói tin để sao chép lưu lượng mạng, qua đó đánh cắp thông tin đăng </w:t>
+      </w:r>
+      <w:r>
+        <w:rPr>
+          <w:rStyle w:val="citation-61"/>
+          <w:sz w:val="26"/>
+          <w:szCs w:val="26"/>
+        </w:rPr>
+        <w:lastRenderedPageBreak/>
+        <w:t>nhập hoặc dữ liệu nhạy cảm</w:t>
+      </w:r>
+      <w:r>
+        <w:rPr>
+          <w:sz w:val="26"/>
+          <w:szCs w:val="26"/>
+        </w:rPr>
+        <w:t xml:space="preserve">. </w:t>
+      </w:r>
+      <w:r>
+        <w:rPr>
+          <w:rStyle w:val="citation-60"/>
+          <w:sz w:val="26"/>
+          <w:szCs w:val="26"/>
+        </w:rPr>
+        <w:t>Đây là hành vi đe dọa trực tiếp đến Tính bí mật (Confidentiality)</w:t>
+      </w:r>
+      <w:r>
+        <w:rPr>
+          <w:sz w:val="26"/>
+          <w:szCs w:val="26"/>
+        </w:rPr>
+        <w:t xml:space="preserve">. </w:t>
+      </w:r>
+    </w:p>
+    <w:p>
+      <w:pPr>
+        <w:pStyle w:val="NormalWeb"/>
+        <w:spacing w:before="120" w:beforeAutospacing="0" w:after="120" w:afterAutospacing="0" w:line="312" w:lineRule="auto"/>
+        <w:ind w:firstLine="567"/>
+        <w:jc w:val="both"/>
+        <w:rPr>
+          <w:sz w:val="26"/>
+          <w:szCs w:val="26"/>
+        </w:rPr>
+      </w:pPr>
+      <w:r>
+        <w:rPr>
+          <w:rStyle w:val="citation-59"/>
+          <w:sz w:val="26"/>
+          <w:szCs w:val="26"/>
+        </w:rPr>
+        <w:t>Truy cập trái phép và giả mạo (Rogue AP/Spoofing): Kẻ tấn công có thể lắp đặt trái phép các điểm truy cập để tạo "cửa hậu" (backdoor) xâm nhập hệ thống mà không qua tường lửa</w:t>
+      </w:r>
+      <w:r>
+        <w:rPr>
+          <w:sz w:val="26"/>
+          <w:szCs w:val="26"/>
+        </w:rPr>
+        <w:t xml:space="preserve">. </w:t>
+      </w:r>
+      <w:r>
+        <w:rPr>
+          <w:rStyle w:val="citation-58"/>
+          <w:sz w:val="26"/>
+          <w:szCs w:val="26"/>
+        </w:rPr>
+        <w:t>Chúng cũng có thể tạo các điểm truy cập giả mạo (Evil Twin) để lừa người dùng kết nối, từ đó kiểm soát luồng dữ liệu</w:t>
+      </w:r>
+      <w:r>
+        <w:rPr>
+          <w:sz w:val="26"/>
+          <w:szCs w:val="26"/>
+        </w:rPr>
+        <w:t xml:space="preserve">. </w:t>
+      </w:r>
+    </w:p>
+    <w:p>
+      <w:pPr>
+        <w:pStyle w:val="NormalWeb"/>
+        <w:spacing w:before="120" w:beforeAutospacing="0" w:after="120" w:afterAutospacing="0" w:line="312" w:lineRule="auto"/>
+        <w:ind w:firstLine="567"/>
+        <w:jc w:val="both"/>
+        <w:rPr>
+          <w:sz w:val="26"/>
+          <w:szCs w:val="26"/>
+        </w:rPr>
+      </w:pPr>
+      <w:r>
+        <w:rPr>
+          <w:rStyle w:val="citation-57"/>
+          <w:sz w:val="26"/>
+          <w:szCs w:val="26"/>
+        </w:rPr>
+        <w:t>Tấn công từ chối dịch vụ (DoS/DDoS): Tấn công bằng cách làm ngập lụt mạng với các gói tin rác, làm tê liệt khả năng truy cập mạng và ảnh hưởng trực tiếp đến Tính sẵn sàng (Availability) của doanh nghiệp</w:t>
+      </w:r>
+      <w:r>
+        <w:rPr>
+          <w:sz w:val="26"/>
+          <w:szCs w:val="26"/>
+        </w:rPr>
+        <w:t xml:space="preserve">. </w:t>
+      </w:r>
+    </w:p>
+    <w:p>
+      <w:pPr>
+        <w:pStyle w:val="NormalWeb"/>
+        <w:spacing w:before="120" w:beforeAutospacing="0" w:after="120" w:afterAutospacing="0" w:line="312" w:lineRule="auto"/>
+        <w:ind w:firstLine="567"/>
+        <w:jc w:val="both"/>
+        <w:rPr>
+          <w:sz w:val="26"/>
+          <w:szCs w:val="26"/>
+        </w:rPr>
+      </w:pPr>
+      <w:r>
+        <w:rPr>
+          <w:rStyle w:val="citation-56"/>
+          <w:sz w:val="26"/>
+          <w:szCs w:val="26"/>
+        </w:rPr>
+        <w:t>Tấn công trung gian (Man-in-the-Middle): Kẻ gian lén lút chặn bắt, chuyển tiếp và sửa đổi thông điệp giữa hai bên giao tiếp (ví dụ: giữa máy tính nhân viên và máy chủ công ty) mà nạn nhân không hề hay biết</w:t>
+      </w:r>
+      <w:r>
+        <w:rPr>
+          <w:sz w:val="26"/>
+          <w:szCs w:val="26"/>
+        </w:rPr>
+        <w:t xml:space="preserve">. </w:t>
+      </w:r>
+      <w:r>
+        <w:rPr>
+          <w:rStyle w:val="citation-55"/>
+          <w:sz w:val="26"/>
+          <w:szCs w:val="26"/>
+        </w:rPr>
+        <w:t>Hành vi này phá vỡ cả tính bí mật và tính toàn vẹn của dữ liệu</w:t>
+      </w:r>
+      <w:r>
+        <w:rPr>
+          <w:sz w:val="26"/>
+          <w:szCs w:val="26"/>
+        </w:rPr>
+        <w:t xml:space="preserve">. </w:t>
+      </w:r>
     </w:p>
     <w:p>
       <w:pPr>
@@ -16236,17 +16984,141 @@
     </w:p>
     <w:p>
       <w:pPr>
-        <w:spacing w:before="120" w:after="120" w:line="312" w:lineRule="auto"/>
+        <w:pStyle w:val="NormalWeb"/>
+        <w:spacing w:before="120" w:beforeAutospacing="0" w:after="120" w:afterAutospacing="0" w:line="312" w:lineRule="auto"/>
+        <w:ind w:firstLine="567"/>
         <w:jc w:val="both"/>
         <w:rPr>
-          <w:rFonts w:eastAsia="Calibri" w:cs="Times New Roman"/>
-          <w:b/>
-          <w:kern w:val="0"/>
-          <w:sz w:val="28"/>
-          <w:szCs w:val="28"/>
-          <w14:ligatures w14:val="none"/>
-        </w:rPr>
-      </w:pPr>
+          <w:sz w:val="26"/>
+          <w:szCs w:val="26"/>
+        </w:rPr>
+      </w:pPr>
+      <w:r>
+        <w:rPr>
+          <w:rStyle w:val="citation-53"/>
+          <w:sz w:val="26"/>
+          <w:szCs w:val="26"/>
+        </w:rPr>
+        <w:t>Quy hoạch và phân vùng mạng (VLAN &amp; Security Zoning): Hệ thống mạng cần được tổ chức thành các khu vực chức năng rõ ràng (như vùng Inside nội bộ, vùng đệm DMZ cho dịch vụ công khai và mạng Guest cho khách)</w:t>
+      </w:r>
+      <w:r>
+        <w:rPr>
+          <w:sz w:val="26"/>
+          <w:szCs w:val="26"/>
+        </w:rPr>
+        <w:t xml:space="preserve">. </w:t>
+      </w:r>
+      <w:r>
+        <w:rPr>
+          <w:rStyle w:val="citation-52"/>
+          <w:sz w:val="26"/>
+          <w:szCs w:val="26"/>
+        </w:rPr>
+        <w:t>Việc cô lập các vùng mạng giúp giới hạn luồng truy cập và khoanh vùng rủi ro</w:t>
+      </w:r>
+      <w:r>
+        <w:rPr>
+          <w:sz w:val="26"/>
+          <w:szCs w:val="26"/>
+        </w:rPr>
+        <w:t xml:space="preserve">. </w:t>
+      </w:r>
+    </w:p>
+    <w:p>
+      <w:pPr>
+        <w:pStyle w:val="NormalWeb"/>
+        <w:spacing w:before="120" w:beforeAutospacing="0" w:after="120" w:afterAutospacing="0" w:line="312" w:lineRule="auto"/>
+        <w:ind w:firstLine="567"/>
+        <w:jc w:val="both"/>
+        <w:rPr>
+          <w:sz w:val="26"/>
+          <w:szCs w:val="26"/>
+        </w:rPr>
+      </w:pPr>
+      <w:r>
+        <w:rPr>
+          <w:rStyle w:val="citation-51"/>
+          <w:sz w:val="26"/>
+          <w:szCs w:val="26"/>
+        </w:rPr>
+        <w:t>Sử dụng Tường lửa (Firewall): Triển khai thiết bị tường lửa tại biên mạng để đóng vai trò chốt chặn kiểm soát an ninh</w:t>
+      </w:r>
+      <w:r>
+        <w:rPr>
+          <w:sz w:val="26"/>
+          <w:szCs w:val="26"/>
+        </w:rPr>
+        <w:t xml:space="preserve">. </w:t>
+      </w:r>
+      <w:r>
+        <w:rPr>
+          <w:rStyle w:val="citation-50"/>
+          <w:sz w:val="26"/>
+          <w:szCs w:val="26"/>
+        </w:rPr>
+        <w:t>Tường lửa sẽ thực hiện chức năng lọc lưu lượng, kiểm soát truy cập giữa các vùng mạng dựa trên chính sách (ACL) và chuyển đổi địa chỉ mạng (NAT) để ẩn danh hệ thống nội bộ</w:t>
+      </w:r>
+      <w:r>
+        <w:rPr>
+          <w:sz w:val="26"/>
+          <w:szCs w:val="26"/>
+        </w:rPr>
+        <w:t xml:space="preserve">. </w:t>
+      </w:r>
+    </w:p>
+    <w:p>
+      <w:pPr>
+        <w:pStyle w:val="NormalWeb"/>
+        <w:spacing w:before="120" w:beforeAutospacing="0" w:after="120" w:afterAutospacing="0" w:line="312" w:lineRule="auto"/>
+        <w:ind w:firstLine="567"/>
+        <w:jc w:val="both"/>
+        <w:rPr>
+          <w:sz w:val="26"/>
+          <w:szCs w:val="26"/>
+        </w:rPr>
+      </w:pPr>
+      <w:r>
+        <w:rPr>
+          <w:rStyle w:val="citation-49"/>
+          <w:sz w:val="26"/>
+          <w:szCs w:val="26"/>
+        </w:rPr>
+        <w:t>Kiểm soát truy cập và xác thực mạnh: Triển khai các giao thức xác thực mạng cấp doanh nghiệp (như IEEE 802.1X, RADIUS) để yêu cầu định danh rõ ràng đối với bất kỳ người dùng hay thiết bị nào muốn kết nối vào mạng nội bộ</w:t>
+      </w:r>
+      <w:r>
+        <w:rPr>
+          <w:sz w:val="26"/>
+          <w:szCs w:val="26"/>
+        </w:rPr>
+        <w:t xml:space="preserve">. </w:t>
+      </w:r>
+    </w:p>
+    <w:p>
+      <w:pPr>
+        <w:pStyle w:val="NormalWeb"/>
+        <w:spacing w:before="120" w:beforeAutospacing="0" w:after="120" w:afterAutospacing="0" w:line="312" w:lineRule="auto"/>
+        <w:ind w:firstLine="567"/>
+        <w:jc w:val="both"/>
+        <w:rPr>
+          <w:sz w:val="26"/>
+          <w:szCs w:val="26"/>
+        </w:rPr>
+      </w:pPr>
+      <w:r>
+        <w:rPr>
+          <w:rStyle w:val="citation-48"/>
+          <w:sz w:val="26"/>
+          <w:szCs w:val="26"/>
+        </w:rPr>
+        <w:t>Mã hóa và bảo vệ dữ liệu: Sử dụng các giao thức và kênh truyền an toàn (như VPN, HTTPS/TLS, mã hóa WPA2/WPA3 đối với mạng không dây) nhằm bảo đảm Tính bí mật và Toàn vẹn cho dữ liệu khi lưu thông</w:t>
+      </w:r>
+      <w:r>
+        <w:rPr>
+          <w:sz w:val="26"/>
+          <w:szCs w:val="26"/>
+        </w:rPr>
+        <w:t xml:space="preserve">. </w:t>
+      </w:r>
     </w:p>
     <w:p>
       <w:pPr>
@@ -16324,6 +17196,7 @@
           <w:sz w:val="26"/>
           <w:szCs w:val="26"/>
         </w:rPr>
+        <w:lastRenderedPageBreak/>
         <w:t>Trong bối cảnh chuyển đổi số hiện nay, hạ tầng mạng máy tính là nền tảng cốt lõi chi phối mọi hoạt động vận hành, sản xuất và kinh doanh của các doanh nghiệp. Tuy nhiên, sự kết nối liên tục và mở rộng hạ tầng cũng đồng thời tạo ra một "bề mặt tấn công" rộng lớn, mở đường cho nhiều rủi ro về an toàn thông tin như: truy cập trái phép, đánh cắp dữ liệu nội bộ, tấn công từ chối dịch vụ (DoS/DDoS) và lây nhiễm mã độc.</w:t>
       </w:r>
     </w:p>
@@ -16344,7 +17217,6 @@
           <w:sz w:val="26"/>
           <w:szCs w:val="26"/>
         </w:rPr>
-        <w:lastRenderedPageBreak/>
         <w:t xml:space="preserve">Đối với Công ty CP kỹ thuật và dịch vụ Trung Anh </w:t>
       </w:r>
       <w:r>
@@ -16604,6 +17476,7 @@
           <w:sz w:val="26"/>
           <w:szCs w:val="26"/>
         </w:rPr>
+        <w:lastRenderedPageBreak/>
         <w:t>Thực nghiệm và kiểm chứng:</w:t>
       </w:r>
       <w:r>
@@ -16613,20 +17486,6 @@
         </w:rPr>
         <w:t xml:space="preserve"> Triển khai mô phỏng cấu hình các chính sách bảo mật trên phần mềm Cisco Packet Tracer nhằm đánh giá tính đúng đắn và khả năng chống chịu của mô hình trước các luồng truy cập không hợp lệ.</w:t>
       </w:r>
-    </w:p>
-    <w:p>
-      <w:pPr>
-        <w:spacing w:before="120" w:after="120" w:line="312" w:lineRule="auto"/>
-        <w:jc w:val="both"/>
-        <w:rPr>
-          <w:rFonts w:eastAsia="Calibri" w:cs="Times New Roman"/>
-          <w:b/>
-          <w:kern w:val="0"/>
-          <w:sz w:val="28"/>
-          <w:szCs w:val="28"/>
-          <w14:ligatures w14:val="none"/>
-        </w:rPr>
-      </w:pPr>
     </w:p>
     <w:p>
       <w:pPr>
@@ -16655,7 +17514,6 @@
           <w:szCs w:val="28"/>
           <w14:ligatures w14:val="none"/>
         </w:rPr>
-        <w:lastRenderedPageBreak/>
         <w:t>Phạm vi và giới hạn nghiên cứu</w:t>
       </w:r>
     </w:p>
@@ -17270,20 +18128,6 @@
     </w:p>
     <w:p>
       <w:pPr>
-        <w:spacing w:before="120" w:after="120" w:line="312" w:lineRule="auto"/>
-        <w:jc w:val="both"/>
-        <w:rPr>
-          <w:rFonts w:eastAsia="Calibri" w:cs="Times New Roman"/>
-          <w:b/>
-          <w:kern w:val="0"/>
-          <w:sz w:val="28"/>
-          <w:szCs w:val="28"/>
-          <w14:ligatures w14:val="none"/>
-        </w:rPr>
-      </w:pPr>
-    </w:p>
-    <w:p>
-      <w:pPr>
         <w:spacing w:before="60" w:after="60" w:line="276" w:lineRule="auto"/>
         <w:jc w:val="both"/>
         <w:rPr>
@@ -17334,6 +18178,7 @@
           <w:szCs w:val="28"/>
           <w14:ligatures w14:val="none"/>
         </w:rPr>
+        <w:lastRenderedPageBreak/>
         <w:t xml:space="preserve">Tổng quan về </w:t>
       </w:r>
       <w:proofErr w:type="gramStart"/>
@@ -17389,7 +18234,6 @@
           <w:szCs w:val="28"/>
           <w14:ligatures w14:val="none"/>
         </w:rPr>
-        <w:lastRenderedPageBreak/>
         <w:t>Các kiến thức cơ sở</w:t>
       </w:r>
       <w:r>
@@ -18154,6 +18998,7 @@
           <w:lang w:eastAsia="zh-CN"/>
           <w14:ligatures w14:val="none"/>
         </w:rPr>
+        <w:lastRenderedPageBreak/>
         <w:t>[3]. William Stallings</w:t>
       </w:r>
       <w:r>
@@ -18222,7 +19067,6 @@
           <w:szCs w:val="28"/>
           <w14:ligatures w14:val="none"/>
         </w:rPr>
-        <w:lastRenderedPageBreak/>
         <w:t>…</w:t>
       </w:r>
     </w:p>
@@ -19797,6 +20641,155 @@
     </w:lvl>
   </w:abstractNum>
   <w:abstractNum w:abstractNumId="9" w15:restartNumberingAfterBreak="0">
+    <w:nsid w:val="39B22C29"/>
+    <w:multiLevelType w:val="multilevel"/>
+    <w:tmpl w:val="B114C66E"/>
+    <w:lvl w:ilvl="0">
+      <w:start w:val="1"/>
+      <w:numFmt w:val="bullet"/>
+      <w:lvlText w:val=""/>
+      <w:lvlJc w:val="left"/>
+      <w:pPr>
+        <w:tabs>
+          <w:tab w:val="num" w:pos="720"/>
+        </w:tabs>
+        <w:ind w:left="720" w:hanging="360"/>
+      </w:pPr>
+      <w:rPr>
+        <w:rFonts w:ascii="Symbol" w:hAnsi="Symbol" w:hint="default"/>
+        <w:sz w:val="20"/>
+      </w:rPr>
+    </w:lvl>
+    <w:lvl w:ilvl="1">
+      <w:start w:val="1"/>
+      <w:numFmt w:val="bullet"/>
+      <w:lvlText w:val="o"/>
+      <w:lvlJc w:val="left"/>
+      <w:pPr>
+        <w:tabs>
+          <w:tab w:val="num" w:pos="1440"/>
+        </w:tabs>
+        <w:ind w:left="1440" w:hanging="360"/>
+      </w:pPr>
+      <w:rPr>
+        <w:rFonts w:ascii="Courier New" w:hAnsi="Courier New" w:hint="default"/>
+        <w:sz w:val="20"/>
+      </w:rPr>
+    </w:lvl>
+    <w:lvl w:ilvl="2" w:tentative="1">
+      <w:start w:val="1"/>
+      <w:numFmt w:val="bullet"/>
+      <w:lvlText w:val=""/>
+      <w:lvlJc w:val="left"/>
+      <w:pPr>
+        <w:tabs>
+          <w:tab w:val="num" w:pos="2160"/>
+        </w:tabs>
+        <w:ind w:left="2160" w:hanging="360"/>
+      </w:pPr>
+      <w:rPr>
+        <w:rFonts w:ascii="Wingdings" w:hAnsi="Wingdings" w:hint="default"/>
+        <w:sz w:val="20"/>
+      </w:rPr>
+    </w:lvl>
+    <w:lvl w:ilvl="3" w:tentative="1">
+      <w:start w:val="1"/>
+      <w:numFmt w:val="bullet"/>
+      <w:lvlText w:val=""/>
+      <w:lvlJc w:val="left"/>
+      <w:pPr>
+        <w:tabs>
+          <w:tab w:val="num" w:pos="2880"/>
+        </w:tabs>
+        <w:ind w:left="2880" w:hanging="360"/>
+      </w:pPr>
+      <w:rPr>
+        <w:rFonts w:ascii="Wingdings" w:hAnsi="Wingdings" w:hint="default"/>
+        <w:sz w:val="20"/>
+      </w:rPr>
+    </w:lvl>
+    <w:lvl w:ilvl="4" w:tentative="1">
+      <w:start w:val="1"/>
+      <w:numFmt w:val="bullet"/>
+      <w:lvlText w:val=""/>
+      <w:lvlJc w:val="left"/>
+      <w:pPr>
+        <w:tabs>
+          <w:tab w:val="num" w:pos="3600"/>
+        </w:tabs>
+        <w:ind w:left="3600" w:hanging="360"/>
+      </w:pPr>
+      <w:rPr>
+        <w:rFonts w:ascii="Wingdings" w:hAnsi="Wingdings" w:hint="default"/>
+        <w:sz w:val="20"/>
+      </w:rPr>
+    </w:lvl>
+    <w:lvl w:ilvl="5" w:tentative="1">
+      <w:start w:val="1"/>
+      <w:numFmt w:val="bullet"/>
+      <w:lvlText w:val=""/>
+      <w:lvlJc w:val="left"/>
+      <w:pPr>
+        <w:tabs>
+          <w:tab w:val="num" w:pos="4320"/>
+        </w:tabs>
+        <w:ind w:left="4320" w:hanging="360"/>
+      </w:pPr>
+      <w:rPr>
+        <w:rFonts w:ascii="Wingdings" w:hAnsi="Wingdings" w:hint="default"/>
+        <w:sz w:val="20"/>
+      </w:rPr>
+    </w:lvl>
+    <w:lvl w:ilvl="6" w:tentative="1">
+      <w:start w:val="1"/>
+      <w:numFmt w:val="bullet"/>
+      <w:lvlText w:val=""/>
+      <w:lvlJc w:val="left"/>
+      <w:pPr>
+        <w:tabs>
+          <w:tab w:val="num" w:pos="5040"/>
+        </w:tabs>
+        <w:ind w:left="5040" w:hanging="360"/>
+      </w:pPr>
+      <w:rPr>
+        <w:rFonts w:ascii="Wingdings" w:hAnsi="Wingdings" w:hint="default"/>
+        <w:sz w:val="20"/>
+      </w:rPr>
+    </w:lvl>
+    <w:lvl w:ilvl="7" w:tentative="1">
+      <w:start w:val="1"/>
+      <w:numFmt w:val="bullet"/>
+      <w:lvlText w:val=""/>
+      <w:lvlJc w:val="left"/>
+      <w:pPr>
+        <w:tabs>
+          <w:tab w:val="num" w:pos="5760"/>
+        </w:tabs>
+        <w:ind w:left="5760" w:hanging="360"/>
+      </w:pPr>
+      <w:rPr>
+        <w:rFonts w:ascii="Wingdings" w:hAnsi="Wingdings" w:hint="default"/>
+        <w:sz w:val="20"/>
+      </w:rPr>
+    </w:lvl>
+    <w:lvl w:ilvl="8" w:tentative="1">
+      <w:start w:val="1"/>
+      <w:numFmt w:val="bullet"/>
+      <w:lvlText w:val=""/>
+      <w:lvlJc w:val="left"/>
+      <w:pPr>
+        <w:tabs>
+          <w:tab w:val="num" w:pos="6480"/>
+        </w:tabs>
+        <w:ind w:left="6480" w:hanging="360"/>
+      </w:pPr>
+      <w:rPr>
+        <w:rFonts w:ascii="Wingdings" w:hAnsi="Wingdings" w:hint="default"/>
+        <w:sz w:val="20"/>
+      </w:rPr>
+    </w:lvl>
+  </w:abstractNum>
+  <w:abstractNum w:abstractNumId="10" w15:restartNumberingAfterBreak="0">
     <w:nsid w:val="43DC1B9B"/>
     <w:multiLevelType w:val="multilevel"/>
     <w:tmpl w:val="32B4A3BE"/>
@@ -19910,7 +20903,156 @@
       </w:rPr>
     </w:lvl>
   </w:abstractNum>
-  <w:abstractNum w:abstractNumId="10" w15:restartNumberingAfterBreak="0">
+  <w:abstractNum w:abstractNumId="11" w15:restartNumberingAfterBreak="0">
+    <w:nsid w:val="51A45409"/>
+    <w:multiLevelType w:val="multilevel"/>
+    <w:tmpl w:val="4A4CBCCE"/>
+    <w:lvl w:ilvl="0">
+      <w:start w:val="1"/>
+      <w:numFmt w:val="bullet"/>
+      <w:lvlText w:val=""/>
+      <w:lvlJc w:val="left"/>
+      <w:pPr>
+        <w:tabs>
+          <w:tab w:val="num" w:pos="720"/>
+        </w:tabs>
+        <w:ind w:left="720" w:hanging="360"/>
+      </w:pPr>
+      <w:rPr>
+        <w:rFonts w:ascii="Symbol" w:hAnsi="Symbol" w:hint="default"/>
+        <w:sz w:val="20"/>
+      </w:rPr>
+    </w:lvl>
+    <w:lvl w:ilvl="1" w:tentative="1">
+      <w:start w:val="1"/>
+      <w:numFmt w:val="bullet"/>
+      <w:lvlText w:val="o"/>
+      <w:lvlJc w:val="left"/>
+      <w:pPr>
+        <w:tabs>
+          <w:tab w:val="num" w:pos="1440"/>
+        </w:tabs>
+        <w:ind w:left="1440" w:hanging="360"/>
+      </w:pPr>
+      <w:rPr>
+        <w:rFonts w:ascii="Courier New" w:hAnsi="Courier New" w:hint="default"/>
+        <w:sz w:val="20"/>
+      </w:rPr>
+    </w:lvl>
+    <w:lvl w:ilvl="2" w:tentative="1">
+      <w:start w:val="1"/>
+      <w:numFmt w:val="bullet"/>
+      <w:lvlText w:val=""/>
+      <w:lvlJc w:val="left"/>
+      <w:pPr>
+        <w:tabs>
+          <w:tab w:val="num" w:pos="2160"/>
+        </w:tabs>
+        <w:ind w:left="2160" w:hanging="360"/>
+      </w:pPr>
+      <w:rPr>
+        <w:rFonts w:ascii="Wingdings" w:hAnsi="Wingdings" w:hint="default"/>
+        <w:sz w:val="20"/>
+      </w:rPr>
+    </w:lvl>
+    <w:lvl w:ilvl="3" w:tentative="1">
+      <w:start w:val="1"/>
+      <w:numFmt w:val="bullet"/>
+      <w:lvlText w:val=""/>
+      <w:lvlJc w:val="left"/>
+      <w:pPr>
+        <w:tabs>
+          <w:tab w:val="num" w:pos="2880"/>
+        </w:tabs>
+        <w:ind w:left="2880" w:hanging="360"/>
+      </w:pPr>
+      <w:rPr>
+        <w:rFonts w:ascii="Wingdings" w:hAnsi="Wingdings" w:hint="default"/>
+        <w:sz w:val="20"/>
+      </w:rPr>
+    </w:lvl>
+    <w:lvl w:ilvl="4" w:tentative="1">
+      <w:start w:val="1"/>
+      <w:numFmt w:val="bullet"/>
+      <w:lvlText w:val=""/>
+      <w:lvlJc w:val="left"/>
+      <w:pPr>
+        <w:tabs>
+          <w:tab w:val="num" w:pos="3600"/>
+        </w:tabs>
+        <w:ind w:left="3600" w:hanging="360"/>
+      </w:pPr>
+      <w:rPr>
+        <w:rFonts w:ascii="Wingdings" w:hAnsi="Wingdings" w:hint="default"/>
+        <w:sz w:val="20"/>
+      </w:rPr>
+    </w:lvl>
+    <w:lvl w:ilvl="5" w:tentative="1">
+      <w:start w:val="1"/>
+      <w:numFmt w:val="bullet"/>
+      <w:lvlText w:val=""/>
+      <w:lvlJc w:val="left"/>
+      <w:pPr>
+        <w:tabs>
+          <w:tab w:val="num" w:pos="4320"/>
+        </w:tabs>
+        <w:ind w:left="4320" w:hanging="360"/>
+      </w:pPr>
+      <w:rPr>
+        <w:rFonts w:ascii="Wingdings" w:hAnsi="Wingdings" w:hint="default"/>
+        <w:sz w:val="20"/>
+      </w:rPr>
+    </w:lvl>
+    <w:lvl w:ilvl="6" w:tentative="1">
+      <w:start w:val="1"/>
+      <w:numFmt w:val="bullet"/>
+      <w:lvlText w:val=""/>
+      <w:lvlJc w:val="left"/>
+      <w:pPr>
+        <w:tabs>
+          <w:tab w:val="num" w:pos="5040"/>
+        </w:tabs>
+        <w:ind w:left="5040" w:hanging="360"/>
+      </w:pPr>
+      <w:rPr>
+        <w:rFonts w:ascii="Wingdings" w:hAnsi="Wingdings" w:hint="default"/>
+        <w:sz w:val="20"/>
+      </w:rPr>
+    </w:lvl>
+    <w:lvl w:ilvl="7" w:tentative="1">
+      <w:start w:val="1"/>
+      <w:numFmt w:val="bullet"/>
+      <w:lvlText w:val=""/>
+      <w:lvlJc w:val="left"/>
+      <w:pPr>
+        <w:tabs>
+          <w:tab w:val="num" w:pos="5760"/>
+        </w:tabs>
+        <w:ind w:left="5760" w:hanging="360"/>
+      </w:pPr>
+      <w:rPr>
+        <w:rFonts w:ascii="Wingdings" w:hAnsi="Wingdings" w:hint="default"/>
+        <w:sz w:val="20"/>
+      </w:rPr>
+    </w:lvl>
+    <w:lvl w:ilvl="8" w:tentative="1">
+      <w:start w:val="1"/>
+      <w:numFmt w:val="bullet"/>
+      <w:lvlText w:val=""/>
+      <w:lvlJc w:val="left"/>
+      <w:pPr>
+        <w:tabs>
+          <w:tab w:val="num" w:pos="6480"/>
+        </w:tabs>
+        <w:ind w:left="6480" w:hanging="360"/>
+      </w:pPr>
+      <w:rPr>
+        <w:rFonts w:ascii="Wingdings" w:hAnsi="Wingdings" w:hint="default"/>
+        <w:sz w:val="20"/>
+      </w:rPr>
+    </w:lvl>
+  </w:abstractNum>
+  <w:abstractNum w:abstractNumId="12" w15:restartNumberingAfterBreak="0">
     <w:nsid w:val="5CAA1E27"/>
     <w:multiLevelType w:val="hybridMultilevel"/>
     <w:tmpl w:val="04661700"/>
@@ -20001,7 +21143,7 @@
       </w:pPr>
     </w:lvl>
   </w:abstractNum>
-  <w:abstractNum w:abstractNumId="11" w15:restartNumberingAfterBreak="0">
+  <w:abstractNum w:abstractNumId="13" w15:restartNumberingAfterBreak="0">
     <w:nsid w:val="732B7E2F"/>
     <w:multiLevelType w:val="hybridMultilevel"/>
     <w:tmpl w:val="6BA06F6E"/>
@@ -20121,10 +21263,10 @@
     <w:abstractNumId w:val="7"/>
   </w:num>
   <w:num w:numId="3" w16cid:durableId="1830318404">
-    <w:abstractNumId w:val="9"/>
+    <w:abstractNumId w:val="10"/>
   </w:num>
   <w:num w:numId="4" w16cid:durableId="615908762">
-    <w:abstractNumId w:val="11"/>
+    <w:abstractNumId w:val="13"/>
   </w:num>
   <w:num w:numId="5" w16cid:durableId="482743901">
     <w:abstractNumId w:val="1"/>
@@ -20136,7 +21278,7 @@
     <w:abstractNumId w:val="8"/>
   </w:num>
   <w:num w:numId="8" w16cid:durableId="2004816288">
-    <w:abstractNumId w:val="10"/>
+    <w:abstractNumId w:val="12"/>
   </w:num>
   <w:num w:numId="9" w16cid:durableId="810758113">
     <w:abstractNumId w:val="2"/>
@@ -20149,6 +21291,12 @@
   </w:num>
   <w:num w:numId="12" w16cid:durableId="514199543">
     <w:abstractNumId w:val="5"/>
+  </w:num>
+  <w:num w:numId="13" w16cid:durableId="1935358694">
+    <w:abstractNumId w:val="9"/>
+  </w:num>
+  <w:num w:numId="14" w16cid:durableId="1698777037">
+    <w:abstractNumId w:val="11"/>
   </w:num>
 </w:numbering>
 </file>
@@ -21124,6 +22272,106 @@
     <w:basedOn w:val="DefaultParagraphFont"/>
     <w:rsid w:val="002F0CED"/>
   </w:style>
+  <w:style w:type="character" w:customStyle="1" w:styleId="citation-68">
+    <w:name w:val="citation-68"/>
+    <w:basedOn w:val="DefaultParagraphFont"/>
+    <w:rsid w:val="00D9244C"/>
+  </w:style>
+  <w:style w:type="character" w:customStyle="1" w:styleId="citation-67">
+    <w:name w:val="citation-67"/>
+    <w:basedOn w:val="DefaultParagraphFont"/>
+    <w:rsid w:val="00D9244C"/>
+  </w:style>
+  <w:style w:type="character" w:customStyle="1" w:styleId="citation-66">
+    <w:name w:val="citation-66"/>
+    <w:basedOn w:val="DefaultParagraphFont"/>
+    <w:rsid w:val="00D9244C"/>
+  </w:style>
+  <w:style w:type="character" w:customStyle="1" w:styleId="citation-65">
+    <w:name w:val="citation-65"/>
+    <w:basedOn w:val="DefaultParagraphFont"/>
+    <w:rsid w:val="00D9244C"/>
+  </w:style>
+  <w:style w:type="character" w:customStyle="1" w:styleId="citation-64">
+    <w:name w:val="citation-64"/>
+    <w:basedOn w:val="DefaultParagraphFont"/>
+    <w:rsid w:val="00D9244C"/>
+  </w:style>
+  <w:style w:type="character" w:customStyle="1" w:styleId="citation-63">
+    <w:name w:val="citation-63"/>
+    <w:basedOn w:val="DefaultParagraphFont"/>
+    <w:rsid w:val="00D9244C"/>
+  </w:style>
+  <w:style w:type="character" w:customStyle="1" w:styleId="citation-62">
+    <w:name w:val="citation-62"/>
+    <w:basedOn w:val="DefaultParagraphFont"/>
+    <w:rsid w:val="00D9244C"/>
+  </w:style>
+  <w:style w:type="character" w:customStyle="1" w:styleId="citation-61">
+    <w:name w:val="citation-61"/>
+    <w:basedOn w:val="DefaultParagraphFont"/>
+    <w:rsid w:val="00090C01"/>
+  </w:style>
+  <w:style w:type="character" w:customStyle="1" w:styleId="citation-60">
+    <w:name w:val="citation-60"/>
+    <w:basedOn w:val="DefaultParagraphFont"/>
+    <w:rsid w:val="00090C01"/>
+  </w:style>
+  <w:style w:type="character" w:customStyle="1" w:styleId="citation-59">
+    <w:name w:val="citation-59"/>
+    <w:basedOn w:val="DefaultParagraphFont"/>
+    <w:rsid w:val="00090C01"/>
+  </w:style>
+  <w:style w:type="character" w:customStyle="1" w:styleId="citation-58">
+    <w:name w:val="citation-58"/>
+    <w:basedOn w:val="DefaultParagraphFont"/>
+    <w:rsid w:val="00090C01"/>
+  </w:style>
+  <w:style w:type="character" w:customStyle="1" w:styleId="citation-57">
+    <w:name w:val="citation-57"/>
+    <w:basedOn w:val="DefaultParagraphFont"/>
+    <w:rsid w:val="00090C01"/>
+  </w:style>
+  <w:style w:type="character" w:customStyle="1" w:styleId="citation-56">
+    <w:name w:val="citation-56"/>
+    <w:basedOn w:val="DefaultParagraphFont"/>
+    <w:rsid w:val="00090C01"/>
+  </w:style>
+  <w:style w:type="character" w:customStyle="1" w:styleId="citation-55">
+    <w:name w:val="citation-55"/>
+    <w:basedOn w:val="DefaultParagraphFont"/>
+    <w:rsid w:val="00090C01"/>
+  </w:style>
+  <w:style w:type="character" w:customStyle="1" w:styleId="citation-53">
+    <w:name w:val="citation-53"/>
+    <w:basedOn w:val="DefaultParagraphFont"/>
+    <w:rsid w:val="00090C01"/>
+  </w:style>
+  <w:style w:type="character" w:customStyle="1" w:styleId="citation-52">
+    <w:name w:val="citation-52"/>
+    <w:basedOn w:val="DefaultParagraphFont"/>
+    <w:rsid w:val="00090C01"/>
+  </w:style>
+  <w:style w:type="character" w:customStyle="1" w:styleId="citation-51">
+    <w:name w:val="citation-51"/>
+    <w:basedOn w:val="DefaultParagraphFont"/>
+    <w:rsid w:val="00090C01"/>
+  </w:style>
+  <w:style w:type="character" w:customStyle="1" w:styleId="citation-50">
+    <w:name w:val="citation-50"/>
+    <w:basedOn w:val="DefaultParagraphFont"/>
+    <w:rsid w:val="00090C01"/>
+  </w:style>
+  <w:style w:type="character" w:customStyle="1" w:styleId="citation-49">
+    <w:name w:val="citation-49"/>
+    <w:basedOn w:val="DefaultParagraphFont"/>
+    <w:rsid w:val="00090C01"/>
+  </w:style>
+  <w:style w:type="character" w:customStyle="1" w:styleId="citation-48">
+    <w:name w:val="citation-48"/>
+    <w:basedOn w:val="DefaultParagraphFont"/>
+    <w:rsid w:val="00090C01"/>
+  </w:style>
 </w:styles>
 </file>
 

--- a/BC_An Ninh Mạng_Nhóm 12.docx
+++ b/BC_An Ninh Mạng_Nhóm 12.docx
@@ -15377,6 +15377,7 @@
           <w14:ligatures w14:val="none"/>
         </w:rPr>
       </w:pPr>
+      <w:bookmarkStart w:id="0" w:name="_Toc230761866"/>
       <w:r>
         <w:rPr>
           <w:rFonts w:eastAsia="Calibri" w:cs="Times New Roman"/>
@@ -15398,6 +15399,7 @@
         </w:rPr>
         <w:t>TỪ VIẾT TẮT</w:t>
       </w:r>
+      <w:bookmarkEnd w:id="0"/>
     </w:p>
     <w:p>
       <w:pPr>
@@ -15463,6 +15465,7 @@
           <w14:ligatures w14:val="none"/>
         </w:rPr>
       </w:pPr>
+      <w:bookmarkStart w:id="1" w:name="_Toc230761867"/>
       <w:r>
         <w:rPr>
           <w:rFonts w:eastAsia="Calibri" w:cs="Times New Roman"/>
@@ -15484,6 +15487,7 @@
         </w:rPr>
         <w:t>HÌNH ẢNH</w:t>
       </w:r>
+      <w:bookmarkEnd w:id="1"/>
     </w:p>
     <w:p>
       <w:pPr>
@@ -15549,6 +15553,7 @@
           <w14:ligatures w14:val="none"/>
         </w:rPr>
       </w:pPr>
+      <w:bookmarkStart w:id="2" w:name="_Toc230761868"/>
       <w:r>
         <w:rPr>
           <w:rFonts w:eastAsia="Calibri" w:cs="Times New Roman"/>
@@ -15570,6 +15575,7 @@
         </w:rPr>
         <w:t>BẢNG BIỂU</w:t>
       </w:r>
+      <w:bookmarkEnd w:id="2"/>
     </w:p>
     <w:p>
       <w:pPr>
@@ -15635,6 +15641,7 @@
           <w14:ligatures w14:val="none"/>
         </w:rPr>
       </w:pPr>
+      <w:bookmarkStart w:id="3" w:name="_Toc230761869"/>
       <w:r>
         <w:rPr>
           <w:rFonts w:eastAsia="Calibri" w:cs="Times New Roman"/>
@@ -15646,6 +15653,7 @@
         <w:lastRenderedPageBreak/>
         <w:t>LỜI NÓI ĐẦU</w:t>
       </w:r>
+      <w:bookmarkEnd w:id="3"/>
     </w:p>
     <w:p>
       <w:pPr>
@@ -15714,32 +15722,2904 @@
         <w:br w:type="page"/>
       </w:r>
     </w:p>
-    <w:p>
-      <w:pPr>
-        <w:spacing w:after="200" w:line="276" w:lineRule="auto"/>
-        <w:jc w:val="center"/>
-        <w:rPr>
-          <w:rFonts w:eastAsia="Calibri" w:cs="Times New Roman"/>
+    <w:sdt>
+      <w:sdtPr>
+        <w:id w:val="-1446390599"/>
+        <w:docPartObj>
+          <w:docPartGallery w:val="Table of Contents"/>
+          <w:docPartUnique/>
+        </w:docPartObj>
+      </w:sdtPr>
+      <w:sdtEndPr>
+        <w:rPr>
+          <w:rFonts w:ascii="Times New Roman" w:eastAsiaTheme="minorHAnsi" w:hAnsi="Times New Roman" w:cstheme="minorBidi"/>
           <w:b/>
-          <w:kern w:val="0"/>
-          <w:sz w:val="28"/>
-          <w:szCs w:val="28"/>
-          <w14:ligatures w14:val="none"/>
-        </w:rPr>
-      </w:pPr>
-      <w:r>
-        <w:rPr>
-          <w:rFonts w:eastAsia="Calibri" w:cs="Times New Roman"/>
-          <w:b/>
-          <w:kern w:val="0"/>
-          <w:sz w:val="28"/>
-          <w:szCs w:val="28"/>
-          <w14:ligatures w14:val="none"/>
-        </w:rPr>
-        <w:lastRenderedPageBreak/>
-        <w:t>MỤC LỤC</w:t>
-      </w:r>
-    </w:p>
+          <w:bCs/>
+          <w:noProof/>
+          <w:color w:val="auto"/>
+          <w:kern w:val="2"/>
+          <w:sz w:val="26"/>
+          <w:szCs w:val="26"/>
+          <w14:ligatures w14:val="standardContextual"/>
+        </w:rPr>
+      </w:sdtEndPr>
+      <w:sdtContent>
+        <w:p>
+          <w:pPr>
+            <w:pStyle w:val="TOCHeading"/>
+            <w:jc w:val="center"/>
+            <w:rPr>
+              <w:rFonts w:ascii="Times New Roman" w:hAnsi="Times New Roman" w:cs="Times New Roman"/>
+              <w:b/>
+              <w:bCs/>
+              <w:color w:val="auto"/>
+            </w:rPr>
+          </w:pPr>
+          <w:r>
+            <w:rPr>
+              <w:rFonts w:ascii="Times New Roman" w:hAnsi="Times New Roman" w:cs="Times New Roman"/>
+              <w:b/>
+              <w:bCs/>
+              <w:color w:val="auto"/>
+            </w:rPr>
+            <w:t>MỤC LỤC</w:t>
+          </w:r>
+        </w:p>
+        <w:p>
+          <w:pPr>
+            <w:pStyle w:val="TOC1"/>
+            <w:tabs>
+              <w:tab w:val="right" w:leader="dot" w:pos="9111"/>
+            </w:tabs>
+            <w:rPr>
+              <w:noProof/>
+            </w:rPr>
+          </w:pPr>
+          <w:r>
+            <w:fldChar w:fldCharType="begin"/>
+          </w:r>
+          <w:r>
+            <w:instrText xml:space="preserve"> TOC \o "1-3" \h \z \u </w:instrText>
+          </w:r>
+          <w:r>
+            <w:fldChar w:fldCharType="separate"/>
+          </w:r>
+          <w:hyperlink w:anchor="_Toc230761866" w:history="1">
+            <w:r>
+              <w:rPr>
+                <w:rStyle w:val="Hyperlink"/>
+                <w:rFonts w:eastAsia="Calibri" w:cs="Times New Roman"/>
+                <w:bCs/>
+                <w:noProof/>
+                <w:kern w:val="0"/>
+                <w14:ligatures w14:val="none"/>
+              </w:rPr>
+              <w:t>DANH MỤC TỪ VIẾT TẮT</w:t>
+            </w:r>
+            <w:r>
+              <w:rPr>
+                <w:noProof/>
+                <w:webHidden/>
+              </w:rPr>
+              <w:tab/>
+            </w:r>
+            <w:r>
+              <w:rPr>
+                <w:noProof/>
+                <w:webHidden/>
+              </w:rPr>
+              <w:fldChar w:fldCharType="begin"/>
+            </w:r>
+            <w:r>
+              <w:rPr>
+                <w:noProof/>
+                <w:webHidden/>
+              </w:rPr>
+              <w:instrText xml:space="preserve"> PAGEREF _Toc230761866 \h </w:instrText>
+            </w:r>
+            <w:r>
+              <w:rPr>
+                <w:noProof/>
+                <w:webHidden/>
+              </w:rPr>
+            </w:r>
+            <w:r>
+              <w:rPr>
+                <w:noProof/>
+                <w:webHidden/>
+              </w:rPr>
+              <w:fldChar w:fldCharType="separate"/>
+            </w:r>
+            <w:r>
+              <w:rPr>
+                <w:noProof/>
+                <w:webHidden/>
+              </w:rPr>
+              <w:t>1</w:t>
+            </w:r>
+            <w:r>
+              <w:rPr>
+                <w:noProof/>
+                <w:webHidden/>
+              </w:rPr>
+              <w:fldChar w:fldCharType="end"/>
+            </w:r>
+          </w:hyperlink>
+        </w:p>
+        <w:p>
+          <w:pPr>
+            <w:pStyle w:val="TOC1"/>
+            <w:tabs>
+              <w:tab w:val="right" w:leader="dot" w:pos="9111"/>
+            </w:tabs>
+            <w:rPr>
+              <w:noProof/>
+            </w:rPr>
+          </w:pPr>
+          <w:hyperlink w:anchor="_Toc230761867" w:history="1">
+            <w:r>
+              <w:rPr>
+                <w:rStyle w:val="Hyperlink"/>
+                <w:rFonts w:eastAsia="Calibri" w:cs="Times New Roman"/>
+                <w:bCs/>
+                <w:noProof/>
+                <w:kern w:val="0"/>
+                <w14:ligatures w14:val="none"/>
+              </w:rPr>
+              <w:t>DANH MỤC HÌNH ẢNH</w:t>
+            </w:r>
+            <w:r>
+              <w:rPr>
+                <w:noProof/>
+                <w:webHidden/>
+              </w:rPr>
+              <w:tab/>
+            </w:r>
+            <w:r>
+              <w:rPr>
+                <w:noProof/>
+                <w:webHidden/>
+              </w:rPr>
+              <w:fldChar w:fldCharType="begin"/>
+            </w:r>
+            <w:r>
+              <w:rPr>
+                <w:noProof/>
+                <w:webHidden/>
+              </w:rPr>
+              <w:instrText xml:space="preserve"> PAGEREF _Toc230761867 \h </w:instrText>
+            </w:r>
+            <w:r>
+              <w:rPr>
+                <w:noProof/>
+                <w:webHidden/>
+              </w:rPr>
+            </w:r>
+            <w:r>
+              <w:rPr>
+                <w:noProof/>
+                <w:webHidden/>
+              </w:rPr>
+              <w:fldChar w:fldCharType="separate"/>
+            </w:r>
+            <w:r>
+              <w:rPr>
+                <w:noProof/>
+                <w:webHidden/>
+              </w:rPr>
+              <w:t>2</w:t>
+            </w:r>
+            <w:r>
+              <w:rPr>
+                <w:noProof/>
+                <w:webHidden/>
+              </w:rPr>
+              <w:fldChar w:fldCharType="end"/>
+            </w:r>
+          </w:hyperlink>
+        </w:p>
+        <w:p>
+          <w:pPr>
+            <w:pStyle w:val="TOC1"/>
+            <w:tabs>
+              <w:tab w:val="right" w:leader="dot" w:pos="9111"/>
+            </w:tabs>
+            <w:rPr>
+              <w:noProof/>
+            </w:rPr>
+          </w:pPr>
+          <w:hyperlink w:anchor="_Toc230761868" w:history="1">
+            <w:r>
+              <w:rPr>
+                <w:rStyle w:val="Hyperlink"/>
+                <w:rFonts w:eastAsia="Calibri" w:cs="Times New Roman"/>
+                <w:bCs/>
+                <w:noProof/>
+                <w:kern w:val="0"/>
+                <w14:ligatures w14:val="none"/>
+              </w:rPr>
+              <w:t>DANH MỤC BẢNG BIỂU</w:t>
+            </w:r>
+            <w:r>
+              <w:rPr>
+                <w:noProof/>
+                <w:webHidden/>
+              </w:rPr>
+              <w:tab/>
+            </w:r>
+            <w:r>
+              <w:rPr>
+                <w:noProof/>
+                <w:webHidden/>
+              </w:rPr>
+              <w:fldChar w:fldCharType="begin"/>
+            </w:r>
+            <w:r>
+              <w:rPr>
+                <w:noProof/>
+                <w:webHidden/>
+              </w:rPr>
+              <w:instrText xml:space="preserve"> PAGEREF _Toc230761868 \h </w:instrText>
+            </w:r>
+            <w:r>
+              <w:rPr>
+                <w:noProof/>
+                <w:webHidden/>
+              </w:rPr>
+            </w:r>
+            <w:r>
+              <w:rPr>
+                <w:noProof/>
+                <w:webHidden/>
+              </w:rPr>
+              <w:fldChar w:fldCharType="separate"/>
+            </w:r>
+            <w:r>
+              <w:rPr>
+                <w:noProof/>
+                <w:webHidden/>
+              </w:rPr>
+              <w:t>3</w:t>
+            </w:r>
+            <w:r>
+              <w:rPr>
+                <w:noProof/>
+                <w:webHidden/>
+              </w:rPr>
+              <w:fldChar w:fldCharType="end"/>
+            </w:r>
+          </w:hyperlink>
+        </w:p>
+        <w:p>
+          <w:pPr>
+            <w:pStyle w:val="TOC1"/>
+            <w:tabs>
+              <w:tab w:val="right" w:leader="dot" w:pos="9111"/>
+            </w:tabs>
+            <w:rPr>
+              <w:noProof/>
+            </w:rPr>
+          </w:pPr>
+          <w:hyperlink w:anchor="_Toc230761869" w:history="1">
+            <w:r>
+              <w:rPr>
+                <w:rStyle w:val="Hyperlink"/>
+                <w:rFonts w:eastAsia="Calibri" w:cs="Times New Roman"/>
+                <w:bCs/>
+                <w:noProof/>
+                <w:kern w:val="0"/>
+                <w14:ligatures w14:val="none"/>
+              </w:rPr>
+              <w:t>LỜI NÓI ĐẦU</w:t>
+            </w:r>
+            <w:r>
+              <w:rPr>
+                <w:noProof/>
+                <w:webHidden/>
+              </w:rPr>
+              <w:tab/>
+            </w:r>
+            <w:r>
+              <w:rPr>
+                <w:noProof/>
+                <w:webHidden/>
+              </w:rPr>
+              <w:fldChar w:fldCharType="begin"/>
+            </w:r>
+            <w:r>
+              <w:rPr>
+                <w:noProof/>
+                <w:webHidden/>
+              </w:rPr>
+              <w:instrText xml:space="preserve"> PAGEREF _Toc230761869 \h </w:instrText>
+            </w:r>
+            <w:r>
+              <w:rPr>
+                <w:noProof/>
+                <w:webHidden/>
+              </w:rPr>
+            </w:r>
+            <w:r>
+              <w:rPr>
+                <w:noProof/>
+                <w:webHidden/>
+              </w:rPr>
+              <w:fldChar w:fldCharType="separate"/>
+            </w:r>
+            <w:r>
+              <w:rPr>
+                <w:noProof/>
+                <w:webHidden/>
+              </w:rPr>
+              <w:t>4</w:t>
+            </w:r>
+            <w:r>
+              <w:rPr>
+                <w:noProof/>
+                <w:webHidden/>
+              </w:rPr>
+              <w:fldChar w:fldCharType="end"/>
+            </w:r>
+          </w:hyperlink>
+        </w:p>
+        <w:p>
+          <w:pPr>
+            <w:pStyle w:val="TOC1"/>
+            <w:tabs>
+              <w:tab w:val="left" w:pos="1440"/>
+              <w:tab w:val="right" w:leader="dot" w:pos="9111"/>
+            </w:tabs>
+            <w:rPr>
+              <w:noProof/>
+            </w:rPr>
+          </w:pPr>
+          <w:hyperlink w:anchor="_Toc230761870" w:history="1">
+            <w:r>
+              <w:rPr>
+                <w:rStyle w:val="Hyperlink"/>
+                <w:rFonts w:eastAsia="Calibri" w:cs="Times New Roman"/>
+                <w:b/>
+                <w:noProof/>
+                <w:kern w:val="0"/>
+                <w14:ligatures w14:val="none"/>
+              </w:rPr>
+              <w:t>CHƯƠNG 1.</w:t>
+            </w:r>
+            <w:r>
+              <w:rPr>
+                <w:noProof/>
+              </w:rPr>
+              <w:t xml:space="preserve"> </w:t>
+            </w:r>
+            <w:r>
+              <w:rPr>
+                <w:rStyle w:val="Hyperlink"/>
+                <w:rFonts w:eastAsia="Calibri" w:cs="Times New Roman"/>
+                <w:b/>
+                <w:noProof/>
+                <w:kern w:val="0"/>
+                <w14:ligatures w14:val="none"/>
+              </w:rPr>
+              <w:t>TỔNG QUAN</w:t>
+            </w:r>
+            <w:r>
+              <w:rPr>
+                <w:noProof/>
+                <w:webHidden/>
+              </w:rPr>
+              <w:tab/>
+            </w:r>
+            <w:r>
+              <w:rPr>
+                <w:noProof/>
+                <w:webHidden/>
+              </w:rPr>
+              <w:fldChar w:fldCharType="begin"/>
+            </w:r>
+            <w:r>
+              <w:rPr>
+                <w:noProof/>
+                <w:webHidden/>
+              </w:rPr>
+              <w:instrText xml:space="preserve"> PAGEREF _Toc230761870 \h </w:instrText>
+            </w:r>
+            <w:r>
+              <w:rPr>
+                <w:noProof/>
+                <w:webHidden/>
+              </w:rPr>
+            </w:r>
+            <w:r>
+              <w:rPr>
+                <w:noProof/>
+                <w:webHidden/>
+              </w:rPr>
+              <w:fldChar w:fldCharType="separate"/>
+            </w:r>
+            <w:r>
+              <w:rPr>
+                <w:noProof/>
+                <w:webHidden/>
+              </w:rPr>
+              <w:t>6</w:t>
+            </w:r>
+            <w:r>
+              <w:rPr>
+                <w:noProof/>
+                <w:webHidden/>
+              </w:rPr>
+              <w:fldChar w:fldCharType="end"/>
+            </w:r>
+          </w:hyperlink>
+        </w:p>
+        <w:p>
+          <w:pPr>
+            <w:pStyle w:val="TOC2"/>
+            <w:tabs>
+              <w:tab w:val="left" w:pos="960"/>
+              <w:tab w:val="right" w:leader="dot" w:pos="9111"/>
+            </w:tabs>
+            <w:rPr>
+              <w:noProof/>
+            </w:rPr>
+          </w:pPr>
+          <w:hyperlink w:anchor="_Toc230761871" w:history="1">
+            <w:r>
+              <w:rPr>
+                <w:rStyle w:val="Hyperlink"/>
+                <w:rFonts w:eastAsia="Calibri" w:cs="Times New Roman"/>
+                <w:b/>
+                <w:noProof/>
+                <w:kern w:val="0"/>
+                <w14:ligatures w14:val="none"/>
+              </w:rPr>
+              <w:t>1.1.</w:t>
+            </w:r>
+            <w:r>
+              <w:rPr>
+                <w:noProof/>
+              </w:rPr>
+              <w:tab/>
+            </w:r>
+            <w:r>
+              <w:rPr>
+                <w:rStyle w:val="Hyperlink"/>
+                <w:rFonts w:eastAsia="Calibri" w:cs="Times New Roman"/>
+                <w:b/>
+                <w:noProof/>
+                <w:kern w:val="0"/>
+                <w14:ligatures w14:val="none"/>
+              </w:rPr>
+              <w:t>Tổng quan về An ninh mạng</w:t>
+            </w:r>
+            <w:r>
+              <w:rPr>
+                <w:noProof/>
+                <w:webHidden/>
+              </w:rPr>
+              <w:tab/>
+            </w:r>
+            <w:r>
+              <w:rPr>
+                <w:noProof/>
+                <w:webHidden/>
+              </w:rPr>
+              <w:fldChar w:fldCharType="begin"/>
+            </w:r>
+            <w:r>
+              <w:rPr>
+                <w:noProof/>
+                <w:webHidden/>
+              </w:rPr>
+              <w:instrText xml:space="preserve"> PAGEREF _Toc230761871 \h </w:instrText>
+            </w:r>
+            <w:r>
+              <w:rPr>
+                <w:noProof/>
+                <w:webHidden/>
+              </w:rPr>
+            </w:r>
+            <w:r>
+              <w:rPr>
+                <w:noProof/>
+                <w:webHidden/>
+              </w:rPr>
+              <w:fldChar w:fldCharType="separate"/>
+            </w:r>
+            <w:r>
+              <w:rPr>
+                <w:noProof/>
+                <w:webHidden/>
+              </w:rPr>
+              <w:t>6</w:t>
+            </w:r>
+            <w:r>
+              <w:rPr>
+                <w:noProof/>
+                <w:webHidden/>
+              </w:rPr>
+              <w:fldChar w:fldCharType="end"/>
+            </w:r>
+          </w:hyperlink>
+        </w:p>
+        <w:p>
+          <w:pPr>
+            <w:pStyle w:val="TOC3"/>
+            <w:tabs>
+              <w:tab w:val="left" w:pos="1440"/>
+              <w:tab w:val="right" w:leader="dot" w:pos="9111"/>
+            </w:tabs>
+            <w:rPr>
+              <w:noProof/>
+            </w:rPr>
+          </w:pPr>
+          <w:hyperlink w:anchor="_Toc230761872" w:history="1">
+            <w:r>
+              <w:rPr>
+                <w:rStyle w:val="Hyperlink"/>
+                <w:rFonts w:eastAsia="Calibri" w:cs="Times New Roman"/>
+                <w:b/>
+                <w:noProof/>
+                <w:kern w:val="0"/>
+                <w14:ligatures w14:val="none"/>
+              </w:rPr>
+              <w:t>1.1.1.</w:t>
+            </w:r>
+            <w:r>
+              <w:rPr>
+                <w:noProof/>
+              </w:rPr>
+              <w:tab/>
+            </w:r>
+            <w:r>
+              <w:rPr>
+                <w:rStyle w:val="Hyperlink"/>
+                <w:rFonts w:eastAsia="Calibri" w:cs="Times New Roman"/>
+                <w:b/>
+                <w:noProof/>
+                <w:kern w:val="0"/>
+                <w14:ligatures w14:val="none"/>
+              </w:rPr>
+              <w:t>Khái niệm</w:t>
+            </w:r>
+            <w:r>
+              <w:rPr>
+                <w:noProof/>
+                <w:webHidden/>
+              </w:rPr>
+              <w:tab/>
+            </w:r>
+            <w:r>
+              <w:rPr>
+                <w:noProof/>
+                <w:webHidden/>
+              </w:rPr>
+              <w:fldChar w:fldCharType="begin"/>
+            </w:r>
+            <w:r>
+              <w:rPr>
+                <w:noProof/>
+                <w:webHidden/>
+              </w:rPr>
+              <w:instrText xml:space="preserve"> PAGEREF _Toc230761872 \h </w:instrText>
+            </w:r>
+            <w:r>
+              <w:rPr>
+                <w:noProof/>
+                <w:webHidden/>
+              </w:rPr>
+            </w:r>
+            <w:r>
+              <w:rPr>
+                <w:noProof/>
+                <w:webHidden/>
+              </w:rPr>
+              <w:fldChar w:fldCharType="separate"/>
+            </w:r>
+            <w:r>
+              <w:rPr>
+                <w:noProof/>
+                <w:webHidden/>
+              </w:rPr>
+              <w:t>6</w:t>
+            </w:r>
+            <w:r>
+              <w:rPr>
+                <w:noProof/>
+                <w:webHidden/>
+              </w:rPr>
+              <w:fldChar w:fldCharType="end"/>
+            </w:r>
+          </w:hyperlink>
+        </w:p>
+        <w:p>
+          <w:pPr>
+            <w:pStyle w:val="TOC3"/>
+            <w:tabs>
+              <w:tab w:val="left" w:pos="1440"/>
+              <w:tab w:val="right" w:leader="dot" w:pos="9111"/>
+            </w:tabs>
+            <w:rPr>
+              <w:noProof/>
+            </w:rPr>
+          </w:pPr>
+          <w:hyperlink w:anchor="_Toc230761873" w:history="1">
+            <w:r>
+              <w:rPr>
+                <w:rStyle w:val="Hyperlink"/>
+                <w:rFonts w:eastAsia="Calibri" w:cs="Times New Roman"/>
+                <w:b/>
+                <w:noProof/>
+                <w:kern w:val="0"/>
+                <w14:ligatures w14:val="none"/>
+              </w:rPr>
+              <w:t>1.1.2.</w:t>
+            </w:r>
+            <w:r>
+              <w:rPr>
+                <w:noProof/>
+              </w:rPr>
+              <w:tab/>
+            </w:r>
+            <w:r>
+              <w:rPr>
+                <w:rStyle w:val="Hyperlink"/>
+                <w:rFonts w:eastAsia="Calibri" w:cs="Times New Roman"/>
+                <w:b/>
+                <w:noProof/>
+                <w:kern w:val="0"/>
+                <w14:ligatures w14:val="none"/>
+              </w:rPr>
+              <w:t>Các nguyên tắc nền tảng trong an ninh mạng</w:t>
+            </w:r>
+            <w:r>
+              <w:rPr>
+                <w:noProof/>
+                <w:webHidden/>
+              </w:rPr>
+              <w:tab/>
+            </w:r>
+            <w:r>
+              <w:rPr>
+                <w:noProof/>
+                <w:webHidden/>
+              </w:rPr>
+              <w:fldChar w:fldCharType="begin"/>
+            </w:r>
+            <w:r>
+              <w:rPr>
+                <w:noProof/>
+                <w:webHidden/>
+              </w:rPr>
+              <w:instrText xml:space="preserve"> PAGEREF _Toc230761873 \h </w:instrText>
+            </w:r>
+            <w:r>
+              <w:rPr>
+                <w:noProof/>
+                <w:webHidden/>
+              </w:rPr>
+            </w:r>
+            <w:r>
+              <w:rPr>
+                <w:noProof/>
+                <w:webHidden/>
+              </w:rPr>
+              <w:fldChar w:fldCharType="separate"/>
+            </w:r>
+            <w:r>
+              <w:rPr>
+                <w:noProof/>
+                <w:webHidden/>
+              </w:rPr>
+              <w:t>6</w:t>
+            </w:r>
+            <w:r>
+              <w:rPr>
+                <w:noProof/>
+                <w:webHidden/>
+              </w:rPr>
+              <w:fldChar w:fldCharType="end"/>
+            </w:r>
+          </w:hyperlink>
+        </w:p>
+        <w:p>
+          <w:pPr>
+            <w:pStyle w:val="TOC3"/>
+            <w:tabs>
+              <w:tab w:val="left" w:pos="1440"/>
+              <w:tab w:val="right" w:leader="dot" w:pos="9111"/>
+            </w:tabs>
+            <w:rPr>
+              <w:noProof/>
+            </w:rPr>
+          </w:pPr>
+          <w:hyperlink w:anchor="_Toc230761874" w:history="1">
+            <w:r>
+              <w:rPr>
+                <w:rStyle w:val="Hyperlink"/>
+                <w:rFonts w:eastAsia="Calibri" w:cs="Times New Roman"/>
+                <w:b/>
+                <w:noProof/>
+                <w:kern w:val="0"/>
+                <w14:ligatures w14:val="none"/>
+              </w:rPr>
+              <w:t>1.1.3.</w:t>
+            </w:r>
+            <w:r>
+              <w:rPr>
+                <w:noProof/>
+              </w:rPr>
+              <w:tab/>
+            </w:r>
+            <w:r>
+              <w:rPr>
+                <w:rStyle w:val="Hyperlink"/>
+                <w:rFonts w:eastAsia="Calibri" w:cs="Times New Roman"/>
+                <w:b/>
+                <w:noProof/>
+                <w:kern w:val="0"/>
+                <w14:ligatures w14:val="none"/>
+              </w:rPr>
+              <w:t>Các mục tiêu bảo mật</w:t>
+            </w:r>
+            <w:r>
+              <w:rPr>
+                <w:noProof/>
+                <w:webHidden/>
+              </w:rPr>
+              <w:tab/>
+            </w:r>
+            <w:r>
+              <w:rPr>
+                <w:noProof/>
+                <w:webHidden/>
+              </w:rPr>
+              <w:fldChar w:fldCharType="begin"/>
+            </w:r>
+            <w:r>
+              <w:rPr>
+                <w:noProof/>
+                <w:webHidden/>
+              </w:rPr>
+              <w:instrText xml:space="preserve"> PAGEREF _Toc230761874 \h </w:instrText>
+            </w:r>
+            <w:r>
+              <w:rPr>
+                <w:noProof/>
+                <w:webHidden/>
+              </w:rPr>
+            </w:r>
+            <w:r>
+              <w:rPr>
+                <w:noProof/>
+                <w:webHidden/>
+              </w:rPr>
+              <w:fldChar w:fldCharType="separate"/>
+            </w:r>
+            <w:r>
+              <w:rPr>
+                <w:noProof/>
+                <w:webHidden/>
+              </w:rPr>
+              <w:t>6</w:t>
+            </w:r>
+            <w:r>
+              <w:rPr>
+                <w:noProof/>
+                <w:webHidden/>
+              </w:rPr>
+              <w:fldChar w:fldCharType="end"/>
+            </w:r>
+          </w:hyperlink>
+        </w:p>
+        <w:p>
+          <w:pPr>
+            <w:pStyle w:val="TOC2"/>
+            <w:tabs>
+              <w:tab w:val="left" w:pos="960"/>
+              <w:tab w:val="right" w:leader="dot" w:pos="9111"/>
+            </w:tabs>
+            <w:rPr>
+              <w:noProof/>
+            </w:rPr>
+          </w:pPr>
+          <w:hyperlink w:anchor="_Toc230761875" w:history="1">
+            <w:r>
+              <w:rPr>
+                <w:rStyle w:val="Hyperlink"/>
+                <w:rFonts w:eastAsia="Calibri" w:cs="Times New Roman"/>
+                <w:b/>
+                <w:noProof/>
+                <w:kern w:val="0"/>
+                <w14:ligatures w14:val="none"/>
+              </w:rPr>
+              <w:t>1.2.</w:t>
+            </w:r>
+            <w:r>
+              <w:rPr>
+                <w:noProof/>
+              </w:rPr>
+              <w:tab/>
+            </w:r>
+            <w:r>
+              <w:rPr>
+                <w:rStyle w:val="Hyperlink"/>
+                <w:rFonts w:eastAsia="Calibri" w:cs="Times New Roman"/>
+                <w:b/>
+                <w:noProof/>
+                <w:kern w:val="0"/>
+                <w14:ligatures w14:val="none"/>
+              </w:rPr>
+              <w:t>Các kiến thức cơ sở</w:t>
+            </w:r>
+            <w:r>
+              <w:rPr>
+                <w:noProof/>
+                <w:webHidden/>
+              </w:rPr>
+              <w:tab/>
+            </w:r>
+            <w:r>
+              <w:rPr>
+                <w:noProof/>
+                <w:webHidden/>
+              </w:rPr>
+              <w:fldChar w:fldCharType="begin"/>
+            </w:r>
+            <w:r>
+              <w:rPr>
+                <w:noProof/>
+                <w:webHidden/>
+              </w:rPr>
+              <w:instrText xml:space="preserve"> PAGEREF _Toc230761875 \h </w:instrText>
+            </w:r>
+            <w:r>
+              <w:rPr>
+                <w:noProof/>
+                <w:webHidden/>
+              </w:rPr>
+            </w:r>
+            <w:r>
+              <w:rPr>
+                <w:noProof/>
+                <w:webHidden/>
+              </w:rPr>
+              <w:fldChar w:fldCharType="separate"/>
+            </w:r>
+            <w:r>
+              <w:rPr>
+                <w:noProof/>
+                <w:webHidden/>
+              </w:rPr>
+              <w:t>7</w:t>
+            </w:r>
+            <w:r>
+              <w:rPr>
+                <w:noProof/>
+                <w:webHidden/>
+              </w:rPr>
+              <w:fldChar w:fldCharType="end"/>
+            </w:r>
+          </w:hyperlink>
+        </w:p>
+        <w:p>
+          <w:pPr>
+            <w:pStyle w:val="TOC3"/>
+            <w:tabs>
+              <w:tab w:val="left" w:pos="1440"/>
+              <w:tab w:val="right" w:leader="dot" w:pos="9111"/>
+            </w:tabs>
+            <w:rPr>
+              <w:noProof/>
+            </w:rPr>
+          </w:pPr>
+          <w:hyperlink w:anchor="_Toc230761876" w:history="1">
+            <w:r>
+              <w:rPr>
+                <w:rStyle w:val="Hyperlink"/>
+                <w:rFonts w:eastAsia="Calibri" w:cs="Times New Roman"/>
+                <w:b/>
+                <w:noProof/>
+                <w:kern w:val="0"/>
+                <w14:ligatures w14:val="none"/>
+              </w:rPr>
+              <w:t>1.2.1.</w:t>
+            </w:r>
+            <w:r>
+              <w:rPr>
+                <w:noProof/>
+              </w:rPr>
+              <w:tab/>
+            </w:r>
+            <w:r>
+              <w:rPr>
+                <w:rStyle w:val="Hyperlink"/>
+                <w:rFonts w:eastAsia="Calibri" w:cs="Times New Roman"/>
+                <w:b/>
+                <w:noProof/>
+                <w:kern w:val="0"/>
+                <w14:ligatures w14:val="none"/>
+              </w:rPr>
+              <w:t>Các dịch vụ theo chuẩn X.800</w:t>
+            </w:r>
+            <w:r>
+              <w:rPr>
+                <w:noProof/>
+                <w:webHidden/>
+              </w:rPr>
+              <w:tab/>
+            </w:r>
+            <w:r>
+              <w:rPr>
+                <w:noProof/>
+                <w:webHidden/>
+              </w:rPr>
+              <w:fldChar w:fldCharType="begin"/>
+            </w:r>
+            <w:r>
+              <w:rPr>
+                <w:noProof/>
+                <w:webHidden/>
+              </w:rPr>
+              <w:instrText xml:space="preserve"> PAGEREF _Toc230761876 \h </w:instrText>
+            </w:r>
+            <w:r>
+              <w:rPr>
+                <w:noProof/>
+                <w:webHidden/>
+              </w:rPr>
+            </w:r>
+            <w:r>
+              <w:rPr>
+                <w:noProof/>
+                <w:webHidden/>
+              </w:rPr>
+              <w:fldChar w:fldCharType="separate"/>
+            </w:r>
+            <w:r>
+              <w:rPr>
+                <w:noProof/>
+                <w:webHidden/>
+              </w:rPr>
+              <w:t>7</w:t>
+            </w:r>
+            <w:r>
+              <w:rPr>
+                <w:noProof/>
+                <w:webHidden/>
+              </w:rPr>
+              <w:fldChar w:fldCharType="end"/>
+            </w:r>
+          </w:hyperlink>
+        </w:p>
+        <w:p>
+          <w:pPr>
+            <w:pStyle w:val="TOC3"/>
+            <w:tabs>
+              <w:tab w:val="left" w:pos="1440"/>
+              <w:tab w:val="right" w:leader="dot" w:pos="9111"/>
+            </w:tabs>
+            <w:rPr>
+              <w:noProof/>
+            </w:rPr>
+          </w:pPr>
+          <w:hyperlink w:anchor="_Toc230761877" w:history="1">
+            <w:r>
+              <w:rPr>
+                <w:rStyle w:val="Hyperlink"/>
+                <w:rFonts w:eastAsia="Calibri" w:cs="Times New Roman"/>
+                <w:b/>
+                <w:noProof/>
+                <w:kern w:val="0"/>
+                <w14:ligatures w14:val="none"/>
+              </w:rPr>
+              <w:t>1.2.2.</w:t>
+            </w:r>
+            <w:r>
+              <w:rPr>
+                <w:noProof/>
+              </w:rPr>
+              <w:tab/>
+            </w:r>
+            <w:r>
+              <w:rPr>
+                <w:rStyle w:val="Hyperlink"/>
+                <w:rFonts w:eastAsia="Calibri" w:cs="Times New Roman"/>
+                <w:b/>
+                <w:noProof/>
+                <w:kern w:val="0"/>
+                <w14:ligatures w14:val="none"/>
+              </w:rPr>
+              <w:t>Tấn công mạng</w:t>
+            </w:r>
+            <w:r>
+              <w:rPr>
+                <w:noProof/>
+                <w:webHidden/>
+              </w:rPr>
+              <w:tab/>
+            </w:r>
+            <w:r>
+              <w:rPr>
+                <w:noProof/>
+                <w:webHidden/>
+              </w:rPr>
+              <w:fldChar w:fldCharType="begin"/>
+            </w:r>
+            <w:r>
+              <w:rPr>
+                <w:noProof/>
+                <w:webHidden/>
+              </w:rPr>
+              <w:instrText xml:space="preserve"> PAGEREF _Toc230761877 \h </w:instrText>
+            </w:r>
+            <w:r>
+              <w:rPr>
+                <w:noProof/>
+                <w:webHidden/>
+              </w:rPr>
+            </w:r>
+            <w:r>
+              <w:rPr>
+                <w:noProof/>
+                <w:webHidden/>
+              </w:rPr>
+              <w:fldChar w:fldCharType="separate"/>
+            </w:r>
+            <w:r>
+              <w:rPr>
+                <w:noProof/>
+                <w:webHidden/>
+              </w:rPr>
+              <w:t>8</w:t>
+            </w:r>
+            <w:r>
+              <w:rPr>
+                <w:noProof/>
+                <w:webHidden/>
+              </w:rPr>
+              <w:fldChar w:fldCharType="end"/>
+            </w:r>
+          </w:hyperlink>
+        </w:p>
+        <w:p>
+          <w:pPr>
+            <w:pStyle w:val="TOC3"/>
+            <w:tabs>
+              <w:tab w:val="left" w:pos="1440"/>
+              <w:tab w:val="right" w:leader="dot" w:pos="9111"/>
+            </w:tabs>
+            <w:rPr>
+              <w:noProof/>
+            </w:rPr>
+          </w:pPr>
+          <w:hyperlink w:anchor="_Toc230761878" w:history="1">
+            <w:r>
+              <w:rPr>
+                <w:rStyle w:val="Hyperlink"/>
+                <w:rFonts w:eastAsia="Calibri" w:cs="Times New Roman"/>
+                <w:b/>
+                <w:noProof/>
+                <w:kern w:val="0"/>
+                <w14:ligatures w14:val="none"/>
+              </w:rPr>
+              <w:t>1.2.3.</w:t>
+            </w:r>
+            <w:r>
+              <w:rPr>
+                <w:noProof/>
+              </w:rPr>
+              <w:tab/>
+            </w:r>
+            <w:r>
+              <w:rPr>
+                <w:rStyle w:val="Hyperlink"/>
+                <w:rFonts w:eastAsia="Calibri" w:cs="Times New Roman"/>
+                <w:b/>
+                <w:noProof/>
+                <w:kern w:val="0"/>
+                <w14:ligatures w14:val="none"/>
+              </w:rPr>
+              <w:t>Các mối đe doạ đối với mạng an toàn</w:t>
+            </w:r>
+            <w:r>
+              <w:rPr>
+                <w:noProof/>
+                <w:webHidden/>
+              </w:rPr>
+              <w:tab/>
+            </w:r>
+            <w:r>
+              <w:rPr>
+                <w:noProof/>
+                <w:webHidden/>
+              </w:rPr>
+              <w:fldChar w:fldCharType="begin"/>
+            </w:r>
+            <w:r>
+              <w:rPr>
+                <w:noProof/>
+                <w:webHidden/>
+              </w:rPr>
+              <w:instrText xml:space="preserve"> PAGEREF _Toc230761878 \h </w:instrText>
+            </w:r>
+            <w:r>
+              <w:rPr>
+                <w:noProof/>
+                <w:webHidden/>
+              </w:rPr>
+            </w:r>
+            <w:r>
+              <w:rPr>
+                <w:noProof/>
+                <w:webHidden/>
+              </w:rPr>
+              <w:fldChar w:fldCharType="separate"/>
+            </w:r>
+            <w:r>
+              <w:rPr>
+                <w:noProof/>
+                <w:webHidden/>
+              </w:rPr>
+              <w:t>8</w:t>
+            </w:r>
+            <w:r>
+              <w:rPr>
+                <w:noProof/>
+                <w:webHidden/>
+              </w:rPr>
+              <w:fldChar w:fldCharType="end"/>
+            </w:r>
+          </w:hyperlink>
+        </w:p>
+        <w:p>
+          <w:pPr>
+            <w:pStyle w:val="TOC3"/>
+            <w:tabs>
+              <w:tab w:val="left" w:pos="1440"/>
+              <w:tab w:val="right" w:leader="dot" w:pos="9111"/>
+            </w:tabs>
+            <w:rPr>
+              <w:noProof/>
+            </w:rPr>
+          </w:pPr>
+          <w:hyperlink w:anchor="_Toc230761879" w:history="1">
+            <w:r>
+              <w:rPr>
+                <w:rStyle w:val="Hyperlink"/>
+                <w:rFonts w:eastAsia="Calibri" w:cs="Times New Roman"/>
+                <w:b/>
+                <w:noProof/>
+                <w:kern w:val="0"/>
+                <w14:ligatures w14:val="none"/>
+              </w:rPr>
+              <w:t>1.2.4.</w:t>
+            </w:r>
+            <w:r>
+              <w:rPr>
+                <w:noProof/>
+              </w:rPr>
+              <w:tab/>
+            </w:r>
+            <w:r>
+              <w:rPr>
+                <w:rStyle w:val="Hyperlink"/>
+                <w:rFonts w:eastAsia="Calibri" w:cs="Times New Roman"/>
+                <w:b/>
+                <w:noProof/>
+                <w:kern w:val="0"/>
+                <w14:ligatures w14:val="none"/>
+              </w:rPr>
+              <w:t>Các biện pháp bảo vệ</w:t>
+            </w:r>
+            <w:r>
+              <w:rPr>
+                <w:noProof/>
+                <w:webHidden/>
+              </w:rPr>
+              <w:tab/>
+            </w:r>
+            <w:r>
+              <w:rPr>
+                <w:noProof/>
+                <w:webHidden/>
+              </w:rPr>
+              <w:fldChar w:fldCharType="begin"/>
+            </w:r>
+            <w:r>
+              <w:rPr>
+                <w:noProof/>
+                <w:webHidden/>
+              </w:rPr>
+              <w:instrText xml:space="preserve"> PAGEREF _Toc230761879 \h </w:instrText>
+            </w:r>
+            <w:r>
+              <w:rPr>
+                <w:noProof/>
+                <w:webHidden/>
+              </w:rPr>
+            </w:r>
+            <w:r>
+              <w:rPr>
+                <w:noProof/>
+                <w:webHidden/>
+              </w:rPr>
+              <w:fldChar w:fldCharType="separate"/>
+            </w:r>
+            <w:r>
+              <w:rPr>
+                <w:noProof/>
+                <w:webHidden/>
+              </w:rPr>
+              <w:t>9</w:t>
+            </w:r>
+            <w:r>
+              <w:rPr>
+                <w:noProof/>
+                <w:webHidden/>
+              </w:rPr>
+              <w:fldChar w:fldCharType="end"/>
+            </w:r>
+          </w:hyperlink>
+        </w:p>
+        <w:p>
+          <w:pPr>
+            <w:pStyle w:val="TOC2"/>
+            <w:tabs>
+              <w:tab w:val="left" w:pos="960"/>
+              <w:tab w:val="right" w:leader="dot" w:pos="9111"/>
+            </w:tabs>
+            <w:rPr>
+              <w:noProof/>
+            </w:rPr>
+          </w:pPr>
+          <w:hyperlink w:anchor="_Toc230761880" w:history="1">
+            <w:r>
+              <w:rPr>
+                <w:rStyle w:val="Hyperlink"/>
+                <w:rFonts w:eastAsia="Calibri" w:cs="Times New Roman"/>
+                <w:b/>
+                <w:noProof/>
+                <w:kern w:val="0"/>
+                <w14:ligatures w14:val="none"/>
+              </w:rPr>
+              <w:t>1.3.</w:t>
+            </w:r>
+            <w:r>
+              <w:rPr>
+                <w:noProof/>
+              </w:rPr>
+              <w:tab/>
+            </w:r>
+            <w:r>
+              <w:rPr>
+                <w:rStyle w:val="Hyperlink"/>
+                <w:rFonts w:eastAsia="Calibri" w:cs="Times New Roman"/>
+                <w:b/>
+                <w:noProof/>
+                <w:kern w:val="0"/>
+                <w14:ligatures w14:val="none"/>
+              </w:rPr>
+              <w:t>Nội dung nghiên cứu</w:t>
+            </w:r>
+            <w:r>
+              <w:rPr>
+                <w:noProof/>
+                <w:webHidden/>
+              </w:rPr>
+              <w:tab/>
+            </w:r>
+            <w:r>
+              <w:rPr>
+                <w:noProof/>
+                <w:webHidden/>
+              </w:rPr>
+              <w:fldChar w:fldCharType="begin"/>
+            </w:r>
+            <w:r>
+              <w:rPr>
+                <w:noProof/>
+                <w:webHidden/>
+              </w:rPr>
+              <w:instrText xml:space="preserve"> PAGEREF _Toc230761880 \h </w:instrText>
+            </w:r>
+            <w:r>
+              <w:rPr>
+                <w:noProof/>
+                <w:webHidden/>
+              </w:rPr>
+            </w:r>
+            <w:r>
+              <w:rPr>
+                <w:noProof/>
+                <w:webHidden/>
+              </w:rPr>
+              <w:fldChar w:fldCharType="separate"/>
+            </w:r>
+            <w:r>
+              <w:rPr>
+                <w:noProof/>
+                <w:webHidden/>
+              </w:rPr>
+              <w:t>9</w:t>
+            </w:r>
+            <w:r>
+              <w:rPr>
+                <w:noProof/>
+                <w:webHidden/>
+              </w:rPr>
+              <w:fldChar w:fldCharType="end"/>
+            </w:r>
+          </w:hyperlink>
+        </w:p>
+        <w:p>
+          <w:pPr>
+            <w:pStyle w:val="TOC3"/>
+            <w:tabs>
+              <w:tab w:val="left" w:pos="1440"/>
+              <w:tab w:val="right" w:leader="dot" w:pos="9111"/>
+            </w:tabs>
+            <w:rPr>
+              <w:noProof/>
+            </w:rPr>
+          </w:pPr>
+          <w:hyperlink w:anchor="_Toc230761881" w:history="1">
+            <w:r>
+              <w:rPr>
+                <w:rStyle w:val="Hyperlink"/>
+                <w:rFonts w:eastAsia="Calibri" w:cs="Times New Roman"/>
+                <w:b/>
+                <w:noProof/>
+                <w:kern w:val="0"/>
+                <w14:ligatures w14:val="none"/>
+              </w:rPr>
+              <w:t>1.3.1.</w:t>
+            </w:r>
+            <w:r>
+              <w:rPr>
+                <w:noProof/>
+              </w:rPr>
+              <w:tab/>
+            </w:r>
+            <w:r>
+              <w:rPr>
+                <w:rStyle w:val="Hyperlink"/>
+                <w:rFonts w:eastAsia="Calibri" w:cs="Times New Roman"/>
+                <w:b/>
+                <w:noProof/>
+                <w:kern w:val="0"/>
+                <w14:ligatures w14:val="none"/>
+              </w:rPr>
+              <w:t>Lý do chọn đề tài</w:t>
+            </w:r>
+            <w:r>
+              <w:rPr>
+                <w:noProof/>
+                <w:webHidden/>
+              </w:rPr>
+              <w:tab/>
+            </w:r>
+            <w:r>
+              <w:rPr>
+                <w:noProof/>
+                <w:webHidden/>
+              </w:rPr>
+              <w:fldChar w:fldCharType="begin"/>
+            </w:r>
+            <w:r>
+              <w:rPr>
+                <w:noProof/>
+                <w:webHidden/>
+              </w:rPr>
+              <w:instrText xml:space="preserve"> PAGEREF _Toc230761881 \h </w:instrText>
+            </w:r>
+            <w:r>
+              <w:rPr>
+                <w:noProof/>
+                <w:webHidden/>
+              </w:rPr>
+            </w:r>
+            <w:r>
+              <w:rPr>
+                <w:noProof/>
+                <w:webHidden/>
+              </w:rPr>
+              <w:fldChar w:fldCharType="separate"/>
+            </w:r>
+            <w:r>
+              <w:rPr>
+                <w:noProof/>
+                <w:webHidden/>
+              </w:rPr>
+              <w:t>9</w:t>
+            </w:r>
+            <w:r>
+              <w:rPr>
+                <w:noProof/>
+                <w:webHidden/>
+              </w:rPr>
+              <w:fldChar w:fldCharType="end"/>
+            </w:r>
+          </w:hyperlink>
+        </w:p>
+        <w:p>
+          <w:pPr>
+            <w:pStyle w:val="TOC3"/>
+            <w:tabs>
+              <w:tab w:val="left" w:pos="1440"/>
+              <w:tab w:val="right" w:leader="dot" w:pos="9111"/>
+            </w:tabs>
+            <w:rPr>
+              <w:noProof/>
+            </w:rPr>
+          </w:pPr>
+          <w:hyperlink w:anchor="_Toc230761882" w:history="1">
+            <w:r>
+              <w:rPr>
+                <w:rStyle w:val="Hyperlink"/>
+                <w:rFonts w:eastAsia="Calibri" w:cs="Times New Roman"/>
+                <w:b/>
+                <w:noProof/>
+                <w:kern w:val="0"/>
+                <w14:ligatures w14:val="none"/>
+              </w:rPr>
+              <w:t>1.3.2.</w:t>
+            </w:r>
+            <w:r>
+              <w:rPr>
+                <w:noProof/>
+              </w:rPr>
+              <w:tab/>
+            </w:r>
+            <w:r>
+              <w:rPr>
+                <w:rStyle w:val="Hyperlink"/>
+                <w:rFonts w:eastAsia="Calibri" w:cs="Times New Roman"/>
+                <w:b/>
+                <w:noProof/>
+                <w:kern w:val="0"/>
+                <w14:ligatures w14:val="none"/>
+              </w:rPr>
+              <w:t>Mục tiêu nghiên cứu</w:t>
+            </w:r>
+            <w:r>
+              <w:rPr>
+                <w:noProof/>
+                <w:webHidden/>
+              </w:rPr>
+              <w:tab/>
+            </w:r>
+            <w:r>
+              <w:rPr>
+                <w:noProof/>
+                <w:webHidden/>
+              </w:rPr>
+              <w:fldChar w:fldCharType="begin"/>
+            </w:r>
+            <w:r>
+              <w:rPr>
+                <w:noProof/>
+                <w:webHidden/>
+              </w:rPr>
+              <w:instrText xml:space="preserve"> PAGEREF _Toc230761882 \h </w:instrText>
+            </w:r>
+            <w:r>
+              <w:rPr>
+                <w:noProof/>
+                <w:webHidden/>
+              </w:rPr>
+            </w:r>
+            <w:r>
+              <w:rPr>
+                <w:noProof/>
+                <w:webHidden/>
+              </w:rPr>
+              <w:fldChar w:fldCharType="separate"/>
+            </w:r>
+            <w:r>
+              <w:rPr>
+                <w:noProof/>
+                <w:webHidden/>
+              </w:rPr>
+              <w:t>10</w:t>
+            </w:r>
+            <w:r>
+              <w:rPr>
+                <w:noProof/>
+                <w:webHidden/>
+              </w:rPr>
+              <w:fldChar w:fldCharType="end"/>
+            </w:r>
+          </w:hyperlink>
+        </w:p>
+        <w:p>
+          <w:pPr>
+            <w:pStyle w:val="TOC3"/>
+            <w:tabs>
+              <w:tab w:val="left" w:pos="1440"/>
+              <w:tab w:val="right" w:leader="dot" w:pos="9111"/>
+            </w:tabs>
+            <w:rPr>
+              <w:noProof/>
+            </w:rPr>
+          </w:pPr>
+          <w:hyperlink w:anchor="_Toc230761883" w:history="1">
+            <w:r>
+              <w:rPr>
+                <w:rStyle w:val="Hyperlink"/>
+                <w:rFonts w:eastAsia="Calibri" w:cs="Times New Roman"/>
+                <w:b/>
+                <w:noProof/>
+                <w:kern w:val="0"/>
+                <w14:ligatures w14:val="none"/>
+              </w:rPr>
+              <w:t>1.3.3.</w:t>
+            </w:r>
+            <w:r>
+              <w:rPr>
+                <w:noProof/>
+              </w:rPr>
+              <w:tab/>
+            </w:r>
+            <w:r>
+              <w:rPr>
+                <w:rStyle w:val="Hyperlink"/>
+                <w:rFonts w:eastAsia="Calibri" w:cs="Times New Roman"/>
+                <w:b/>
+                <w:noProof/>
+                <w:kern w:val="0"/>
+                <w14:ligatures w14:val="none"/>
+              </w:rPr>
+              <w:t>Phạm vi và giới hạn nghiên cứu</w:t>
+            </w:r>
+            <w:r>
+              <w:rPr>
+                <w:noProof/>
+                <w:webHidden/>
+              </w:rPr>
+              <w:tab/>
+            </w:r>
+            <w:r>
+              <w:rPr>
+                <w:noProof/>
+                <w:webHidden/>
+              </w:rPr>
+              <w:fldChar w:fldCharType="begin"/>
+            </w:r>
+            <w:r>
+              <w:rPr>
+                <w:noProof/>
+                <w:webHidden/>
+              </w:rPr>
+              <w:instrText xml:space="preserve"> PAGEREF _Toc230761883 \h </w:instrText>
+            </w:r>
+            <w:r>
+              <w:rPr>
+                <w:noProof/>
+                <w:webHidden/>
+              </w:rPr>
+            </w:r>
+            <w:r>
+              <w:rPr>
+                <w:noProof/>
+                <w:webHidden/>
+              </w:rPr>
+              <w:fldChar w:fldCharType="separate"/>
+            </w:r>
+            <w:r>
+              <w:rPr>
+                <w:noProof/>
+                <w:webHidden/>
+              </w:rPr>
+              <w:t>11</w:t>
+            </w:r>
+            <w:r>
+              <w:rPr>
+                <w:noProof/>
+                <w:webHidden/>
+              </w:rPr>
+              <w:fldChar w:fldCharType="end"/>
+            </w:r>
+          </w:hyperlink>
+        </w:p>
+        <w:p>
+          <w:pPr>
+            <w:pStyle w:val="TOC1"/>
+            <w:tabs>
+              <w:tab w:val="left" w:pos="1440"/>
+              <w:tab w:val="right" w:leader="dot" w:pos="9111"/>
+            </w:tabs>
+            <w:rPr>
+              <w:noProof/>
+            </w:rPr>
+          </w:pPr>
+          <w:hyperlink w:anchor="_Toc230761884" w:history="1">
+            <w:r>
+              <w:rPr>
+                <w:rStyle w:val="Hyperlink"/>
+                <w:rFonts w:eastAsia="Calibri" w:cs="Times New Roman"/>
+                <w:b/>
+                <w:noProof/>
+                <w:kern w:val="0"/>
+                <w14:ligatures w14:val="none"/>
+              </w:rPr>
+              <w:t>CHƯƠNG 2.</w:t>
+            </w:r>
+            <w:r>
+              <w:rPr>
+                <w:noProof/>
+              </w:rPr>
+              <w:t xml:space="preserve"> </w:t>
+            </w:r>
+            <w:r>
+              <w:rPr>
+                <w:rStyle w:val="Hyperlink"/>
+                <w:rFonts w:eastAsia="Calibri" w:cs="Times New Roman"/>
+                <w:b/>
+                <w:noProof/>
+                <w:kern w:val="0"/>
+                <w14:ligatures w14:val="none"/>
+              </w:rPr>
+              <w:t>TỔNG QUAN</w:t>
+            </w:r>
+            <w:r>
+              <w:rPr>
+                <w:noProof/>
+                <w:webHidden/>
+              </w:rPr>
+              <w:tab/>
+            </w:r>
+            <w:r>
+              <w:rPr>
+                <w:noProof/>
+                <w:webHidden/>
+              </w:rPr>
+              <w:fldChar w:fldCharType="begin"/>
+            </w:r>
+            <w:r>
+              <w:rPr>
+                <w:noProof/>
+                <w:webHidden/>
+              </w:rPr>
+              <w:instrText xml:space="preserve"> PAGEREF _Toc230761884 \h </w:instrText>
+            </w:r>
+            <w:r>
+              <w:rPr>
+                <w:noProof/>
+                <w:webHidden/>
+              </w:rPr>
+            </w:r>
+            <w:r>
+              <w:rPr>
+                <w:noProof/>
+                <w:webHidden/>
+              </w:rPr>
+              <w:fldChar w:fldCharType="separate"/>
+            </w:r>
+            <w:r>
+              <w:rPr>
+                <w:noProof/>
+                <w:webHidden/>
+              </w:rPr>
+              <w:t>12</w:t>
+            </w:r>
+            <w:r>
+              <w:rPr>
+                <w:noProof/>
+                <w:webHidden/>
+              </w:rPr>
+              <w:fldChar w:fldCharType="end"/>
+            </w:r>
+          </w:hyperlink>
+        </w:p>
+        <w:p>
+          <w:pPr>
+            <w:pStyle w:val="TOC2"/>
+            <w:tabs>
+              <w:tab w:val="left" w:pos="960"/>
+              <w:tab w:val="right" w:leader="dot" w:pos="9111"/>
+            </w:tabs>
+            <w:rPr>
+              <w:noProof/>
+            </w:rPr>
+          </w:pPr>
+          <w:hyperlink w:anchor="_Toc230761885" w:history="1">
+            <w:r>
+              <w:rPr>
+                <w:rStyle w:val="Hyperlink"/>
+                <w:rFonts w:eastAsia="Calibri" w:cs="Times New Roman"/>
+                <w:b/>
+                <w:noProof/>
+                <w:kern w:val="0"/>
+                <w14:ligatures w14:val="none"/>
+              </w:rPr>
+              <w:t>2.1.</w:t>
+            </w:r>
+            <w:r>
+              <w:rPr>
+                <w:noProof/>
+              </w:rPr>
+              <w:tab/>
+            </w:r>
+            <w:r>
+              <w:rPr>
+                <w:rStyle w:val="Hyperlink"/>
+                <w:rFonts w:eastAsia="Calibri" w:cs="Times New Roman"/>
+                <w:b/>
+                <w:noProof/>
+                <w:kern w:val="0"/>
+                <w14:ligatures w14:val="none"/>
+              </w:rPr>
+              <w:t>Nghiên cứu, tìm hiểu về mô hình mạng an toàn</w:t>
+            </w:r>
+            <w:r>
+              <w:rPr>
+                <w:noProof/>
+                <w:webHidden/>
+              </w:rPr>
+              <w:tab/>
+            </w:r>
+            <w:r>
+              <w:rPr>
+                <w:noProof/>
+                <w:webHidden/>
+              </w:rPr>
+              <w:fldChar w:fldCharType="begin"/>
+            </w:r>
+            <w:r>
+              <w:rPr>
+                <w:noProof/>
+                <w:webHidden/>
+              </w:rPr>
+              <w:instrText xml:space="preserve"> PAGEREF _Toc230761885 \h </w:instrText>
+            </w:r>
+            <w:r>
+              <w:rPr>
+                <w:noProof/>
+                <w:webHidden/>
+              </w:rPr>
+            </w:r>
+            <w:r>
+              <w:rPr>
+                <w:noProof/>
+                <w:webHidden/>
+              </w:rPr>
+              <w:fldChar w:fldCharType="separate"/>
+            </w:r>
+            <w:r>
+              <w:rPr>
+                <w:noProof/>
+                <w:webHidden/>
+              </w:rPr>
+              <w:t>12</w:t>
+            </w:r>
+            <w:r>
+              <w:rPr>
+                <w:noProof/>
+                <w:webHidden/>
+              </w:rPr>
+              <w:fldChar w:fldCharType="end"/>
+            </w:r>
+          </w:hyperlink>
+        </w:p>
+        <w:p>
+          <w:pPr>
+            <w:pStyle w:val="TOC3"/>
+            <w:tabs>
+              <w:tab w:val="left" w:pos="1440"/>
+              <w:tab w:val="right" w:leader="dot" w:pos="9111"/>
+            </w:tabs>
+            <w:rPr>
+              <w:noProof/>
+            </w:rPr>
+          </w:pPr>
+          <w:hyperlink w:anchor="_Toc230761886" w:history="1">
+            <w:r>
+              <w:rPr>
+                <w:rStyle w:val="Hyperlink"/>
+                <w:rFonts w:eastAsia="Calibri" w:cs="Times New Roman"/>
+                <w:b/>
+                <w:noProof/>
+                <w:kern w:val="0"/>
+                <w14:ligatures w14:val="none"/>
+              </w:rPr>
+              <w:t>2.1.1.</w:t>
+            </w:r>
+            <w:r>
+              <w:rPr>
+                <w:noProof/>
+              </w:rPr>
+              <w:tab/>
+            </w:r>
+            <w:r>
+              <w:rPr>
+                <w:rStyle w:val="Hyperlink"/>
+                <w:rFonts w:eastAsia="Calibri" w:cs="Times New Roman"/>
+                <w:b/>
+                <w:noProof/>
+                <w:kern w:val="0"/>
+                <w14:ligatures w14:val="none"/>
+              </w:rPr>
+              <w:t>Khái niệm mô hình an toàn mạng</w:t>
+            </w:r>
+            <w:r>
+              <w:rPr>
+                <w:noProof/>
+                <w:webHidden/>
+              </w:rPr>
+              <w:tab/>
+            </w:r>
+            <w:r>
+              <w:rPr>
+                <w:noProof/>
+                <w:webHidden/>
+              </w:rPr>
+              <w:fldChar w:fldCharType="begin"/>
+            </w:r>
+            <w:r>
+              <w:rPr>
+                <w:noProof/>
+                <w:webHidden/>
+              </w:rPr>
+              <w:instrText xml:space="preserve"> PAGEREF _Toc230761886 \h </w:instrText>
+            </w:r>
+            <w:r>
+              <w:rPr>
+                <w:noProof/>
+                <w:webHidden/>
+              </w:rPr>
+            </w:r>
+            <w:r>
+              <w:rPr>
+                <w:noProof/>
+                <w:webHidden/>
+              </w:rPr>
+              <w:fldChar w:fldCharType="separate"/>
+            </w:r>
+            <w:r>
+              <w:rPr>
+                <w:noProof/>
+                <w:webHidden/>
+              </w:rPr>
+              <w:t>12</w:t>
+            </w:r>
+            <w:r>
+              <w:rPr>
+                <w:noProof/>
+                <w:webHidden/>
+              </w:rPr>
+              <w:fldChar w:fldCharType="end"/>
+            </w:r>
+          </w:hyperlink>
+        </w:p>
+        <w:p>
+          <w:pPr>
+            <w:pStyle w:val="TOC3"/>
+            <w:tabs>
+              <w:tab w:val="left" w:pos="1440"/>
+              <w:tab w:val="right" w:leader="dot" w:pos="9111"/>
+            </w:tabs>
+            <w:rPr>
+              <w:noProof/>
+            </w:rPr>
+          </w:pPr>
+          <w:hyperlink w:anchor="_Toc230761887" w:history="1">
+            <w:r>
+              <w:rPr>
+                <w:rStyle w:val="Hyperlink"/>
+                <w:rFonts w:eastAsia="Calibri" w:cs="Times New Roman"/>
+                <w:b/>
+                <w:noProof/>
+                <w:kern w:val="0"/>
+                <w14:ligatures w14:val="none"/>
+              </w:rPr>
+              <w:t>2.1.2.</w:t>
+            </w:r>
+            <w:r>
+              <w:rPr>
+                <w:noProof/>
+              </w:rPr>
+              <w:tab/>
+            </w:r>
+            <w:r>
+              <w:rPr>
+                <w:rStyle w:val="Hyperlink"/>
+                <w:rFonts w:eastAsia="Calibri" w:cs="Times New Roman"/>
+                <w:b/>
+                <w:noProof/>
+                <w:kern w:val="0"/>
+                <w14:ligatures w14:val="none"/>
+              </w:rPr>
+              <w:t>Mục tiêu của mô hình an toàn mạng</w:t>
+            </w:r>
+            <w:r>
+              <w:rPr>
+                <w:noProof/>
+                <w:webHidden/>
+              </w:rPr>
+              <w:tab/>
+            </w:r>
+            <w:r>
+              <w:rPr>
+                <w:noProof/>
+                <w:webHidden/>
+              </w:rPr>
+              <w:fldChar w:fldCharType="begin"/>
+            </w:r>
+            <w:r>
+              <w:rPr>
+                <w:noProof/>
+                <w:webHidden/>
+              </w:rPr>
+              <w:instrText xml:space="preserve"> PAGEREF _Toc230761887 \h </w:instrText>
+            </w:r>
+            <w:r>
+              <w:rPr>
+                <w:noProof/>
+                <w:webHidden/>
+              </w:rPr>
+            </w:r>
+            <w:r>
+              <w:rPr>
+                <w:noProof/>
+                <w:webHidden/>
+              </w:rPr>
+              <w:fldChar w:fldCharType="separate"/>
+            </w:r>
+            <w:r>
+              <w:rPr>
+                <w:noProof/>
+                <w:webHidden/>
+              </w:rPr>
+              <w:t>12</w:t>
+            </w:r>
+            <w:r>
+              <w:rPr>
+                <w:noProof/>
+                <w:webHidden/>
+              </w:rPr>
+              <w:fldChar w:fldCharType="end"/>
+            </w:r>
+          </w:hyperlink>
+        </w:p>
+        <w:p>
+          <w:pPr>
+            <w:pStyle w:val="TOC3"/>
+            <w:tabs>
+              <w:tab w:val="left" w:pos="1440"/>
+              <w:tab w:val="right" w:leader="dot" w:pos="9111"/>
+            </w:tabs>
+            <w:rPr>
+              <w:noProof/>
+            </w:rPr>
+          </w:pPr>
+          <w:hyperlink w:anchor="_Toc230761888" w:history="1">
+            <w:r>
+              <w:rPr>
+                <w:rStyle w:val="Hyperlink"/>
+                <w:rFonts w:eastAsia="Calibri" w:cs="Times New Roman"/>
+                <w:b/>
+                <w:noProof/>
+                <w:kern w:val="0"/>
+                <w14:ligatures w14:val="none"/>
+              </w:rPr>
+              <w:t>2.1.3.</w:t>
+            </w:r>
+            <w:r>
+              <w:rPr>
+                <w:noProof/>
+              </w:rPr>
+              <w:tab/>
+            </w:r>
+            <w:r>
+              <w:rPr>
+                <w:rStyle w:val="Hyperlink"/>
+                <w:rFonts w:eastAsia="Calibri" w:cs="Times New Roman"/>
+                <w:b/>
+                <w:noProof/>
+                <w:kern w:val="0"/>
+                <w14:ligatures w14:val="none"/>
+              </w:rPr>
+              <w:t>Các thành phần chính trong mô hình mạng an toàn</w:t>
+            </w:r>
+            <w:r>
+              <w:rPr>
+                <w:noProof/>
+                <w:webHidden/>
+              </w:rPr>
+              <w:tab/>
+            </w:r>
+            <w:r>
+              <w:rPr>
+                <w:noProof/>
+                <w:webHidden/>
+              </w:rPr>
+              <w:fldChar w:fldCharType="begin"/>
+            </w:r>
+            <w:r>
+              <w:rPr>
+                <w:noProof/>
+                <w:webHidden/>
+              </w:rPr>
+              <w:instrText xml:space="preserve"> PAGEREF _Toc230761888 \h </w:instrText>
+            </w:r>
+            <w:r>
+              <w:rPr>
+                <w:noProof/>
+                <w:webHidden/>
+              </w:rPr>
+            </w:r>
+            <w:r>
+              <w:rPr>
+                <w:noProof/>
+                <w:webHidden/>
+              </w:rPr>
+              <w:fldChar w:fldCharType="separate"/>
+            </w:r>
+            <w:r>
+              <w:rPr>
+                <w:noProof/>
+                <w:webHidden/>
+              </w:rPr>
+              <w:t>12</w:t>
+            </w:r>
+            <w:r>
+              <w:rPr>
+                <w:noProof/>
+                <w:webHidden/>
+              </w:rPr>
+              <w:fldChar w:fldCharType="end"/>
+            </w:r>
+          </w:hyperlink>
+        </w:p>
+        <w:p>
+          <w:pPr>
+            <w:pStyle w:val="TOC3"/>
+            <w:tabs>
+              <w:tab w:val="left" w:pos="1440"/>
+              <w:tab w:val="right" w:leader="dot" w:pos="9111"/>
+            </w:tabs>
+            <w:rPr>
+              <w:noProof/>
+            </w:rPr>
+          </w:pPr>
+          <w:hyperlink w:anchor="_Toc230761889" w:history="1">
+            <w:r>
+              <w:rPr>
+                <w:rStyle w:val="Hyperlink"/>
+                <w:rFonts w:eastAsia="Calibri" w:cs="Times New Roman"/>
+                <w:b/>
+                <w:noProof/>
+                <w:kern w:val="0"/>
+                <w14:ligatures w14:val="none"/>
+              </w:rPr>
+              <w:t>2.1.4.</w:t>
+            </w:r>
+            <w:r>
+              <w:rPr>
+                <w:noProof/>
+              </w:rPr>
+              <w:tab/>
+            </w:r>
+            <w:r>
+              <w:rPr>
+                <w:rStyle w:val="Hyperlink"/>
+                <w:rFonts w:eastAsia="Calibri" w:cs="Times New Roman"/>
+                <w:b/>
+                <w:noProof/>
+                <w:kern w:val="0"/>
+                <w14:ligatures w14:val="none"/>
+              </w:rPr>
+              <w:t>Các công nghệ hỗ trợ mô hình mạng an toàn</w:t>
+            </w:r>
+            <w:r>
+              <w:rPr>
+                <w:noProof/>
+                <w:webHidden/>
+              </w:rPr>
+              <w:tab/>
+            </w:r>
+            <w:r>
+              <w:rPr>
+                <w:noProof/>
+                <w:webHidden/>
+              </w:rPr>
+              <w:fldChar w:fldCharType="begin"/>
+            </w:r>
+            <w:r>
+              <w:rPr>
+                <w:noProof/>
+                <w:webHidden/>
+              </w:rPr>
+              <w:instrText xml:space="preserve"> PAGEREF _Toc230761889 \h </w:instrText>
+            </w:r>
+            <w:r>
+              <w:rPr>
+                <w:noProof/>
+                <w:webHidden/>
+              </w:rPr>
+            </w:r>
+            <w:r>
+              <w:rPr>
+                <w:noProof/>
+                <w:webHidden/>
+              </w:rPr>
+              <w:fldChar w:fldCharType="separate"/>
+            </w:r>
+            <w:r>
+              <w:rPr>
+                <w:noProof/>
+                <w:webHidden/>
+              </w:rPr>
+              <w:t>12</w:t>
+            </w:r>
+            <w:r>
+              <w:rPr>
+                <w:noProof/>
+                <w:webHidden/>
+              </w:rPr>
+              <w:fldChar w:fldCharType="end"/>
+            </w:r>
+          </w:hyperlink>
+        </w:p>
+        <w:p>
+          <w:pPr>
+            <w:pStyle w:val="TOC3"/>
+            <w:tabs>
+              <w:tab w:val="left" w:pos="1440"/>
+              <w:tab w:val="right" w:leader="dot" w:pos="9111"/>
+            </w:tabs>
+            <w:rPr>
+              <w:noProof/>
+            </w:rPr>
+          </w:pPr>
+          <w:hyperlink w:anchor="_Toc230761890" w:history="1">
+            <w:r>
+              <w:rPr>
+                <w:rStyle w:val="Hyperlink"/>
+                <w:rFonts w:eastAsia="Calibri" w:cs="Times New Roman"/>
+                <w:b/>
+                <w:noProof/>
+                <w:kern w:val="0"/>
+                <w14:ligatures w14:val="none"/>
+              </w:rPr>
+              <w:t>2.1.5.</w:t>
+            </w:r>
+            <w:r>
+              <w:rPr>
+                <w:noProof/>
+              </w:rPr>
+              <w:tab/>
+            </w:r>
+            <w:r>
+              <w:rPr>
+                <w:rStyle w:val="Hyperlink"/>
+                <w:rFonts w:eastAsia="Calibri" w:cs="Times New Roman"/>
+                <w:b/>
+                <w:noProof/>
+                <w:kern w:val="0"/>
+                <w14:ligatures w14:val="none"/>
+              </w:rPr>
+              <w:t>Các nguyên tắc thiết kế mô hình mạng an toàn</w:t>
+            </w:r>
+            <w:r>
+              <w:rPr>
+                <w:noProof/>
+                <w:webHidden/>
+              </w:rPr>
+              <w:tab/>
+            </w:r>
+            <w:r>
+              <w:rPr>
+                <w:noProof/>
+                <w:webHidden/>
+              </w:rPr>
+              <w:fldChar w:fldCharType="begin"/>
+            </w:r>
+            <w:r>
+              <w:rPr>
+                <w:noProof/>
+                <w:webHidden/>
+              </w:rPr>
+              <w:instrText xml:space="preserve"> PAGEREF _Toc230761890 \h </w:instrText>
+            </w:r>
+            <w:r>
+              <w:rPr>
+                <w:noProof/>
+                <w:webHidden/>
+              </w:rPr>
+            </w:r>
+            <w:r>
+              <w:rPr>
+                <w:noProof/>
+                <w:webHidden/>
+              </w:rPr>
+              <w:fldChar w:fldCharType="separate"/>
+            </w:r>
+            <w:r>
+              <w:rPr>
+                <w:noProof/>
+                <w:webHidden/>
+              </w:rPr>
+              <w:t>12</w:t>
+            </w:r>
+            <w:r>
+              <w:rPr>
+                <w:noProof/>
+                <w:webHidden/>
+              </w:rPr>
+              <w:fldChar w:fldCharType="end"/>
+            </w:r>
+          </w:hyperlink>
+        </w:p>
+        <w:p>
+          <w:pPr>
+            <w:pStyle w:val="TOC2"/>
+            <w:tabs>
+              <w:tab w:val="left" w:pos="960"/>
+              <w:tab w:val="right" w:leader="dot" w:pos="9111"/>
+            </w:tabs>
+            <w:rPr>
+              <w:noProof/>
+            </w:rPr>
+          </w:pPr>
+          <w:hyperlink w:anchor="_Toc230761891" w:history="1">
+            <w:r>
+              <w:rPr>
+                <w:rStyle w:val="Hyperlink"/>
+                <w:rFonts w:eastAsia="Calibri" w:cs="Times New Roman"/>
+                <w:b/>
+                <w:noProof/>
+                <w:kern w:val="0"/>
+                <w14:ligatures w14:val="none"/>
+              </w:rPr>
+              <w:t>2.2.</w:t>
+            </w:r>
+            <w:r>
+              <w:rPr>
+                <w:noProof/>
+              </w:rPr>
+              <w:tab/>
+            </w:r>
+            <w:r>
+              <w:rPr>
+                <w:rStyle w:val="Hyperlink"/>
+                <w:rFonts w:eastAsia="Calibri" w:cs="Times New Roman"/>
+                <w:b/>
+                <w:noProof/>
+                <w:kern w:val="0"/>
+                <w14:ligatures w14:val="none"/>
+              </w:rPr>
+              <w:t>Các mô hình mạng an toàn sử dụng trong doanh nghiệp</w:t>
+            </w:r>
+            <w:r>
+              <w:rPr>
+                <w:noProof/>
+                <w:webHidden/>
+              </w:rPr>
+              <w:tab/>
+            </w:r>
+            <w:r>
+              <w:rPr>
+                <w:noProof/>
+                <w:webHidden/>
+              </w:rPr>
+              <w:fldChar w:fldCharType="begin"/>
+            </w:r>
+            <w:r>
+              <w:rPr>
+                <w:noProof/>
+                <w:webHidden/>
+              </w:rPr>
+              <w:instrText xml:space="preserve"> PAGEREF _Toc230761891 \h </w:instrText>
+            </w:r>
+            <w:r>
+              <w:rPr>
+                <w:noProof/>
+                <w:webHidden/>
+              </w:rPr>
+            </w:r>
+            <w:r>
+              <w:rPr>
+                <w:noProof/>
+                <w:webHidden/>
+              </w:rPr>
+              <w:fldChar w:fldCharType="separate"/>
+            </w:r>
+            <w:r>
+              <w:rPr>
+                <w:noProof/>
+                <w:webHidden/>
+              </w:rPr>
+              <w:t>12</w:t>
+            </w:r>
+            <w:r>
+              <w:rPr>
+                <w:noProof/>
+                <w:webHidden/>
+              </w:rPr>
+              <w:fldChar w:fldCharType="end"/>
+            </w:r>
+          </w:hyperlink>
+        </w:p>
+        <w:p>
+          <w:pPr>
+            <w:pStyle w:val="TOC3"/>
+            <w:tabs>
+              <w:tab w:val="left" w:pos="1440"/>
+              <w:tab w:val="right" w:leader="dot" w:pos="9111"/>
+            </w:tabs>
+            <w:rPr>
+              <w:noProof/>
+            </w:rPr>
+          </w:pPr>
+          <w:hyperlink w:anchor="_Toc230761892" w:history="1">
+            <w:r>
+              <w:rPr>
+                <w:rStyle w:val="Hyperlink"/>
+                <w:rFonts w:eastAsia="Calibri" w:cs="Times New Roman"/>
+                <w:b/>
+                <w:noProof/>
+                <w:kern w:val="0"/>
+                <w14:ligatures w14:val="none"/>
+              </w:rPr>
+              <w:t>2.2.1.</w:t>
+            </w:r>
+            <w:r>
+              <w:rPr>
+                <w:noProof/>
+              </w:rPr>
+              <w:tab/>
+            </w:r>
+            <w:r>
+              <w:rPr>
+                <w:rStyle w:val="Hyperlink"/>
+                <w:rFonts w:eastAsia="Calibri" w:cs="Times New Roman"/>
+                <w:b/>
+                <w:noProof/>
+                <w:kern w:val="0"/>
+                <w14:ligatures w14:val="none"/>
+              </w:rPr>
+              <w:t>Mô hình mạng ngang hàng (Peer-to-peer)</w:t>
+            </w:r>
+            <w:r>
+              <w:rPr>
+                <w:noProof/>
+                <w:webHidden/>
+              </w:rPr>
+              <w:tab/>
+            </w:r>
+            <w:r>
+              <w:rPr>
+                <w:noProof/>
+                <w:webHidden/>
+              </w:rPr>
+              <w:fldChar w:fldCharType="begin"/>
+            </w:r>
+            <w:r>
+              <w:rPr>
+                <w:noProof/>
+                <w:webHidden/>
+              </w:rPr>
+              <w:instrText xml:space="preserve"> PAGEREF _Toc230761892 \h </w:instrText>
+            </w:r>
+            <w:r>
+              <w:rPr>
+                <w:noProof/>
+                <w:webHidden/>
+              </w:rPr>
+            </w:r>
+            <w:r>
+              <w:rPr>
+                <w:noProof/>
+                <w:webHidden/>
+              </w:rPr>
+              <w:fldChar w:fldCharType="separate"/>
+            </w:r>
+            <w:r>
+              <w:rPr>
+                <w:noProof/>
+                <w:webHidden/>
+              </w:rPr>
+              <w:t>12</w:t>
+            </w:r>
+            <w:r>
+              <w:rPr>
+                <w:noProof/>
+                <w:webHidden/>
+              </w:rPr>
+              <w:fldChar w:fldCharType="end"/>
+            </w:r>
+          </w:hyperlink>
+        </w:p>
+        <w:p>
+          <w:pPr>
+            <w:pStyle w:val="TOC3"/>
+            <w:tabs>
+              <w:tab w:val="left" w:pos="1440"/>
+              <w:tab w:val="right" w:leader="dot" w:pos="9111"/>
+            </w:tabs>
+            <w:rPr>
+              <w:noProof/>
+            </w:rPr>
+          </w:pPr>
+          <w:hyperlink w:anchor="_Toc230761893" w:history="1">
+            <w:r>
+              <w:rPr>
+                <w:rStyle w:val="Hyperlink"/>
+                <w:rFonts w:eastAsia="Calibri" w:cs="Times New Roman"/>
+                <w:b/>
+                <w:noProof/>
+                <w:kern w:val="0"/>
+                <w14:ligatures w14:val="none"/>
+              </w:rPr>
+              <w:t>2.2.2.</w:t>
+            </w:r>
+            <w:r>
+              <w:rPr>
+                <w:noProof/>
+              </w:rPr>
+              <w:tab/>
+            </w:r>
+            <w:r>
+              <w:rPr>
+                <w:rStyle w:val="Hyperlink"/>
+                <w:rFonts w:eastAsia="Calibri" w:cs="Times New Roman"/>
+                <w:b/>
+                <w:noProof/>
+                <w:kern w:val="0"/>
+                <w14:ligatures w14:val="none"/>
+              </w:rPr>
+              <w:t>Mô hình máy khách – máy chủ (Client-Server)</w:t>
+            </w:r>
+            <w:r>
+              <w:rPr>
+                <w:noProof/>
+                <w:webHidden/>
+              </w:rPr>
+              <w:tab/>
+            </w:r>
+            <w:r>
+              <w:rPr>
+                <w:noProof/>
+                <w:webHidden/>
+              </w:rPr>
+              <w:fldChar w:fldCharType="begin"/>
+            </w:r>
+            <w:r>
+              <w:rPr>
+                <w:noProof/>
+                <w:webHidden/>
+              </w:rPr>
+              <w:instrText xml:space="preserve"> PAGEREF _Toc230761893 \h </w:instrText>
+            </w:r>
+            <w:r>
+              <w:rPr>
+                <w:noProof/>
+                <w:webHidden/>
+              </w:rPr>
+            </w:r>
+            <w:r>
+              <w:rPr>
+                <w:noProof/>
+                <w:webHidden/>
+              </w:rPr>
+              <w:fldChar w:fldCharType="separate"/>
+            </w:r>
+            <w:r>
+              <w:rPr>
+                <w:noProof/>
+                <w:webHidden/>
+              </w:rPr>
+              <w:t>12</w:t>
+            </w:r>
+            <w:r>
+              <w:rPr>
+                <w:noProof/>
+                <w:webHidden/>
+              </w:rPr>
+              <w:fldChar w:fldCharType="end"/>
+            </w:r>
+          </w:hyperlink>
+        </w:p>
+        <w:p>
+          <w:pPr>
+            <w:pStyle w:val="TOC3"/>
+            <w:tabs>
+              <w:tab w:val="left" w:pos="1440"/>
+              <w:tab w:val="right" w:leader="dot" w:pos="9111"/>
+            </w:tabs>
+            <w:rPr>
+              <w:noProof/>
+            </w:rPr>
+          </w:pPr>
+          <w:hyperlink w:anchor="_Toc230761894" w:history="1">
+            <w:r>
+              <w:rPr>
+                <w:rStyle w:val="Hyperlink"/>
+                <w:rFonts w:eastAsia="Calibri" w:cs="Times New Roman"/>
+                <w:b/>
+                <w:noProof/>
+                <w:kern w:val="0"/>
+                <w14:ligatures w14:val="none"/>
+              </w:rPr>
+              <w:t>2.2.3.</w:t>
+            </w:r>
+            <w:r>
+              <w:rPr>
+                <w:noProof/>
+              </w:rPr>
+              <w:tab/>
+            </w:r>
+            <w:r>
+              <w:rPr>
+                <w:rStyle w:val="Hyperlink"/>
+                <w:rFonts w:eastAsia="Calibri" w:cs="Times New Roman"/>
+                <w:b/>
+                <w:noProof/>
+                <w:kern w:val="0"/>
+                <w14:ligatures w14:val="none"/>
+              </w:rPr>
+              <w:t>Mô hình mạng riêng ảo (VPN-Virtual Private Network)</w:t>
+            </w:r>
+            <w:r>
+              <w:rPr>
+                <w:noProof/>
+                <w:webHidden/>
+              </w:rPr>
+              <w:tab/>
+            </w:r>
+            <w:r>
+              <w:rPr>
+                <w:noProof/>
+                <w:webHidden/>
+              </w:rPr>
+              <w:fldChar w:fldCharType="begin"/>
+            </w:r>
+            <w:r>
+              <w:rPr>
+                <w:noProof/>
+                <w:webHidden/>
+              </w:rPr>
+              <w:instrText xml:space="preserve"> PAGEREF _Toc230761894 \h </w:instrText>
+            </w:r>
+            <w:r>
+              <w:rPr>
+                <w:noProof/>
+                <w:webHidden/>
+              </w:rPr>
+            </w:r>
+            <w:r>
+              <w:rPr>
+                <w:noProof/>
+                <w:webHidden/>
+              </w:rPr>
+              <w:fldChar w:fldCharType="separate"/>
+            </w:r>
+            <w:r>
+              <w:rPr>
+                <w:noProof/>
+                <w:webHidden/>
+              </w:rPr>
+              <w:t>12</w:t>
+            </w:r>
+            <w:r>
+              <w:rPr>
+                <w:noProof/>
+                <w:webHidden/>
+              </w:rPr>
+              <w:fldChar w:fldCharType="end"/>
+            </w:r>
+          </w:hyperlink>
+        </w:p>
+        <w:p>
+          <w:pPr>
+            <w:pStyle w:val="TOC3"/>
+            <w:tabs>
+              <w:tab w:val="left" w:pos="1440"/>
+              <w:tab w:val="right" w:leader="dot" w:pos="9111"/>
+            </w:tabs>
+            <w:rPr>
+              <w:noProof/>
+            </w:rPr>
+          </w:pPr>
+          <w:hyperlink w:anchor="_Toc230761895" w:history="1">
+            <w:r>
+              <w:rPr>
+                <w:rStyle w:val="Hyperlink"/>
+                <w:rFonts w:eastAsia="Calibri" w:cs="Times New Roman"/>
+                <w:b/>
+                <w:noProof/>
+                <w:kern w:val="0"/>
+                <w14:ligatures w14:val="none"/>
+              </w:rPr>
+              <w:t>2.2.4.</w:t>
+            </w:r>
+            <w:r>
+              <w:rPr>
+                <w:noProof/>
+              </w:rPr>
+              <w:tab/>
+            </w:r>
+            <w:r>
+              <w:rPr>
+                <w:rStyle w:val="Hyperlink"/>
+                <w:rFonts w:eastAsia="Calibri" w:cs="Times New Roman"/>
+                <w:b/>
+                <w:noProof/>
+                <w:kern w:val="0"/>
+                <w14:ligatures w14:val="none"/>
+              </w:rPr>
+              <w:t>Mô hình mạng không dây (Wireless LAN – WLAN)</w:t>
+            </w:r>
+            <w:r>
+              <w:rPr>
+                <w:noProof/>
+                <w:webHidden/>
+              </w:rPr>
+              <w:tab/>
+            </w:r>
+            <w:r>
+              <w:rPr>
+                <w:noProof/>
+                <w:webHidden/>
+              </w:rPr>
+              <w:fldChar w:fldCharType="begin"/>
+            </w:r>
+            <w:r>
+              <w:rPr>
+                <w:noProof/>
+                <w:webHidden/>
+              </w:rPr>
+              <w:instrText xml:space="preserve"> PAGEREF _Toc230761895 \h </w:instrText>
+            </w:r>
+            <w:r>
+              <w:rPr>
+                <w:noProof/>
+                <w:webHidden/>
+              </w:rPr>
+            </w:r>
+            <w:r>
+              <w:rPr>
+                <w:noProof/>
+                <w:webHidden/>
+              </w:rPr>
+              <w:fldChar w:fldCharType="separate"/>
+            </w:r>
+            <w:r>
+              <w:rPr>
+                <w:noProof/>
+                <w:webHidden/>
+              </w:rPr>
+              <w:t>12</w:t>
+            </w:r>
+            <w:r>
+              <w:rPr>
+                <w:noProof/>
+                <w:webHidden/>
+              </w:rPr>
+              <w:fldChar w:fldCharType="end"/>
+            </w:r>
+          </w:hyperlink>
+        </w:p>
+        <w:p>
+          <w:pPr>
+            <w:pStyle w:val="TOC2"/>
+            <w:tabs>
+              <w:tab w:val="left" w:pos="960"/>
+              <w:tab w:val="right" w:leader="dot" w:pos="9111"/>
+            </w:tabs>
+            <w:rPr>
+              <w:noProof/>
+            </w:rPr>
+          </w:pPr>
+          <w:hyperlink w:anchor="_Toc230761896" w:history="1">
+            <w:r>
+              <w:rPr>
+                <w:rStyle w:val="Hyperlink"/>
+                <w:rFonts w:eastAsia="Calibri" w:cs="Times New Roman"/>
+                <w:b/>
+                <w:noProof/>
+                <w:kern w:val="0"/>
+                <w14:ligatures w14:val="none"/>
+              </w:rPr>
+              <w:t>2.3.</w:t>
+            </w:r>
+            <w:r>
+              <w:rPr>
+                <w:noProof/>
+              </w:rPr>
+              <w:tab/>
+            </w:r>
+            <w:r>
+              <w:rPr>
+                <w:rStyle w:val="Hyperlink"/>
+                <w:rFonts w:eastAsia="Calibri" w:cs="Times New Roman"/>
+                <w:b/>
+                <w:noProof/>
+                <w:kern w:val="0"/>
+                <w14:ligatures w14:val="none"/>
+              </w:rPr>
+              <w:t>Nghiên cứu mạng an toàn cho công ty CP kỹ thuật và dịch vụ</w:t>
+            </w:r>
+            <w:r>
+              <w:rPr>
+                <w:rStyle w:val="Hyperlink"/>
+                <w:rFonts w:eastAsia="Times New Roman" w:cs="Times New Roman"/>
+                <w:b/>
+                <w:bCs/>
+                <w:noProof/>
+                <w:kern w:val="0"/>
+                <w:lang w:eastAsia="x-none"/>
+                <w14:ligatures w14:val="none"/>
+              </w:rPr>
+              <w:t xml:space="preserve"> Trung Anh</w:t>
+            </w:r>
+            <w:r>
+              <w:rPr>
+                <w:noProof/>
+                <w:webHidden/>
+              </w:rPr>
+              <w:tab/>
+            </w:r>
+            <w:r>
+              <w:rPr>
+                <w:noProof/>
+                <w:webHidden/>
+              </w:rPr>
+              <w:fldChar w:fldCharType="begin"/>
+            </w:r>
+            <w:r>
+              <w:rPr>
+                <w:noProof/>
+                <w:webHidden/>
+              </w:rPr>
+              <w:instrText xml:space="preserve"> PAGEREF _Toc230761896 \h </w:instrText>
+            </w:r>
+            <w:r>
+              <w:rPr>
+                <w:noProof/>
+                <w:webHidden/>
+              </w:rPr>
+            </w:r>
+            <w:r>
+              <w:rPr>
+                <w:noProof/>
+                <w:webHidden/>
+              </w:rPr>
+              <w:fldChar w:fldCharType="separate"/>
+            </w:r>
+            <w:r>
+              <w:rPr>
+                <w:noProof/>
+                <w:webHidden/>
+              </w:rPr>
+              <w:t>12</w:t>
+            </w:r>
+            <w:r>
+              <w:rPr>
+                <w:noProof/>
+                <w:webHidden/>
+              </w:rPr>
+              <w:fldChar w:fldCharType="end"/>
+            </w:r>
+          </w:hyperlink>
+        </w:p>
+        <w:p>
+          <w:pPr>
+            <w:pStyle w:val="TOC2"/>
+            <w:tabs>
+              <w:tab w:val="left" w:pos="960"/>
+              <w:tab w:val="right" w:leader="dot" w:pos="9111"/>
+            </w:tabs>
+            <w:rPr>
+              <w:noProof/>
+            </w:rPr>
+          </w:pPr>
+          <w:hyperlink w:anchor="_Toc230761897" w:history="1">
+            <w:r>
+              <w:rPr>
+                <w:rStyle w:val="Hyperlink"/>
+                <w:rFonts w:eastAsia="Calibri" w:cs="Times New Roman"/>
+                <w:b/>
+                <w:noProof/>
+                <w:kern w:val="0"/>
+                <w14:ligatures w14:val="none"/>
+              </w:rPr>
+              <w:t>2.4.</w:t>
+            </w:r>
+            <w:r>
+              <w:rPr>
+                <w:noProof/>
+              </w:rPr>
+              <w:tab/>
+            </w:r>
+            <w:r>
+              <w:rPr>
+                <w:rStyle w:val="Hyperlink"/>
+                <w:rFonts w:eastAsia="Calibri" w:cs="Times New Roman"/>
+                <w:b/>
+                <w:noProof/>
+                <w:kern w:val="0"/>
+                <w14:ligatures w14:val="none"/>
+              </w:rPr>
+              <w:t>Thực nghiệm mô hình mạng an toàn cho công ty CP kỹ thuật và</w:t>
+            </w:r>
+            <w:r>
+              <w:rPr>
+                <w:rStyle w:val="Hyperlink"/>
+                <w:rFonts w:eastAsia="Times New Roman" w:cs="Times New Roman"/>
+                <w:b/>
+                <w:bCs/>
+                <w:noProof/>
+                <w:kern w:val="0"/>
+                <w:lang w:eastAsia="x-none"/>
+                <w14:ligatures w14:val="none"/>
+              </w:rPr>
+              <w:t xml:space="preserve"> dịch vụ Trung Anh</w:t>
+            </w:r>
+            <w:r>
+              <w:rPr>
+                <w:noProof/>
+                <w:webHidden/>
+              </w:rPr>
+              <w:tab/>
+            </w:r>
+            <w:r>
+              <w:rPr>
+                <w:noProof/>
+                <w:webHidden/>
+              </w:rPr>
+              <w:fldChar w:fldCharType="begin"/>
+            </w:r>
+            <w:r>
+              <w:rPr>
+                <w:noProof/>
+                <w:webHidden/>
+              </w:rPr>
+              <w:instrText xml:space="preserve"> PAGEREF _Toc230761897 \h </w:instrText>
+            </w:r>
+            <w:r>
+              <w:rPr>
+                <w:noProof/>
+                <w:webHidden/>
+              </w:rPr>
+            </w:r>
+            <w:r>
+              <w:rPr>
+                <w:noProof/>
+                <w:webHidden/>
+              </w:rPr>
+              <w:fldChar w:fldCharType="separate"/>
+            </w:r>
+            <w:r>
+              <w:rPr>
+                <w:noProof/>
+                <w:webHidden/>
+              </w:rPr>
+              <w:t>12</w:t>
+            </w:r>
+            <w:r>
+              <w:rPr>
+                <w:noProof/>
+                <w:webHidden/>
+              </w:rPr>
+              <w:fldChar w:fldCharType="end"/>
+            </w:r>
+          </w:hyperlink>
+        </w:p>
+        <w:p>
+          <w:r>
+            <w:rPr>
+              <w:b/>
+              <w:bCs/>
+              <w:noProof/>
+            </w:rPr>
+            <w:fldChar w:fldCharType="end"/>
+          </w:r>
+        </w:p>
+      </w:sdtContent>
+    </w:sdt>
     <w:p>
       <w:pPr>
         <w:spacing w:after="200" w:line="276" w:lineRule="auto"/>
@@ -15829,9 +18709,10 @@
           <w:numId w:val="5"/>
         </w:numPr>
         <w:tabs>
-          <w:tab w:val="left" w:pos="2410"/>
+          <w:tab w:val="left" w:pos="1985"/>
         </w:tabs>
         <w:spacing w:after="200" w:line="276" w:lineRule="auto"/>
+        <w:ind w:left="0" w:hanging="11"/>
         <w:jc w:val="center"/>
         <w:outlineLvl w:val="0"/>
         <w:rPr>
@@ -15843,6 +18724,7 @@
           <w14:ligatures w14:val="none"/>
         </w:rPr>
       </w:pPr>
+      <w:bookmarkStart w:id="4" w:name="_Toc230761870"/>
       <w:r>
         <w:rPr>
           <w:rFonts w:eastAsia="Calibri" w:cs="Times New Roman"/>
@@ -15855,6 +18737,7 @@
         <w:lastRenderedPageBreak/>
         <w:t>TỔNG QUAN</w:t>
       </w:r>
+      <w:bookmarkEnd w:id="4"/>
     </w:p>
     <w:p>
       <w:pPr>
@@ -15865,6 +18748,7 @@
         </w:numPr>
         <w:spacing w:before="240" w:after="120" w:line="312" w:lineRule="auto"/>
         <w:ind w:left="426" w:hanging="357"/>
+        <w:outlineLvl w:val="1"/>
         <w:rPr>
           <w:rFonts w:eastAsia="Calibri" w:cs="Times New Roman"/>
           <w:b/>
@@ -15874,6 +18758,7 @@
           <w14:ligatures w14:val="none"/>
         </w:rPr>
       </w:pPr>
+      <w:bookmarkStart w:id="5" w:name="_Toc230761871"/>
       <w:r>
         <w:rPr>
           <w:rFonts w:eastAsia="Calibri" w:cs="Times New Roman"/>
@@ -15909,6 +18794,7 @@
         </w:rPr>
         <w:t xml:space="preserve"> ninh mạng</w:t>
       </w:r>
+      <w:bookmarkEnd w:id="5"/>
     </w:p>
     <w:p>
       <w:pPr>
@@ -15919,6 +18805,7 @@
         </w:numPr>
         <w:spacing w:before="240" w:after="120" w:line="312" w:lineRule="auto"/>
         <w:ind w:left="714" w:hanging="357"/>
+        <w:outlineLvl w:val="2"/>
         <w:rPr>
           <w:rFonts w:eastAsia="Calibri" w:cs="Times New Roman"/>
           <w:b/>
@@ -15928,6 +18815,7 @@
           <w14:ligatures w14:val="none"/>
         </w:rPr>
       </w:pPr>
+      <w:bookmarkStart w:id="6" w:name="_Toc230761872"/>
       <w:r>
         <w:rPr>
           <w:rFonts w:eastAsia="Calibri" w:cs="Times New Roman"/>
@@ -15939,6 +18827,7 @@
         </w:rPr>
         <w:t>Khái niệm</w:t>
       </w:r>
+      <w:bookmarkEnd w:id="6"/>
     </w:p>
     <w:p>
       <w:pPr>
@@ -15990,6 +18879,7 @@
         </w:numPr>
         <w:spacing w:before="240" w:after="120" w:line="312" w:lineRule="auto"/>
         <w:ind w:left="714" w:hanging="357"/>
+        <w:outlineLvl w:val="2"/>
         <w:rPr>
           <w:rFonts w:eastAsia="Calibri" w:cs="Times New Roman"/>
           <w:b/>
@@ -15999,6 +18889,7 @@
           <w14:ligatures w14:val="none"/>
         </w:rPr>
       </w:pPr>
+      <w:bookmarkStart w:id="7" w:name="_Toc230761873"/>
       <w:r>
         <w:rPr>
           <w:rFonts w:eastAsia="Calibri" w:cs="Times New Roman"/>
@@ -16010,6 +18901,7 @@
         </w:rPr>
         <w:t>Các nguyên tắc nền tảng trong an ninh mạng</w:t>
       </w:r>
+      <w:bookmarkEnd w:id="7"/>
     </w:p>
     <w:p>
       <w:pPr>
@@ -16110,6 +19002,7 @@
         </w:numPr>
         <w:spacing w:before="240" w:after="120" w:line="312" w:lineRule="auto"/>
         <w:ind w:left="714" w:hanging="357"/>
+        <w:outlineLvl w:val="2"/>
         <w:rPr>
           <w:rFonts w:eastAsia="Calibri" w:cs="Times New Roman"/>
           <w:b/>
@@ -16119,6 +19012,7 @@
           <w14:ligatures w14:val="none"/>
         </w:rPr>
       </w:pPr>
+      <w:bookmarkStart w:id="8" w:name="_Toc230761874"/>
       <w:r>
         <w:rPr>
           <w:rFonts w:eastAsia="Calibri" w:cs="Times New Roman"/>
@@ -16130,6 +19024,7 @@
         </w:rPr>
         <w:t>Các mục tiêu bảo mật</w:t>
       </w:r>
+      <w:bookmarkEnd w:id="8"/>
     </w:p>
     <w:p>
       <w:pPr>
@@ -16146,15 +19041,7 @@
           <w:sz w:val="26"/>
           <w:szCs w:val="26"/>
         </w:rPr>
-        <w:t xml:space="preserve">Tính bí mật (Confidentiality): Đảm bảo thông tin và dữ liệu chỉ được tiếp cận bởi những người hoặc hệ thống được cấp quyền. Dữ liệu khi lưu trữ hoặc truyền tải trên </w:t>
-      </w:r>
-      <w:r>
-        <w:rPr>
-          <w:sz w:val="26"/>
-          <w:szCs w:val="26"/>
-        </w:rPr>
-        <w:lastRenderedPageBreak/>
-        <w:t>mạng (nhất là mạng Internet) phải được bảo vệ chống lại việc nghe lén hoặc đánh cắp (thường sử dụng các biện pháp mã hóa).</w:t>
+        <w:t>Tính bí mật (Confidentiality): Đảm bảo thông tin và dữ liệu chỉ được tiếp cận bởi những người hoặc hệ thống được cấp quyền. Dữ liệu khi lưu trữ hoặc truyền tải trên mạng (nhất là mạng Internet) phải được bảo vệ chống lại việc nghe lén hoặc đánh cắp (thường sử dụng các biện pháp mã hóa).</w:t>
       </w:r>
     </w:p>
     <w:p>
@@ -16172,6 +19059,7 @@
           <w:sz w:val="26"/>
           <w:szCs w:val="26"/>
         </w:rPr>
+        <w:lastRenderedPageBreak/>
         <w:t>Tính toàn vẹn (Integrity): Đảm bảo dữ liệu không bị thay đổi, xóa bỏ hoặc phá hoại một cách trái phép trong quá trình lưu trữ hoặc truyền tải. Dữ liệu nhận được phải hoàn toàn khớp với dữ liệu gốc (thường kiểm tra bằng mã băm - Hash).</w:t>
       </w:r>
     </w:p>
@@ -16202,6 +19090,7 @@
         </w:numPr>
         <w:spacing w:before="240" w:after="120" w:line="312" w:lineRule="auto"/>
         <w:ind w:left="426" w:hanging="357"/>
+        <w:outlineLvl w:val="1"/>
         <w:rPr>
           <w:rFonts w:eastAsia="Calibri" w:cs="Times New Roman"/>
           <w:b/>
@@ -16211,6 +19100,7 @@
           <w14:ligatures w14:val="none"/>
         </w:rPr>
       </w:pPr>
+      <w:bookmarkStart w:id="9" w:name="_Toc230761875"/>
       <w:r>
         <w:rPr>
           <w:rFonts w:eastAsia="Calibri" w:cs="Times New Roman"/>
@@ -16222,6 +19112,7 @@
         </w:rPr>
         <w:t>Các kiến thức cơ sở</w:t>
       </w:r>
+      <w:bookmarkEnd w:id="9"/>
     </w:p>
     <w:p>
       <w:pPr>
@@ -16232,6 +19123,7 @@
         </w:numPr>
         <w:spacing w:before="120" w:after="120" w:line="312" w:lineRule="auto"/>
         <w:jc w:val="both"/>
+        <w:outlineLvl w:val="2"/>
         <w:rPr>
           <w:rFonts w:eastAsia="Calibri" w:cs="Times New Roman"/>
           <w:b/>
@@ -16241,6 +19133,7 @@
           <w14:ligatures w14:val="none"/>
         </w:rPr>
       </w:pPr>
+      <w:bookmarkStart w:id="10" w:name="_Toc230761876"/>
       <w:r>
         <w:rPr>
           <w:rFonts w:eastAsia="Calibri" w:cs="Times New Roman"/>
@@ -16252,6 +19145,7 @@
         </w:rPr>
         <w:t>Các dịch vụ theo chuẩn X.800</w:t>
       </w:r>
+      <w:bookmarkEnd w:id="10"/>
     </w:p>
     <w:p>
       <w:pPr>
@@ -16429,15 +19323,7 @@
           <w:sz w:val="26"/>
           <w:szCs w:val="26"/>
         </w:rPr>
-        <w:t xml:space="preserve">Bảo vệ dữ liệu không bị lộ lọt bởi các cuộc tấn công thụ động (như sniffing). Nó bao gồm bảo mật nội dung thông điệp và bảo mật luồng thông </w:t>
-      </w:r>
-      <w:r>
-        <w:rPr>
-          <w:sz w:val="26"/>
-          <w:szCs w:val="26"/>
-        </w:rPr>
-        <w:lastRenderedPageBreak/>
-        <w:t>tin (Traffic-flow confidentiality) để kẻ xấu không thể phân tích và đoán được nội dung giao tiếp dựa trên lưu lượng gói tin.</w:t>
+        <w:t>Bảo vệ dữ liệu không bị lộ lọt bởi các cuộc tấn công thụ động (như sniffing). Nó bao gồm bảo mật nội dung thông điệp và bảo mật luồng thông tin (Traffic-flow confidentiality) để kẻ xấu không thể phân tích và đoán được nội dung giao tiếp dựa trên lưu lượng gói tin.</w:t>
       </w:r>
     </w:p>
     <w:p>
@@ -16483,6 +19369,7 @@
           <w:sz w:val="26"/>
           <w:szCs w:val="26"/>
         </w:rPr>
+        <w:lastRenderedPageBreak/>
         <w:t>Bảo vệ dữ liệu không bị sửa đổi, chèn thêm, xóa hoặc lặp lại một cách trái phép bởi các cuộc tấn công chủ động. Dịch vụ này có thể áp dụng cho toàn bộ thông điệp hoặc chỉ một phần thông điệp và thường đi kèm với cơ chế khôi phục nếu phát hiện lỗi.</w:t>
       </w:r>
     </w:p>
@@ -16605,6 +19492,7 @@
         </w:numPr>
         <w:spacing w:before="120" w:after="120" w:line="312" w:lineRule="auto"/>
         <w:jc w:val="both"/>
+        <w:outlineLvl w:val="2"/>
         <w:rPr>
           <w:rFonts w:eastAsia="Calibri" w:cs="Times New Roman"/>
           <w:b/>
@@ -16614,6 +19502,7 @@
           <w14:ligatures w14:val="none"/>
         </w:rPr>
       </w:pPr>
+      <w:bookmarkStart w:id="11" w:name="_Toc230761877"/>
       <w:r>
         <w:rPr>
           <w:rFonts w:eastAsia="Calibri" w:cs="Times New Roman"/>
@@ -16625,6 +19514,7 @@
         </w:rPr>
         <w:t>Tấn công mạng</w:t>
       </w:r>
+      <w:bookmarkEnd w:id="11"/>
     </w:p>
     <w:p>
       <w:pPr>
@@ -16769,6 +19659,7 @@
         </w:numPr>
         <w:spacing w:before="120" w:after="120" w:line="312" w:lineRule="auto"/>
         <w:jc w:val="both"/>
+        <w:outlineLvl w:val="2"/>
         <w:rPr>
           <w:rFonts w:eastAsia="Calibri" w:cs="Times New Roman"/>
           <w:b/>
@@ -16778,6 +19669,7 @@
           <w14:ligatures w14:val="none"/>
         </w:rPr>
       </w:pPr>
+      <w:bookmarkStart w:id="12" w:name="_Toc230761878"/>
       <w:r>
         <w:rPr>
           <w:rFonts w:eastAsia="Calibri" w:cs="Times New Roman"/>
@@ -16789,6 +19681,7 @@
         </w:rPr>
         <w:t>Các mối đe doạ đối với mạng an toàn</w:t>
       </w:r>
+      <w:bookmarkEnd w:id="12"/>
     </w:p>
     <w:p>
       <w:pPr>
@@ -16807,16 +19700,7 @@
           <w:sz w:val="26"/>
           <w:szCs w:val="26"/>
         </w:rPr>
-        <w:t xml:space="preserve">Nghe lén và phân tích lưu lượng (Eavesdropping/Sniffing): Kẻ tấn công sử dụng các công cụ thu bắt gói tin để sao chép lưu lượng mạng, qua đó đánh cắp thông tin đăng </w:t>
-      </w:r>
-      <w:r>
-        <w:rPr>
-          <w:rStyle w:val="citation-61"/>
-          <w:sz w:val="26"/>
-          <w:szCs w:val="26"/>
-        </w:rPr>
-        <w:lastRenderedPageBreak/>
-        <w:t>nhập hoặc dữ liệu nhạy cảm</w:t>
+        <w:t>Nghe lén và phân tích lưu lượng (Eavesdropping/Sniffing): Kẻ tấn công sử dụng các công cụ thu bắt gói tin để sao chép lưu lượng mạng, qua đó đánh cắp thông tin đăng nhập hoặc dữ liệu nhạy cảm</w:t>
       </w:r>
       <w:r>
         <w:rPr>
@@ -16858,7 +19742,16 @@
           <w:sz w:val="26"/>
           <w:szCs w:val="26"/>
         </w:rPr>
-        <w:t>Truy cập trái phép và giả mạo (Rogue AP/Spoofing): Kẻ tấn công có thể lắp đặt trái phép các điểm truy cập để tạo "cửa hậu" (backdoor) xâm nhập hệ thống mà không qua tường lửa</w:t>
+        <w:t xml:space="preserve">Truy cập trái phép và giả mạo (Rogue AP/Spoofing): Kẻ tấn công có thể lắp đặt trái phép các điểm truy cập để tạo "cửa hậu" (backdoor) xâm nhập hệ thống mà không </w:t>
+      </w:r>
+      <w:r>
+        <w:rPr>
+          <w:rStyle w:val="citation-59"/>
+          <w:sz w:val="26"/>
+          <w:szCs w:val="26"/>
+        </w:rPr>
+        <w:lastRenderedPageBreak/>
+        <w:t>qua tường lửa</w:t>
       </w:r>
       <w:r>
         <w:rPr>
@@ -16961,6 +19854,7 @@
         </w:numPr>
         <w:spacing w:before="120" w:after="120" w:line="312" w:lineRule="auto"/>
         <w:jc w:val="both"/>
+        <w:outlineLvl w:val="2"/>
         <w:rPr>
           <w:rFonts w:eastAsia="Calibri" w:cs="Times New Roman"/>
           <w:b/>
@@ -16970,6 +19864,7 @@
           <w14:ligatures w14:val="none"/>
         </w:rPr>
       </w:pPr>
+      <w:bookmarkStart w:id="13" w:name="_Toc230761879"/>
       <w:r>
         <w:rPr>
           <w:rFonts w:eastAsia="Calibri" w:cs="Times New Roman"/>
@@ -16981,6 +19876,7 @@
         </w:rPr>
         <w:t>Các biện pháp bảo vệ</w:t>
       </w:r>
+      <w:bookmarkEnd w:id="13"/>
     </w:p>
     <w:p>
       <w:pPr>
@@ -17129,6 +20025,7 @@
         </w:numPr>
         <w:spacing w:before="240" w:after="120" w:line="312" w:lineRule="auto"/>
         <w:ind w:left="426" w:hanging="357"/>
+        <w:outlineLvl w:val="1"/>
         <w:rPr>
           <w:rFonts w:eastAsia="Calibri" w:cs="Times New Roman"/>
           <w:b/>
@@ -17138,6 +20035,7 @@
           <w14:ligatures w14:val="none"/>
         </w:rPr>
       </w:pPr>
+      <w:bookmarkStart w:id="14" w:name="_Toc230761880"/>
       <w:r>
         <w:rPr>
           <w:rFonts w:eastAsia="Calibri" w:cs="Times New Roman"/>
@@ -17149,6 +20047,7 @@
         </w:rPr>
         <w:t>Nội dung nghiên cứu</w:t>
       </w:r>
+      <w:bookmarkEnd w:id="14"/>
     </w:p>
     <w:p>
       <w:pPr>
@@ -17159,6 +20058,7 @@
         </w:numPr>
         <w:spacing w:before="120" w:after="120" w:line="312" w:lineRule="auto"/>
         <w:jc w:val="both"/>
+        <w:outlineLvl w:val="2"/>
         <w:rPr>
           <w:rFonts w:eastAsia="Calibri" w:cs="Times New Roman"/>
           <w:b/>
@@ -17168,6 +20068,7 @@
           <w14:ligatures w14:val="none"/>
         </w:rPr>
       </w:pPr>
+      <w:bookmarkStart w:id="15" w:name="_Toc230761881"/>
       <w:r>
         <w:rPr>
           <w:rFonts w:eastAsia="Calibri" w:cs="Times New Roman"/>
@@ -17179,6 +20080,7 @@
         </w:rPr>
         <w:t>Lý do chọn đề tài</w:t>
       </w:r>
+      <w:bookmarkEnd w:id="15"/>
     </w:p>
     <w:p>
       <w:pPr>
@@ -17196,8 +20098,15 @@
           <w:sz w:val="26"/>
           <w:szCs w:val="26"/>
         </w:rPr>
+        <w:t xml:space="preserve">Trong bối cảnh chuyển đổi số hiện nay, hạ tầng mạng máy tính là nền tảng cốt lõi chi phối mọi hoạt động vận hành, sản xuất và kinh doanh của các doanh nghiệp. Tuy nhiên, sự kết nối liên tục và mở rộng hạ tầng cũng đồng thời tạo ra một "bề mặt tấn công" </w:t>
+      </w:r>
+      <w:r>
+        <w:rPr>
+          <w:sz w:val="26"/>
+          <w:szCs w:val="26"/>
+        </w:rPr>
         <w:lastRenderedPageBreak/>
-        <w:t>Trong bối cảnh chuyển đổi số hiện nay, hạ tầng mạng máy tính là nền tảng cốt lõi chi phối mọi hoạt động vận hành, sản xuất và kinh doanh của các doanh nghiệp. Tuy nhiên, sự kết nối liên tục và mở rộng hạ tầng cũng đồng thời tạo ra một "bề mặt tấn công" rộng lớn, mở đường cho nhiều rủi ro về an toàn thông tin như: truy cập trái phép, đánh cắp dữ liệu nội bộ, tấn công từ chối dịch vụ (DoS/DDoS) và lây nhiễm mã độc.</w:t>
+        <w:t>rộng lớn, mở đường cho nhiều rủi ro về an toàn thông tin như: truy cập trái phép, đánh cắp dữ liệu nội bộ, tấn công từ chối dịch vụ (DoS/DDoS) và lây nhiễm mã độc.</w:t>
       </w:r>
     </w:p>
     <w:p>
@@ -17305,6 +20214,7 @@
         </w:numPr>
         <w:spacing w:before="120" w:after="120" w:line="312" w:lineRule="auto"/>
         <w:jc w:val="both"/>
+        <w:outlineLvl w:val="2"/>
         <w:rPr>
           <w:rFonts w:eastAsia="Calibri" w:cs="Times New Roman"/>
           <w:b/>
@@ -17314,6 +20224,7 @@
           <w14:ligatures w14:val="none"/>
         </w:rPr>
       </w:pPr>
+      <w:bookmarkStart w:id="16" w:name="_Toc230761882"/>
       <w:r>
         <w:rPr>
           <w:rFonts w:eastAsia="Calibri" w:cs="Times New Roman"/>
@@ -17325,11 +20236,13 @@
         </w:rPr>
         <w:t>Mục tiêu nghiên cứu</w:t>
       </w:r>
+      <w:bookmarkEnd w:id="16"/>
     </w:p>
     <w:p>
       <w:pPr>
         <w:pStyle w:val="NormalWeb"/>
         <w:spacing w:before="120" w:beforeAutospacing="0" w:after="120" w:afterAutospacing="0" w:line="312" w:lineRule="auto"/>
+        <w:ind w:firstLine="567"/>
         <w:jc w:val="both"/>
         <w:rPr>
           <w:sz w:val="26"/>
@@ -17496,6 +20409,7 @@
         </w:numPr>
         <w:spacing w:before="120" w:after="120" w:line="312" w:lineRule="auto"/>
         <w:jc w:val="both"/>
+        <w:outlineLvl w:val="2"/>
         <w:rPr>
           <w:rFonts w:eastAsia="Calibri" w:cs="Times New Roman"/>
           <w:b/>
@@ -17505,6 +20419,7 @@
           <w14:ligatures w14:val="none"/>
         </w:rPr>
       </w:pPr>
+      <w:bookmarkStart w:id="17" w:name="_Toc230761883"/>
       <w:r>
         <w:rPr>
           <w:rFonts w:eastAsia="Calibri" w:cs="Times New Roman"/>
@@ -17516,6 +20431,7 @@
         </w:rPr>
         <w:t>Phạm vi và giới hạn nghiên cứu</w:t>
       </w:r>
+      <w:bookmarkEnd w:id="17"/>
     </w:p>
     <w:p>
       <w:pPr>
@@ -17750,8 +20666,395 @@
     </w:p>
     <w:p>
       <w:pPr>
+        <w:pStyle w:val="NormalWeb"/>
+        <w:spacing w:before="120" w:beforeAutospacing="0" w:after="120" w:afterAutospacing="0" w:line="312" w:lineRule="auto"/>
+        <w:ind w:left="360"/>
+        <w:jc w:val="both"/>
+        <w:rPr>
+          <w:sz w:val="26"/>
+          <w:szCs w:val="26"/>
+        </w:rPr>
+      </w:pPr>
+    </w:p>
+    <w:p>
+      <w:pPr>
+        <w:pStyle w:val="NormalWeb"/>
+        <w:spacing w:before="120" w:beforeAutospacing="0" w:after="120" w:afterAutospacing="0" w:line="312" w:lineRule="auto"/>
+        <w:ind w:left="360"/>
+        <w:jc w:val="both"/>
+        <w:rPr>
+          <w:sz w:val="26"/>
+          <w:szCs w:val="26"/>
+        </w:rPr>
+      </w:pPr>
+      <w:r>
+        <w:rPr>
+          <w:sz w:val="26"/>
+          <w:szCs w:val="26"/>
+        </w:rPr>
+        <w:br w:type="page"/>
+      </w:r>
+    </w:p>
+    <w:p>
+      <w:pPr>
+        <w:pStyle w:val="ListParagraph"/>
+        <w:numPr>
+          <w:ilvl w:val="0"/>
+          <w:numId w:val="5"/>
+        </w:numPr>
+        <w:tabs>
+          <w:tab w:val="left" w:pos="1985"/>
+        </w:tabs>
+        <w:spacing w:after="200" w:line="276" w:lineRule="auto"/>
+        <w:ind w:left="0" w:hanging="11"/>
+        <w:jc w:val="center"/>
+        <w:outlineLvl w:val="0"/>
+        <w:rPr>
+          <w:rFonts w:eastAsia="Calibri" w:cs="Times New Roman"/>
+          <w:b/>
+          <w:kern w:val="0"/>
+          <w:sz w:val="28"/>
+          <w:szCs w:val="28"/>
+          <w14:ligatures w14:val="none"/>
+        </w:rPr>
+      </w:pPr>
+      <w:bookmarkStart w:id="18" w:name="_Toc230761884"/>
+      <w:r>
+        <w:rPr>
+          <w:rFonts w:eastAsia="Calibri" w:cs="Times New Roman"/>
+          <w:b/>
+          <w:kern w:val="0"/>
+          <w:sz w:val="28"/>
+          <w:szCs w:val="28"/>
+          <w14:ligatures w14:val="none"/>
+        </w:rPr>
+        <w:lastRenderedPageBreak/>
+        <w:t>TỔNG QUAN</w:t>
+      </w:r>
+      <w:bookmarkEnd w:id="18"/>
+    </w:p>
+    <w:p>
+      <w:pPr>
+        <w:pStyle w:val="ListParagraph"/>
+        <w:numPr>
+          <w:ilvl w:val="0"/>
+          <w:numId w:val="15"/>
+        </w:numPr>
+        <w:tabs>
+          <w:tab w:val="left" w:pos="993"/>
+        </w:tabs>
+        <w:spacing w:before="120" w:after="120" w:line="312" w:lineRule="auto"/>
+        <w:ind w:left="426"/>
+        <w:jc w:val="both"/>
+        <w:outlineLvl w:val="1"/>
+        <w:rPr>
+          <w:rFonts w:eastAsia="Calibri" w:cs="Times New Roman"/>
+          <w:b/>
+          <w:kern w:val="0"/>
+          <w:sz w:val="30"/>
+          <w:szCs w:val="30"/>
+          <w14:ligatures w14:val="none"/>
+        </w:rPr>
+      </w:pPr>
+      <w:bookmarkStart w:id="19" w:name="_Toc230761885"/>
+      <w:r>
+        <w:rPr>
+          <w:rFonts w:eastAsia="Calibri" w:cs="Times New Roman"/>
+          <w:b/>
+          <w:kern w:val="0"/>
+          <w:sz w:val="30"/>
+          <w:szCs w:val="30"/>
+          <w14:ligatures w14:val="none"/>
+        </w:rPr>
+        <w:t>Nghiên cứu, tìm hiểu về mô hình mạng an toàn</w:t>
+      </w:r>
+      <w:bookmarkEnd w:id="19"/>
+    </w:p>
+    <w:p>
+      <w:pPr>
+        <w:pStyle w:val="ListParagraph"/>
+        <w:numPr>
+          <w:ilvl w:val="0"/>
+          <w:numId w:val="16"/>
+        </w:numPr>
+        <w:tabs>
+          <w:tab w:val="left" w:pos="1134"/>
+        </w:tabs>
         <w:spacing w:before="120" w:after="120" w:line="312" w:lineRule="auto"/>
         <w:jc w:val="both"/>
+        <w:outlineLvl w:val="2"/>
+        <w:rPr>
+          <w:rFonts w:eastAsia="Calibri" w:cs="Times New Roman"/>
+          <w:b/>
+          <w:kern w:val="0"/>
+          <w14:ligatures w14:val="none"/>
+        </w:rPr>
+      </w:pPr>
+      <w:bookmarkStart w:id="20" w:name="_Toc230761886"/>
+      <w:r>
+        <w:rPr>
+          <w:rFonts w:eastAsia="Calibri" w:cs="Times New Roman"/>
+          <w:b/>
+          <w:kern w:val="0"/>
+          <w14:ligatures w14:val="none"/>
+        </w:rPr>
+        <w:t>Khái niệm mô hình an toàn mạng</w:t>
+      </w:r>
+      <w:bookmarkEnd w:id="20"/>
+    </w:p>
+    <w:p>
+      <w:pPr>
+        <w:tabs>
+          <w:tab w:val="left" w:pos="1134"/>
+        </w:tabs>
+        <w:spacing w:before="120" w:after="120" w:line="312" w:lineRule="auto"/>
+        <w:jc w:val="both"/>
+        <w:rPr>
+          <w:rFonts w:eastAsia="Calibri" w:cs="Times New Roman"/>
+          <w:b/>
+          <w:kern w:val="0"/>
+          <w14:ligatures w14:val="none"/>
+        </w:rPr>
+      </w:pPr>
+    </w:p>
+    <w:p>
+      <w:pPr>
+        <w:pStyle w:val="ListParagraph"/>
+        <w:numPr>
+          <w:ilvl w:val="0"/>
+          <w:numId w:val="16"/>
+        </w:numPr>
+        <w:tabs>
+          <w:tab w:val="left" w:pos="1134"/>
+        </w:tabs>
+        <w:spacing w:before="120" w:after="120" w:line="312" w:lineRule="auto"/>
+        <w:jc w:val="both"/>
+        <w:outlineLvl w:val="2"/>
+        <w:rPr>
+          <w:rFonts w:eastAsia="Calibri" w:cs="Times New Roman"/>
+          <w:b/>
+          <w:kern w:val="0"/>
+          <w14:ligatures w14:val="none"/>
+        </w:rPr>
+      </w:pPr>
+      <w:bookmarkStart w:id="21" w:name="_Toc230761887"/>
+      <w:r>
+        <w:rPr>
+          <w:rFonts w:eastAsia="Calibri" w:cs="Times New Roman"/>
+          <w:b/>
+          <w:kern w:val="0"/>
+          <w14:ligatures w14:val="none"/>
+        </w:rPr>
+        <w:t>Mục tiêu của mô hình an toàn mạng</w:t>
+      </w:r>
+      <w:bookmarkEnd w:id="21"/>
+    </w:p>
+    <w:p>
+      <w:pPr>
+        <w:tabs>
+          <w:tab w:val="left" w:pos="1134"/>
+        </w:tabs>
+        <w:spacing w:before="120" w:after="120" w:line="312" w:lineRule="auto"/>
+        <w:jc w:val="both"/>
+        <w:rPr>
+          <w:rFonts w:eastAsia="Calibri" w:cs="Times New Roman"/>
+          <w:b/>
+          <w:kern w:val="0"/>
+          <w14:ligatures w14:val="none"/>
+        </w:rPr>
+      </w:pPr>
+    </w:p>
+    <w:p>
+      <w:pPr>
+        <w:pStyle w:val="ListParagraph"/>
+        <w:numPr>
+          <w:ilvl w:val="0"/>
+          <w:numId w:val="16"/>
+        </w:numPr>
+        <w:tabs>
+          <w:tab w:val="left" w:pos="1134"/>
+        </w:tabs>
+        <w:spacing w:before="120" w:after="120" w:line="312" w:lineRule="auto"/>
+        <w:jc w:val="both"/>
+        <w:outlineLvl w:val="2"/>
+        <w:rPr>
+          <w:rFonts w:eastAsia="Calibri" w:cs="Times New Roman"/>
+          <w:b/>
+          <w:kern w:val="0"/>
+          <w14:ligatures w14:val="none"/>
+        </w:rPr>
+      </w:pPr>
+      <w:bookmarkStart w:id="22" w:name="_Toc230761888"/>
+      <w:r>
+        <w:rPr>
+          <w:rFonts w:eastAsia="Calibri" w:cs="Times New Roman"/>
+          <w:b/>
+          <w:kern w:val="0"/>
+          <w14:ligatures w14:val="none"/>
+        </w:rPr>
+        <w:t>Các thành phần chính trong mô hình mạng an toàn</w:t>
+      </w:r>
+      <w:bookmarkEnd w:id="22"/>
+    </w:p>
+    <w:p>
+      <w:pPr>
+        <w:tabs>
+          <w:tab w:val="left" w:pos="1134"/>
+        </w:tabs>
+        <w:spacing w:before="120" w:after="120" w:line="312" w:lineRule="auto"/>
+        <w:jc w:val="both"/>
+        <w:rPr>
+          <w:rFonts w:eastAsia="Calibri" w:cs="Times New Roman"/>
+          <w:b/>
+          <w:kern w:val="0"/>
+          <w14:ligatures w14:val="none"/>
+        </w:rPr>
+      </w:pPr>
+    </w:p>
+    <w:p>
+      <w:pPr>
+        <w:pStyle w:val="ListParagraph"/>
+        <w:numPr>
+          <w:ilvl w:val="0"/>
+          <w:numId w:val="16"/>
+        </w:numPr>
+        <w:tabs>
+          <w:tab w:val="left" w:pos="1134"/>
+        </w:tabs>
+        <w:spacing w:before="120" w:after="120" w:line="312" w:lineRule="auto"/>
+        <w:jc w:val="both"/>
+        <w:outlineLvl w:val="2"/>
+        <w:rPr>
+          <w:rFonts w:eastAsia="Calibri" w:cs="Times New Roman"/>
+          <w:b/>
+          <w:kern w:val="0"/>
+          <w14:ligatures w14:val="none"/>
+        </w:rPr>
+      </w:pPr>
+      <w:bookmarkStart w:id="23" w:name="_Toc230761889"/>
+      <w:r>
+        <w:rPr>
+          <w:rFonts w:eastAsia="Calibri" w:cs="Times New Roman"/>
+          <w:b/>
+          <w:kern w:val="0"/>
+          <w14:ligatures w14:val="none"/>
+        </w:rPr>
+        <w:t>Các công nghệ hỗ trợ mô hình mạng an toàn</w:t>
+      </w:r>
+      <w:bookmarkEnd w:id="23"/>
+    </w:p>
+    <w:p>
+      <w:pPr>
+        <w:tabs>
+          <w:tab w:val="left" w:pos="1134"/>
+        </w:tabs>
+        <w:spacing w:before="120" w:after="120" w:line="312" w:lineRule="auto"/>
+        <w:jc w:val="both"/>
+        <w:rPr>
+          <w:rFonts w:eastAsia="Calibri" w:cs="Times New Roman"/>
+          <w:b/>
+          <w:kern w:val="0"/>
+          <w14:ligatures w14:val="none"/>
+        </w:rPr>
+      </w:pPr>
+    </w:p>
+    <w:p>
+      <w:pPr>
+        <w:pStyle w:val="ListParagraph"/>
+        <w:numPr>
+          <w:ilvl w:val="0"/>
+          <w:numId w:val="16"/>
+        </w:numPr>
+        <w:tabs>
+          <w:tab w:val="left" w:pos="1134"/>
+        </w:tabs>
+        <w:spacing w:before="120" w:after="120" w:line="312" w:lineRule="auto"/>
+        <w:jc w:val="both"/>
+        <w:outlineLvl w:val="2"/>
+        <w:rPr>
+          <w:rFonts w:eastAsia="Calibri" w:cs="Times New Roman"/>
+          <w:b/>
+          <w:kern w:val="0"/>
+          <w14:ligatures w14:val="none"/>
+        </w:rPr>
+      </w:pPr>
+      <w:bookmarkStart w:id="24" w:name="_Toc230761890"/>
+      <w:r>
+        <w:rPr>
+          <w:rFonts w:eastAsia="Calibri" w:cs="Times New Roman"/>
+          <w:b/>
+          <w:kern w:val="0"/>
+          <w14:ligatures w14:val="none"/>
+        </w:rPr>
+        <w:t>Các nguyên tắc thiết kế mô hình mạng an toàn</w:t>
+      </w:r>
+      <w:bookmarkEnd w:id="24"/>
+    </w:p>
+    <w:p>
+      <w:pPr>
+        <w:tabs>
+          <w:tab w:val="left" w:pos="1134"/>
+        </w:tabs>
+        <w:spacing w:before="120" w:after="120" w:line="312" w:lineRule="auto"/>
+        <w:jc w:val="both"/>
+        <w:rPr>
+          <w:rFonts w:eastAsia="Calibri" w:cs="Times New Roman"/>
+          <w:b/>
+          <w:kern w:val="0"/>
+          <w14:ligatures w14:val="none"/>
+        </w:rPr>
+      </w:pPr>
+    </w:p>
+    <w:p>
+      <w:pPr>
+        <w:pStyle w:val="ListParagraph"/>
+        <w:numPr>
+          <w:ilvl w:val="0"/>
+          <w:numId w:val="15"/>
+        </w:numPr>
+        <w:tabs>
+          <w:tab w:val="left" w:pos="993"/>
+        </w:tabs>
+        <w:spacing w:before="120" w:after="120" w:line="312" w:lineRule="auto"/>
+        <w:ind w:left="426"/>
+        <w:jc w:val="both"/>
+        <w:outlineLvl w:val="1"/>
+        <w:rPr>
+          <w:rFonts w:eastAsia="Calibri" w:cs="Times New Roman"/>
+          <w:b/>
+          <w:kern w:val="0"/>
+          <w:sz w:val="30"/>
+          <w:szCs w:val="30"/>
+          <w14:ligatures w14:val="none"/>
+        </w:rPr>
+      </w:pPr>
+      <w:bookmarkStart w:id="25" w:name="_Toc230761891"/>
+      <w:r>
+        <w:rPr>
+          <w:rFonts w:eastAsia="Calibri" w:cs="Times New Roman"/>
+          <w:b/>
+          <w:kern w:val="0"/>
+          <w:sz w:val="30"/>
+          <w:szCs w:val="30"/>
+          <w14:ligatures w14:val="none"/>
+        </w:rPr>
+        <w:t>Các mô hình mạng an toàn sử dụng trong doanh nghiệp</w:t>
+      </w:r>
+      <w:bookmarkEnd w:id="25"/>
+    </w:p>
+    <w:p>
+      <w:pPr>
+        <w:pStyle w:val="ListParagraph"/>
+        <w:numPr>
+          <w:ilvl w:val="0"/>
+          <w:numId w:val="17"/>
+        </w:numPr>
+        <w:tabs>
+          <w:tab w:val="left" w:pos="1134"/>
+        </w:tabs>
+        <w:spacing w:before="120" w:after="120" w:line="312" w:lineRule="auto"/>
+        <w:jc w:val="both"/>
+        <w:outlineLvl w:val="2"/>
         <w:rPr>
           <w:rFonts w:eastAsia="Calibri" w:cs="Times New Roman"/>
           <w:b/>
@@ -17761,87 +21064,368 @@
           <w14:ligatures w14:val="none"/>
         </w:rPr>
       </w:pPr>
+      <w:bookmarkStart w:id="26" w:name="_Toc230761892"/>
+      <w:r>
+        <w:rPr>
+          <w:rFonts w:eastAsia="Calibri" w:cs="Times New Roman"/>
+          <w:b/>
+          <w:kern w:val="0"/>
+          <w:sz w:val="28"/>
+          <w:szCs w:val="28"/>
+          <w14:ligatures w14:val="none"/>
+        </w:rPr>
+        <w:t xml:space="preserve">Mô hình mạng </w:t>
+      </w:r>
+      <w:r>
+        <w:rPr>
+          <w:rFonts w:eastAsia="Calibri" w:cs="Times New Roman"/>
+          <w:b/>
+          <w:kern w:val="0"/>
+          <w:sz w:val="28"/>
+          <w:szCs w:val="28"/>
+          <w14:ligatures w14:val="none"/>
+        </w:rPr>
+        <w:t>ngang hàng (Peer-to-peer)</w:t>
+      </w:r>
+      <w:bookmarkEnd w:id="26"/>
     </w:p>
     <w:p>
       <w:pPr>
+        <w:tabs>
+          <w:tab w:val="left" w:pos="1134"/>
+        </w:tabs>
         <w:spacing w:before="120" w:after="120" w:line="312" w:lineRule="auto"/>
         <w:jc w:val="both"/>
         <w:rPr>
           <w:rFonts w:eastAsia="Calibri" w:cs="Times New Roman"/>
           <w:b/>
           <w:kern w:val="0"/>
+          <w14:ligatures w14:val="none"/>
+        </w:rPr>
+      </w:pPr>
+    </w:p>
+    <w:p>
+      <w:pPr>
+        <w:pStyle w:val="ListParagraph"/>
+        <w:numPr>
+          <w:ilvl w:val="0"/>
+          <w:numId w:val="17"/>
+        </w:numPr>
+        <w:tabs>
+          <w:tab w:val="left" w:pos="1134"/>
+        </w:tabs>
+        <w:spacing w:before="120" w:after="120" w:line="312" w:lineRule="auto"/>
+        <w:jc w:val="both"/>
+        <w:outlineLvl w:val="2"/>
+        <w:rPr>
+          <w:rFonts w:eastAsia="Calibri" w:cs="Times New Roman"/>
+          <w:b/>
+          <w:kern w:val="0"/>
           <w:sz w:val="28"/>
           <w:szCs w:val="28"/>
           <w14:ligatures w14:val="none"/>
         </w:rPr>
       </w:pPr>
+      <w:bookmarkStart w:id="27" w:name="_Toc230761893"/>
+      <w:r>
+        <w:rPr>
+          <w:rFonts w:eastAsia="Calibri" w:cs="Times New Roman"/>
+          <w:b/>
+          <w:kern w:val="0"/>
+          <w:sz w:val="28"/>
+          <w:szCs w:val="28"/>
+          <w14:ligatures w14:val="none"/>
+        </w:rPr>
+        <w:t>Mô hình</w:t>
+      </w:r>
+      <w:r>
+        <w:rPr>
+          <w:rFonts w:eastAsia="Calibri" w:cs="Times New Roman"/>
+          <w:b/>
+          <w:kern w:val="0"/>
+          <w:sz w:val="28"/>
+          <w:szCs w:val="28"/>
+          <w14:ligatures w14:val="none"/>
+        </w:rPr>
+        <w:t xml:space="preserve"> máy khách – máy chủ (Client-Server)</w:t>
+      </w:r>
+      <w:bookmarkEnd w:id="27"/>
     </w:p>
     <w:p>
       <w:pPr>
+        <w:tabs>
+          <w:tab w:val="left" w:pos="1134"/>
+        </w:tabs>
         <w:spacing w:before="120" w:after="120" w:line="312" w:lineRule="auto"/>
         <w:jc w:val="both"/>
         <w:rPr>
           <w:rFonts w:eastAsia="Calibri" w:cs="Times New Roman"/>
           <w:b/>
           <w:kern w:val="0"/>
+          <w14:ligatures w14:val="none"/>
+        </w:rPr>
+      </w:pPr>
+    </w:p>
+    <w:p>
+      <w:pPr>
+        <w:pStyle w:val="ListParagraph"/>
+        <w:numPr>
+          <w:ilvl w:val="0"/>
+          <w:numId w:val="17"/>
+        </w:numPr>
+        <w:tabs>
+          <w:tab w:val="left" w:pos="1134"/>
+        </w:tabs>
+        <w:spacing w:before="120" w:after="120" w:line="312" w:lineRule="auto"/>
+        <w:jc w:val="both"/>
+        <w:outlineLvl w:val="2"/>
+        <w:rPr>
+          <w:rFonts w:eastAsia="Calibri" w:cs="Times New Roman"/>
+          <w:b/>
+          <w:kern w:val="0"/>
           <w:sz w:val="28"/>
           <w:szCs w:val="28"/>
           <w14:ligatures w14:val="none"/>
         </w:rPr>
       </w:pPr>
+      <w:bookmarkStart w:id="28" w:name="_Toc230761894"/>
+      <w:r>
+        <w:rPr>
+          <w:rFonts w:eastAsia="Calibri" w:cs="Times New Roman"/>
+          <w:b/>
+          <w:kern w:val="0"/>
+          <w:sz w:val="28"/>
+          <w:szCs w:val="28"/>
+          <w14:ligatures w14:val="none"/>
+        </w:rPr>
+        <w:t>Mô hình mạng riêng ảo (VPN-Virtual Private Network)</w:t>
+      </w:r>
+      <w:bookmarkEnd w:id="28"/>
     </w:p>
     <w:p>
       <w:pPr>
+        <w:tabs>
+          <w:tab w:val="left" w:pos="1134"/>
+        </w:tabs>
         <w:spacing w:before="120" w:after="120" w:line="312" w:lineRule="auto"/>
         <w:jc w:val="both"/>
         <w:rPr>
           <w:rFonts w:eastAsia="Calibri" w:cs="Times New Roman"/>
           <w:b/>
           <w:kern w:val="0"/>
+          <w14:ligatures w14:val="none"/>
+        </w:rPr>
+      </w:pPr>
+    </w:p>
+    <w:p>
+      <w:pPr>
+        <w:pStyle w:val="ListParagraph"/>
+        <w:numPr>
+          <w:ilvl w:val="0"/>
+          <w:numId w:val="17"/>
+        </w:numPr>
+        <w:tabs>
+          <w:tab w:val="left" w:pos="1134"/>
+        </w:tabs>
+        <w:spacing w:before="120" w:after="120" w:line="312" w:lineRule="auto"/>
+        <w:jc w:val="both"/>
+        <w:outlineLvl w:val="2"/>
+        <w:rPr>
+          <w:rFonts w:eastAsia="Calibri" w:cs="Times New Roman"/>
+          <w:b/>
+          <w:kern w:val="0"/>
           <w:sz w:val="28"/>
           <w:szCs w:val="28"/>
           <w14:ligatures w14:val="none"/>
         </w:rPr>
       </w:pPr>
+      <w:bookmarkStart w:id="29" w:name="_Toc230761895"/>
+      <w:r>
+        <w:rPr>
+          <w:rFonts w:eastAsia="Calibri" w:cs="Times New Roman"/>
+          <w:b/>
+          <w:kern w:val="0"/>
+          <w:sz w:val="28"/>
+          <w:szCs w:val="28"/>
+          <w14:ligatures w14:val="none"/>
+        </w:rPr>
+        <w:t>Mô hình mạng không dây (Wireless LAN – WLAN)</w:t>
+      </w:r>
+      <w:bookmarkEnd w:id="29"/>
     </w:p>
     <w:p>
       <w:pPr>
+        <w:tabs>
+          <w:tab w:val="left" w:pos="1134"/>
+        </w:tabs>
         <w:spacing w:before="120" w:after="120" w:line="312" w:lineRule="auto"/>
         <w:jc w:val="both"/>
         <w:rPr>
           <w:rFonts w:eastAsia="Calibri" w:cs="Times New Roman"/>
           <w:b/>
           <w:kern w:val="0"/>
-          <w:sz w:val="28"/>
-          <w:szCs w:val="28"/>
           <w14:ligatures w14:val="none"/>
         </w:rPr>
       </w:pPr>
     </w:p>
     <w:p>
       <w:pPr>
+        <w:pStyle w:val="ListParagraph"/>
+        <w:numPr>
+          <w:ilvl w:val="0"/>
+          <w:numId w:val="15"/>
+        </w:numPr>
+        <w:tabs>
+          <w:tab w:val="left" w:pos="993"/>
+        </w:tabs>
+        <w:spacing w:before="120" w:after="120" w:line="312" w:lineRule="auto"/>
+        <w:ind w:left="284" w:hanging="207"/>
+        <w:jc w:val="both"/>
+        <w:outlineLvl w:val="1"/>
+        <w:rPr>
+          <w:rFonts w:eastAsia="Calibri" w:cs="Times New Roman"/>
+          <w:b/>
+          <w:kern w:val="0"/>
+          <w:sz w:val="30"/>
+          <w:szCs w:val="30"/>
+          <w14:ligatures w14:val="none"/>
+        </w:rPr>
+      </w:pPr>
+      <w:bookmarkStart w:id="30" w:name="_Toc230761896"/>
+      <w:r>
+        <w:rPr>
+          <w:rFonts w:eastAsia="Calibri" w:cs="Times New Roman"/>
+          <w:b/>
+          <w:kern w:val="0"/>
+          <w:sz w:val="30"/>
+          <w:szCs w:val="30"/>
+          <w14:ligatures w14:val="none"/>
+        </w:rPr>
+        <w:t xml:space="preserve">Nghiên cứu mạng an toàn cho công ty </w:t>
+      </w:r>
+      <w:r>
+        <w:rPr>
+          <w:rFonts w:eastAsia="Calibri" w:cs="Times New Roman"/>
+          <w:b/>
+          <w:kern w:val="0"/>
+          <w:sz w:val="30"/>
+          <w:szCs w:val="30"/>
+          <w14:ligatures w14:val="none"/>
+        </w:rPr>
+        <w:t>CP kỹ thuật và dịch vụ</w:t>
+      </w:r>
+      <w:r>
+        <w:rPr>
+          <w:rFonts w:eastAsia="Times New Roman" w:cs="Times New Roman"/>
+          <w:b/>
+          <w:bCs/>
+          <w:color w:val="000000" w:themeColor="text1"/>
+          <w:kern w:val="0"/>
+          <w:sz w:val="30"/>
+          <w:szCs w:val="30"/>
+          <w:lang w:eastAsia="x-none"/>
+          <w14:ligatures w14:val="none"/>
+        </w:rPr>
+        <w:t xml:space="preserve"> Trung Anh</w:t>
+      </w:r>
+      <w:bookmarkEnd w:id="30"/>
+    </w:p>
+    <w:p>
+      <w:pPr>
+        <w:tabs>
+          <w:tab w:val="left" w:pos="1134"/>
+        </w:tabs>
         <w:spacing w:before="120" w:after="120" w:line="312" w:lineRule="auto"/>
         <w:jc w:val="both"/>
         <w:rPr>
           <w:rFonts w:eastAsia="Calibri" w:cs="Times New Roman"/>
           <w:b/>
           <w:kern w:val="0"/>
-          <w:sz w:val="28"/>
-          <w:szCs w:val="28"/>
           <w14:ligatures w14:val="none"/>
         </w:rPr>
       </w:pPr>
     </w:p>
     <w:p>
       <w:pPr>
+        <w:pStyle w:val="ListParagraph"/>
+        <w:numPr>
+          <w:ilvl w:val="0"/>
+          <w:numId w:val="15"/>
+        </w:numPr>
+        <w:tabs>
+          <w:tab w:val="left" w:pos="993"/>
+        </w:tabs>
+        <w:spacing w:before="120" w:after="120" w:line="312" w:lineRule="auto"/>
+        <w:ind w:left="284" w:hanging="207"/>
+        <w:jc w:val="both"/>
+        <w:outlineLvl w:val="1"/>
+        <w:rPr>
+          <w:rFonts w:eastAsia="Calibri" w:cs="Times New Roman"/>
+          <w:b/>
+          <w:kern w:val="0"/>
+          <w:sz w:val="30"/>
+          <w:szCs w:val="30"/>
+          <w14:ligatures w14:val="none"/>
+        </w:rPr>
+      </w:pPr>
+      <w:bookmarkStart w:id="31" w:name="_Toc230761897"/>
+      <w:r>
+        <w:rPr>
+          <w:rFonts w:eastAsia="Calibri" w:cs="Times New Roman"/>
+          <w:b/>
+          <w:kern w:val="0"/>
+          <w:sz w:val="30"/>
+          <w:szCs w:val="30"/>
+          <w14:ligatures w14:val="none"/>
+        </w:rPr>
+        <w:t xml:space="preserve">Thực nghiệm mô hình mạng an toàn cho công ty </w:t>
+      </w:r>
+      <w:r>
+        <w:rPr>
+          <w:rFonts w:eastAsia="Calibri" w:cs="Times New Roman"/>
+          <w:b/>
+          <w:kern w:val="0"/>
+          <w:sz w:val="30"/>
+          <w:szCs w:val="30"/>
+          <w14:ligatures w14:val="none"/>
+        </w:rPr>
+        <w:t>CP kỹ thuật</w:t>
+      </w:r>
+      <w:r>
+        <w:rPr>
+          <w:rFonts w:eastAsia="Calibri" w:cs="Times New Roman"/>
+          <w:b/>
+          <w:kern w:val="0"/>
+          <w:sz w:val="30"/>
+          <w:szCs w:val="30"/>
+          <w14:ligatures w14:val="none"/>
+        </w:rPr>
+        <w:t xml:space="preserve"> và</w:t>
+      </w:r>
+      <w:r>
+        <w:rPr>
+          <w:rFonts w:eastAsia="Times New Roman" w:cs="Times New Roman"/>
+          <w:b/>
+          <w:bCs/>
+          <w:color w:val="000000" w:themeColor="text1"/>
+          <w:kern w:val="0"/>
+          <w:sz w:val="30"/>
+          <w:szCs w:val="30"/>
+          <w:lang w:eastAsia="x-none"/>
+          <w14:ligatures w14:val="none"/>
+        </w:rPr>
+        <w:t xml:space="preserve"> dịch vụ Trung Anh</w:t>
+      </w:r>
+      <w:bookmarkEnd w:id="31"/>
+    </w:p>
+    <w:p>
+      <w:pPr>
         <w:spacing w:before="120" w:after="120" w:line="312" w:lineRule="auto"/>
         <w:jc w:val="both"/>
         <w:rPr>
           <w:rFonts w:eastAsia="Calibri" w:cs="Times New Roman"/>
           <w:b/>
           <w:kern w:val="0"/>
-          <w:sz w:val="28"/>
-          <w:szCs w:val="28"/>
           <w14:ligatures w14:val="none"/>
         </w:rPr>
       </w:pPr>
@@ -17854,8 +21438,6 @@
           <w:rFonts w:eastAsia="Calibri" w:cs="Times New Roman"/>
           <w:b/>
           <w:kern w:val="0"/>
-          <w:sz w:val="28"/>
-          <w:szCs w:val="28"/>
           <w14:ligatures w14:val="none"/>
         </w:rPr>
       </w:pPr>
@@ -17868,8 +21450,6 @@
           <w:rFonts w:eastAsia="Calibri" w:cs="Times New Roman"/>
           <w:b/>
           <w:kern w:val="0"/>
-          <w:sz w:val="28"/>
-          <w:szCs w:val="28"/>
           <w14:ligatures w14:val="none"/>
         </w:rPr>
       </w:pPr>
@@ -17882,8 +21462,6 @@
           <w:rFonts w:eastAsia="Calibri" w:cs="Times New Roman"/>
           <w:b/>
           <w:kern w:val="0"/>
-          <w:sz w:val="28"/>
-          <w:szCs w:val="28"/>
           <w14:ligatures w14:val="none"/>
         </w:rPr>
       </w:pPr>
@@ -17896,8 +21474,6 @@
           <w:rFonts w:eastAsia="Calibri" w:cs="Times New Roman"/>
           <w:b/>
           <w:kern w:val="0"/>
-          <w:sz w:val="28"/>
-          <w:szCs w:val="28"/>
           <w14:ligatures w14:val="none"/>
         </w:rPr>
       </w:pPr>
@@ -17910,8 +21486,6 @@
           <w:rFonts w:eastAsia="Calibri" w:cs="Times New Roman"/>
           <w:b/>
           <w:kern w:val="0"/>
-          <w:sz w:val="28"/>
-          <w:szCs w:val="28"/>
           <w14:ligatures w14:val="none"/>
         </w:rPr>
       </w:pPr>
@@ -17924,8 +21498,6 @@
           <w:rFonts w:eastAsia="Calibri" w:cs="Times New Roman"/>
           <w:b/>
           <w:kern w:val="0"/>
-          <w:sz w:val="28"/>
-          <w:szCs w:val="28"/>
           <w14:ligatures w14:val="none"/>
         </w:rPr>
       </w:pPr>
@@ -17938,8 +21510,6 @@
           <w:rFonts w:eastAsia="Calibri" w:cs="Times New Roman"/>
           <w:b/>
           <w:kern w:val="0"/>
-          <w:sz w:val="28"/>
-          <w:szCs w:val="28"/>
           <w14:ligatures w14:val="none"/>
         </w:rPr>
       </w:pPr>
@@ -17952,8 +21522,6 @@
           <w:rFonts w:eastAsia="Calibri" w:cs="Times New Roman"/>
           <w:b/>
           <w:kern w:val="0"/>
-          <w:sz w:val="28"/>
-          <w:szCs w:val="28"/>
           <w14:ligatures w14:val="none"/>
         </w:rPr>
       </w:pPr>
@@ -17966,8 +21534,6 @@
           <w:rFonts w:eastAsia="Calibri" w:cs="Times New Roman"/>
           <w:b/>
           <w:kern w:val="0"/>
-          <w:sz w:val="28"/>
-          <w:szCs w:val="28"/>
           <w14:ligatures w14:val="none"/>
         </w:rPr>
       </w:pPr>
@@ -17980,8 +21546,6 @@
           <w:rFonts w:eastAsia="Calibri" w:cs="Times New Roman"/>
           <w:b/>
           <w:kern w:val="0"/>
-          <w:sz w:val="28"/>
-          <w:szCs w:val="28"/>
           <w14:ligatures w14:val="none"/>
         </w:rPr>
       </w:pPr>
@@ -17994,8 +21558,6 @@
           <w:rFonts w:eastAsia="Calibri" w:cs="Times New Roman"/>
           <w:b/>
           <w:kern w:val="0"/>
-          <w:sz w:val="28"/>
-          <w:szCs w:val="28"/>
           <w14:ligatures w14:val="none"/>
         </w:rPr>
       </w:pPr>
@@ -18008,8 +21570,6 @@
           <w:rFonts w:eastAsia="Calibri" w:cs="Times New Roman"/>
           <w:b/>
           <w:kern w:val="0"/>
-          <w:sz w:val="28"/>
-          <w:szCs w:val="28"/>
           <w14:ligatures w14:val="none"/>
         </w:rPr>
       </w:pPr>
@@ -18022,8 +21582,6 @@
           <w:rFonts w:eastAsia="Calibri" w:cs="Times New Roman"/>
           <w:b/>
           <w:kern w:val="0"/>
-          <w:sz w:val="28"/>
-          <w:szCs w:val="28"/>
           <w14:ligatures w14:val="none"/>
         </w:rPr>
       </w:pPr>
@@ -18036,8 +21594,6 @@
           <w:rFonts w:eastAsia="Calibri" w:cs="Times New Roman"/>
           <w:b/>
           <w:kern w:val="0"/>
-          <w:sz w:val="28"/>
-          <w:szCs w:val="28"/>
           <w14:ligatures w14:val="none"/>
         </w:rPr>
       </w:pPr>
@@ -18050,8 +21606,6 @@
           <w:rFonts w:eastAsia="Calibri" w:cs="Times New Roman"/>
           <w:b/>
           <w:kern w:val="0"/>
-          <w:sz w:val="28"/>
-          <w:szCs w:val="28"/>
           <w14:ligatures w14:val="none"/>
         </w:rPr>
       </w:pPr>
@@ -18064,8 +21618,6 @@
           <w:rFonts w:eastAsia="Calibri" w:cs="Times New Roman"/>
           <w:b/>
           <w:kern w:val="0"/>
-          <w:sz w:val="28"/>
-          <w:szCs w:val="28"/>
           <w14:ligatures w14:val="none"/>
         </w:rPr>
       </w:pPr>
@@ -18078,8 +21630,6 @@
           <w:rFonts w:eastAsia="Calibri" w:cs="Times New Roman"/>
           <w:b/>
           <w:kern w:val="0"/>
-          <w:sz w:val="28"/>
-          <w:szCs w:val="28"/>
           <w14:ligatures w14:val="none"/>
         </w:rPr>
       </w:pPr>
@@ -18092,8 +21642,6 @@
           <w:rFonts w:eastAsia="Calibri" w:cs="Times New Roman"/>
           <w:b/>
           <w:kern w:val="0"/>
-          <w:sz w:val="28"/>
-          <w:szCs w:val="28"/>
           <w14:ligatures w14:val="none"/>
         </w:rPr>
       </w:pPr>
@@ -18106,8 +21654,6 @@
           <w:rFonts w:eastAsia="Calibri" w:cs="Times New Roman"/>
           <w:b/>
           <w:kern w:val="0"/>
-          <w:sz w:val="28"/>
-          <w:szCs w:val="28"/>
           <w14:ligatures w14:val="none"/>
         </w:rPr>
       </w:pPr>
@@ -18120,8 +21666,78 @@
           <w:rFonts w:eastAsia="Calibri" w:cs="Times New Roman"/>
           <w:b/>
           <w:kern w:val="0"/>
-          <w:sz w:val="28"/>
-          <w:szCs w:val="28"/>
+          <w14:ligatures w14:val="none"/>
+        </w:rPr>
+      </w:pPr>
+    </w:p>
+    <w:p>
+      <w:pPr>
+        <w:spacing w:before="120" w:after="120" w:line="312" w:lineRule="auto"/>
+        <w:jc w:val="both"/>
+        <w:rPr>
+          <w:rFonts w:eastAsia="Calibri" w:cs="Times New Roman"/>
+          <w:b/>
+          <w:kern w:val="0"/>
+          <w14:ligatures w14:val="none"/>
+        </w:rPr>
+      </w:pPr>
+    </w:p>
+    <w:p>
+      <w:pPr>
+        <w:spacing w:before="120" w:after="120" w:line="312" w:lineRule="auto"/>
+        <w:jc w:val="both"/>
+        <w:rPr>
+          <w:rFonts w:eastAsia="Calibri" w:cs="Times New Roman"/>
+          <w:b/>
+          <w:kern w:val="0"/>
+          <w14:ligatures w14:val="none"/>
+        </w:rPr>
+      </w:pPr>
+    </w:p>
+    <w:p>
+      <w:pPr>
+        <w:spacing w:before="120" w:after="120" w:line="312" w:lineRule="auto"/>
+        <w:jc w:val="both"/>
+        <w:rPr>
+          <w:rFonts w:eastAsia="Calibri" w:cs="Times New Roman"/>
+          <w:b/>
+          <w:kern w:val="0"/>
+          <w14:ligatures w14:val="none"/>
+        </w:rPr>
+      </w:pPr>
+    </w:p>
+    <w:p>
+      <w:pPr>
+        <w:spacing w:before="120" w:after="120" w:line="312" w:lineRule="auto"/>
+        <w:jc w:val="both"/>
+        <w:rPr>
+          <w:rFonts w:eastAsia="Calibri" w:cs="Times New Roman"/>
+          <w:b/>
+          <w:kern w:val="0"/>
+          <w14:ligatures w14:val="none"/>
+        </w:rPr>
+      </w:pPr>
+    </w:p>
+    <w:p>
+      <w:pPr>
+        <w:spacing w:before="120" w:after="120" w:line="312" w:lineRule="auto"/>
+        <w:jc w:val="both"/>
+        <w:rPr>
+          <w:rFonts w:eastAsia="Calibri" w:cs="Times New Roman"/>
+          <w:b/>
+          <w:kern w:val="0"/>
+          <w14:ligatures w14:val="none"/>
+        </w:rPr>
+      </w:pPr>
+    </w:p>
+    <w:p>
+      <w:pPr>
+        <w:spacing w:before="120" w:after="120" w:line="312" w:lineRule="auto"/>
+        <w:jc w:val="both"/>
+        <w:rPr>
+          <w:rFonts w:eastAsia="Calibri" w:cs="Times New Roman"/>
+          <w:b/>
+          <w:kern w:val="0"/>
           <w14:ligatures w14:val="none"/>
         </w:rPr>
       </w:pPr>
@@ -18178,7 +21794,6 @@
           <w:szCs w:val="28"/>
           <w14:ligatures w14:val="none"/>
         </w:rPr>
-        <w:lastRenderedPageBreak/>
         <w:t xml:space="preserve">Tổng quan về </w:t>
       </w:r>
       <w:proofErr w:type="gramStart"/>
@@ -18910,6 +22525,7 @@
           <w:szCs w:val="28"/>
           <w14:ligatures w14:val="none"/>
         </w:rPr>
+        <w:lastRenderedPageBreak/>
         <w:t xml:space="preserve">[1]. Nguyễn Xuân Dũng, </w:t>
       </w:r>
       <w:r>
@@ -18998,7 +22614,6 @@
           <w:lang w:eastAsia="zh-CN"/>
           <w14:ligatures w14:val="none"/>
         </w:rPr>
-        <w:lastRenderedPageBreak/>
         <w:t>[3]. William Stallings</w:t>
       </w:r>
       <w:r>
@@ -19602,6 +23217,97 @@
 <file path=word/numbering.xml><?xml version="1.0" encoding="utf-8"?>
 <w:numbering xmlns:wpc="http://schemas.microsoft.com/office/word/2010/wordprocessingCanvas" xmlns:cx="http://schemas.microsoft.com/office/drawing/2014/chartex" xmlns:cx1="http://schemas.microsoft.com/office/drawing/2015/9/8/chartex" xmlns:cx2="http://schemas.microsoft.com/office/drawing/2015/10/21/chartex" xmlns:cx3="http://schemas.microsoft.com/office/drawing/2016/5/9/chartex" xmlns:cx4="http://schemas.microsoft.com/office/drawing/2016/5/10/chartex" xmlns:cx5="http://schemas.microsoft.com/office/drawing/2016/5/11/chartex" xmlns:cx6="http://schemas.microsoft.com/office/drawing/2016/5/12/chartex" xmlns:cx7="http://schemas.microsoft.com/office/drawing/2016/5/13/chartex" xmlns:cx8="http://schemas.microsoft.com/office/drawing/2016/5/14/chartex" xmlns:mc="http://schemas.openxmlformats.org/markup-compatibility/2006" xmlns:aink="http://schemas.microsoft.com/office/drawing/2016/ink" xmlns:am3d="http://schemas.microsoft.com/office/drawing/2017/model3d" xmlns:o="urn:schemas-microsoft-com:office:office" xmlns:oel="http://schemas.microsoft.com/office/2019/extlst" xmlns:r="http://schemas.openxmlformats.org/officeDocument/2006/relationships" xmlns:m="http://schemas.openxmlformats.org/officeDocument/2006/math" xmlns:v="urn:schemas-microsoft-com:vml" xmlns:wp14="http://schemas.microsoft.com/office/word/2010/wordprocessingDrawing" xmlns:wp="http://schemas.openxmlformats.org/drawingml/2006/wordprocessingDrawing" xmlns:w10="urn:schemas-microsoft-com:office:word" xmlns:w="http://schemas.openxmlformats.org/wordprocessingml/2006/main" xmlns:w14="http://schemas.microsoft.com/office/word/2010/wordml" xmlns:w15="http://schemas.microsoft.com/office/word/2012/wordml" xmlns:w16cex="http://schemas.microsoft.com/office/word/2018/wordml/cex" xmlns:w16cid="http://schemas.microsoft.com/office/word/2016/wordml/cid" xmlns:w16="http://schemas.microsoft.com/office/word/2018/wordml" xmlns:w16du="http://schemas.microsoft.com/office/word/2023/wordml/word16du" xmlns:w16sdtdh="http://schemas.microsoft.com/office/word/2020/wordml/sdtdatahash" xmlns:w16sdtfl="http://schemas.microsoft.com/office/word/2024/wordml/sdtformatlock" xmlns:w16se="http://schemas.microsoft.com/office/word/2015/wordml/symex" xmlns:wpg="http://schemas.microsoft.com/office/word/2010/wordprocessingGroup" xmlns:wpi="http://schemas.microsoft.com/office/word/2010/wordprocessingInk" xmlns:wne="http://schemas.microsoft.com/office/word/2006/wordml" xmlns:wps="http://schemas.microsoft.com/office/word/2010/wordprocessingShape" mc:Ignorable="w14 w15 w16se w16cid w16 w16cex w16sdtdh w16sdtfl w16du wp14">
   <w:abstractNum w:abstractNumId="0" w15:restartNumberingAfterBreak="0">
+    <w:nsid w:val="00710F9A"/>
+    <w:multiLevelType w:val="hybridMultilevel"/>
+    <w:tmpl w:val="F10CE8C6"/>
+    <w:lvl w:ilvl="0" w:tplc="7FE88EBA">
+      <w:start w:val="1"/>
+      <w:numFmt w:val="decimal"/>
+      <w:lvlText w:val="2.2.%1."/>
+      <w:lvlJc w:val="left"/>
+      <w:pPr>
+        <w:ind w:left="720" w:hanging="360"/>
+      </w:pPr>
+      <w:rPr>
+        <w:rFonts w:hint="default"/>
+        <w:sz w:val="28"/>
+        <w:szCs w:val="28"/>
+      </w:rPr>
+    </w:lvl>
+    <w:lvl w:ilvl="1" w:tplc="04090019" w:tentative="1">
+      <w:start w:val="1"/>
+      <w:numFmt w:val="lowerLetter"/>
+      <w:lvlText w:val="%2."/>
+      <w:lvlJc w:val="left"/>
+      <w:pPr>
+        <w:ind w:left="1440" w:hanging="360"/>
+      </w:pPr>
+    </w:lvl>
+    <w:lvl w:ilvl="2" w:tplc="0409001B" w:tentative="1">
+      <w:start w:val="1"/>
+      <w:numFmt w:val="lowerRoman"/>
+      <w:lvlText w:val="%3."/>
+      <w:lvlJc w:val="right"/>
+      <w:pPr>
+        <w:ind w:left="2160" w:hanging="180"/>
+      </w:pPr>
+    </w:lvl>
+    <w:lvl w:ilvl="3" w:tplc="0409000F" w:tentative="1">
+      <w:start w:val="1"/>
+      <w:numFmt w:val="decimal"/>
+      <w:lvlText w:val="%4."/>
+      <w:lvlJc w:val="left"/>
+      <w:pPr>
+        <w:ind w:left="2880" w:hanging="360"/>
+      </w:pPr>
+    </w:lvl>
+    <w:lvl w:ilvl="4" w:tplc="04090019" w:tentative="1">
+      <w:start w:val="1"/>
+      <w:numFmt w:val="lowerLetter"/>
+      <w:lvlText w:val="%5."/>
+      <w:lvlJc w:val="left"/>
+      <w:pPr>
+        <w:ind w:left="3600" w:hanging="360"/>
+      </w:pPr>
+    </w:lvl>
+    <w:lvl w:ilvl="5" w:tplc="0409001B" w:tentative="1">
+      <w:start w:val="1"/>
+      <w:numFmt w:val="lowerRoman"/>
+      <w:lvlText w:val="%6."/>
+      <w:lvlJc w:val="right"/>
+      <w:pPr>
+        <w:ind w:left="4320" w:hanging="180"/>
+      </w:pPr>
+    </w:lvl>
+    <w:lvl w:ilvl="6" w:tplc="0409000F" w:tentative="1">
+      <w:start w:val="1"/>
+      <w:numFmt w:val="decimal"/>
+      <w:lvlText w:val="%7."/>
+      <w:lvlJc w:val="left"/>
+      <w:pPr>
+        <w:ind w:left="5040" w:hanging="360"/>
+      </w:pPr>
+    </w:lvl>
+    <w:lvl w:ilvl="7" w:tplc="04090019" w:tentative="1">
+      <w:start w:val="1"/>
+      <w:numFmt w:val="lowerLetter"/>
+      <w:lvlText w:val="%8."/>
+      <w:lvlJc w:val="left"/>
+      <w:pPr>
+        <w:ind w:left="5760" w:hanging="360"/>
+      </w:pPr>
+    </w:lvl>
+    <w:lvl w:ilvl="8" w:tplc="0409001B" w:tentative="1">
+      <w:start w:val="1"/>
+      <w:numFmt w:val="lowerRoman"/>
+      <w:lvlText w:val="%9."/>
+      <w:lvlJc w:val="right"/>
+      <w:pPr>
+        <w:ind w:left="6480" w:hanging="180"/>
+      </w:pPr>
+    </w:lvl>
+  </w:abstractNum>
+  <w:abstractNum w:abstractNumId="1" w15:restartNumberingAfterBreak="0">
     <w:nsid w:val="12905AA7"/>
     <w:multiLevelType w:val="multilevel"/>
     <w:tmpl w:val="C8863106"/>
@@ -19715,7 +23421,7 @@
       </w:rPr>
     </w:lvl>
   </w:abstractNum>
-  <w:abstractNum w:abstractNumId="1" w15:restartNumberingAfterBreak="0">
+  <w:abstractNum w:abstractNumId="2" w15:restartNumberingAfterBreak="0">
     <w:nsid w:val="156E45A7"/>
     <w:multiLevelType w:val="hybridMultilevel"/>
     <w:tmpl w:val="FBF8F9B6"/>
@@ -19806,11 +23512,11 @@
       </w:pPr>
     </w:lvl>
   </w:abstractNum>
-  <w:abstractNum w:abstractNumId="2" w15:restartNumberingAfterBreak="0">
+  <w:abstractNum w:abstractNumId="3" w15:restartNumberingAfterBreak="0">
     <w:nsid w:val="17DE41E8"/>
     <w:multiLevelType w:val="hybridMultilevel"/>
-    <w:tmpl w:val="47922EF6"/>
-    <w:lvl w:ilvl="0" w:tplc="C1F6AC02">
+    <w:tmpl w:val="411084D8"/>
+    <w:lvl w:ilvl="0" w:tplc="BE02D616">
       <w:start w:val="1"/>
       <w:numFmt w:val="decimal"/>
       <w:lvlText w:val="1.3.%1. "/>
@@ -19820,8 +23526,8 @@
       </w:pPr>
       <w:rPr>
         <w:rFonts w:hint="default"/>
-        <w:sz w:val="32"/>
-        <w:szCs w:val="32"/>
+        <w:sz w:val="28"/>
+        <w:szCs w:val="28"/>
       </w:rPr>
     </w:lvl>
     <w:lvl w:ilvl="1" w:tplc="04090019" w:tentative="1">
@@ -19897,22 +23603,22 @@
       </w:pPr>
     </w:lvl>
   </w:abstractNum>
-  <w:abstractNum w:abstractNumId="3" w15:restartNumberingAfterBreak="0">
-    <w:nsid w:val="2451792B"/>
+  <w:abstractNum w:abstractNumId="4" w15:restartNumberingAfterBreak="0">
+    <w:nsid w:val="1B6E73E3"/>
     <w:multiLevelType w:val="hybridMultilevel"/>
-    <w:tmpl w:val="6090DCD4"/>
-    <w:lvl w:ilvl="0" w:tplc="55E247DE">
+    <w:tmpl w:val="66BA4B56"/>
+    <w:lvl w:ilvl="0" w:tplc="79C4E8DE">
       <w:start w:val="1"/>
       <w:numFmt w:val="decimal"/>
-      <w:lvlText w:val="1.%1. "/>
+      <w:lvlText w:val="2.%1."/>
       <w:lvlJc w:val="left"/>
       <w:pPr>
         <w:ind w:left="720" w:hanging="360"/>
       </w:pPr>
       <w:rPr>
         <w:rFonts w:hint="default"/>
-        <w:sz w:val="32"/>
-        <w:szCs w:val="32"/>
+        <w:sz w:val="30"/>
+        <w:szCs w:val="30"/>
       </w:rPr>
     </w:lvl>
     <w:lvl w:ilvl="1" w:tplc="04090019" w:tentative="1">
@@ -19988,7 +23694,98 @@
       </w:pPr>
     </w:lvl>
   </w:abstractNum>
-  <w:abstractNum w:abstractNumId="4" w15:restartNumberingAfterBreak="0">
+  <w:abstractNum w:abstractNumId="5" w15:restartNumberingAfterBreak="0">
+    <w:nsid w:val="2451792B"/>
+    <w:multiLevelType w:val="hybridMultilevel"/>
+    <w:tmpl w:val="38B86CB8"/>
+    <w:lvl w:ilvl="0" w:tplc="4EC0A9FE">
+      <w:start w:val="1"/>
+      <w:numFmt w:val="decimal"/>
+      <w:lvlText w:val="1.%1. "/>
+      <w:lvlJc w:val="left"/>
+      <w:pPr>
+        <w:ind w:left="720" w:hanging="360"/>
+      </w:pPr>
+      <w:rPr>
+        <w:rFonts w:hint="default"/>
+        <w:sz w:val="30"/>
+        <w:szCs w:val="30"/>
+      </w:rPr>
+    </w:lvl>
+    <w:lvl w:ilvl="1" w:tplc="04090019" w:tentative="1">
+      <w:start w:val="1"/>
+      <w:numFmt w:val="lowerLetter"/>
+      <w:lvlText w:val="%2."/>
+      <w:lvlJc w:val="left"/>
+      <w:pPr>
+        <w:ind w:left="1440" w:hanging="360"/>
+      </w:pPr>
+    </w:lvl>
+    <w:lvl w:ilvl="2" w:tplc="0409001B" w:tentative="1">
+      <w:start w:val="1"/>
+      <w:numFmt w:val="lowerRoman"/>
+      <w:lvlText w:val="%3."/>
+      <w:lvlJc w:val="right"/>
+      <w:pPr>
+        <w:ind w:left="2160" w:hanging="180"/>
+      </w:pPr>
+    </w:lvl>
+    <w:lvl w:ilvl="3" w:tplc="0409000F" w:tentative="1">
+      <w:start w:val="1"/>
+      <w:numFmt w:val="decimal"/>
+      <w:lvlText w:val="%4."/>
+      <w:lvlJc w:val="left"/>
+      <w:pPr>
+        <w:ind w:left="2880" w:hanging="360"/>
+      </w:pPr>
+    </w:lvl>
+    <w:lvl w:ilvl="4" w:tplc="04090019" w:tentative="1">
+      <w:start w:val="1"/>
+      <w:numFmt w:val="lowerLetter"/>
+      <w:lvlText w:val="%5."/>
+      <w:lvlJc w:val="left"/>
+      <w:pPr>
+        <w:ind w:left="3600" w:hanging="360"/>
+      </w:pPr>
+    </w:lvl>
+    <w:lvl w:ilvl="5" w:tplc="0409001B" w:tentative="1">
+      <w:start w:val="1"/>
+      <w:numFmt w:val="lowerRoman"/>
+      <w:lvlText w:val="%6."/>
+      <w:lvlJc w:val="right"/>
+      <w:pPr>
+        <w:ind w:left="4320" w:hanging="180"/>
+      </w:pPr>
+    </w:lvl>
+    <w:lvl w:ilvl="6" w:tplc="0409000F" w:tentative="1">
+      <w:start w:val="1"/>
+      <w:numFmt w:val="decimal"/>
+      <w:lvlText w:val="%7."/>
+      <w:lvlJc w:val="left"/>
+      <w:pPr>
+        <w:ind w:left="5040" w:hanging="360"/>
+      </w:pPr>
+    </w:lvl>
+    <w:lvl w:ilvl="7" w:tplc="04090019" w:tentative="1">
+      <w:start w:val="1"/>
+      <w:numFmt w:val="lowerLetter"/>
+      <w:lvlText w:val="%8."/>
+      <w:lvlJc w:val="left"/>
+      <w:pPr>
+        <w:ind w:left="5760" w:hanging="360"/>
+      </w:pPr>
+    </w:lvl>
+    <w:lvl w:ilvl="8" w:tplc="0409001B" w:tentative="1">
+      <w:start w:val="1"/>
+      <w:numFmt w:val="lowerRoman"/>
+      <w:lvlText w:val="%9."/>
+      <w:lvlJc w:val="right"/>
+      <w:pPr>
+        <w:ind w:left="6480" w:hanging="180"/>
+      </w:pPr>
+    </w:lvl>
+  </w:abstractNum>
+  <w:abstractNum w:abstractNumId="6" w15:restartNumberingAfterBreak="0">
     <w:nsid w:val="33243C1F"/>
     <w:multiLevelType w:val="multilevel"/>
     <w:tmpl w:val="45A890B2"/>
@@ -20137,7 +23934,7 @@
       </w:rPr>
     </w:lvl>
   </w:abstractNum>
-  <w:abstractNum w:abstractNumId="5" w15:restartNumberingAfterBreak="0">
+  <w:abstractNum w:abstractNumId="7" w15:restartNumberingAfterBreak="0">
     <w:nsid w:val="34183E2A"/>
     <w:multiLevelType w:val="multilevel"/>
     <w:tmpl w:val="0E4E20A8"/>
@@ -20286,7 +24083,7 @@
       </w:rPr>
     </w:lvl>
   </w:abstractNum>
-  <w:abstractNum w:abstractNumId="6" w15:restartNumberingAfterBreak="0">
+  <w:abstractNum w:abstractNumId="8" w15:restartNumberingAfterBreak="0">
     <w:nsid w:val="350D790A"/>
     <w:multiLevelType w:val="multilevel"/>
     <w:tmpl w:val="69EABC02"/>
@@ -20435,7 +24232,7 @@
       </w:rPr>
     </w:lvl>
   </w:abstractNum>
-  <w:abstractNum w:abstractNumId="7" w15:restartNumberingAfterBreak="0">
+  <w:abstractNum w:abstractNumId="9" w15:restartNumberingAfterBreak="0">
     <w:nsid w:val="352226BA"/>
     <w:multiLevelType w:val="multilevel"/>
     <w:tmpl w:val="FA66B892"/>
@@ -20549,11 +24346,11 @@
       </w:rPr>
     </w:lvl>
   </w:abstractNum>
-  <w:abstractNum w:abstractNumId="8" w15:restartNumberingAfterBreak="0">
+  <w:abstractNum w:abstractNumId="10" w15:restartNumberingAfterBreak="0">
     <w:nsid w:val="37A02CFC"/>
     <w:multiLevelType w:val="hybridMultilevel"/>
-    <w:tmpl w:val="F29CCEB2"/>
-    <w:lvl w:ilvl="0" w:tplc="5660FE08">
+    <w:tmpl w:val="FD8460C8"/>
+    <w:lvl w:ilvl="0" w:tplc="2F0AF148">
       <w:start w:val="1"/>
       <w:numFmt w:val="decimal"/>
       <w:lvlText w:val="1.1.%1. "/>
@@ -20563,8 +24360,8 @@
       </w:pPr>
       <w:rPr>
         <w:rFonts w:hint="default"/>
-        <w:sz w:val="32"/>
-        <w:szCs w:val="32"/>
+        <w:sz w:val="28"/>
+        <w:szCs w:val="28"/>
       </w:rPr>
     </w:lvl>
     <w:lvl w:ilvl="1" w:tplc="04090019" w:tentative="1">
@@ -20640,7 +24437,7 @@
       </w:pPr>
     </w:lvl>
   </w:abstractNum>
-  <w:abstractNum w:abstractNumId="9" w15:restartNumberingAfterBreak="0">
+  <w:abstractNum w:abstractNumId="11" w15:restartNumberingAfterBreak="0">
     <w:nsid w:val="39B22C29"/>
     <w:multiLevelType w:val="multilevel"/>
     <w:tmpl w:val="B114C66E"/>
@@ -20789,7 +24586,7 @@
       </w:rPr>
     </w:lvl>
   </w:abstractNum>
-  <w:abstractNum w:abstractNumId="10" w15:restartNumberingAfterBreak="0">
+  <w:abstractNum w:abstractNumId="12" w15:restartNumberingAfterBreak="0">
     <w:nsid w:val="43DC1B9B"/>
     <w:multiLevelType w:val="multilevel"/>
     <w:tmpl w:val="32B4A3BE"/>
@@ -20903,7 +24700,7 @@
       </w:rPr>
     </w:lvl>
   </w:abstractNum>
-  <w:abstractNum w:abstractNumId="11" w15:restartNumberingAfterBreak="0">
+  <w:abstractNum w:abstractNumId="13" w15:restartNumberingAfterBreak="0">
     <w:nsid w:val="51A45409"/>
     <w:multiLevelType w:val="multilevel"/>
     <w:tmpl w:val="4A4CBCCE"/>
@@ -21052,11 +24849,11 @@
       </w:rPr>
     </w:lvl>
   </w:abstractNum>
-  <w:abstractNum w:abstractNumId="12" w15:restartNumberingAfterBreak="0">
+  <w:abstractNum w:abstractNumId="14" w15:restartNumberingAfterBreak="0">
     <w:nsid w:val="5CAA1E27"/>
     <w:multiLevelType w:val="hybridMultilevel"/>
-    <w:tmpl w:val="04661700"/>
-    <w:lvl w:ilvl="0" w:tplc="4314AA12">
+    <w:tmpl w:val="20223032"/>
+    <w:lvl w:ilvl="0" w:tplc="449EBBE2">
       <w:start w:val="1"/>
       <w:numFmt w:val="decimal"/>
       <w:lvlText w:val="1.2.%1. "/>
@@ -21066,8 +24863,8 @@
       </w:pPr>
       <w:rPr>
         <w:rFonts w:hint="default"/>
-        <w:sz w:val="32"/>
-        <w:szCs w:val="32"/>
+        <w:sz w:val="28"/>
+        <w:szCs w:val="28"/>
       </w:rPr>
     </w:lvl>
     <w:lvl w:ilvl="1" w:tplc="04090019" w:tentative="1">
@@ -21143,7 +24940,98 @@
       </w:pPr>
     </w:lvl>
   </w:abstractNum>
-  <w:abstractNum w:abstractNumId="13" w15:restartNumberingAfterBreak="0">
+  <w:abstractNum w:abstractNumId="15" w15:restartNumberingAfterBreak="0">
+    <w:nsid w:val="646C4686"/>
+    <w:multiLevelType w:val="hybridMultilevel"/>
+    <w:tmpl w:val="F05C7AC0"/>
+    <w:lvl w:ilvl="0" w:tplc="81CA82BA">
+      <w:start w:val="1"/>
+      <w:numFmt w:val="decimal"/>
+      <w:lvlText w:val="2.1.%1."/>
+      <w:lvlJc w:val="left"/>
+      <w:pPr>
+        <w:ind w:left="720" w:hanging="360"/>
+      </w:pPr>
+      <w:rPr>
+        <w:rFonts w:hint="default"/>
+        <w:sz w:val="28"/>
+        <w:szCs w:val="28"/>
+      </w:rPr>
+    </w:lvl>
+    <w:lvl w:ilvl="1" w:tplc="04090019" w:tentative="1">
+      <w:start w:val="1"/>
+      <w:numFmt w:val="lowerLetter"/>
+      <w:lvlText w:val="%2."/>
+      <w:lvlJc w:val="left"/>
+      <w:pPr>
+        <w:ind w:left="1440" w:hanging="360"/>
+      </w:pPr>
+    </w:lvl>
+    <w:lvl w:ilvl="2" w:tplc="0409001B" w:tentative="1">
+      <w:start w:val="1"/>
+      <w:numFmt w:val="lowerRoman"/>
+      <w:lvlText w:val="%3."/>
+      <w:lvlJc w:val="right"/>
+      <w:pPr>
+        <w:ind w:left="2160" w:hanging="180"/>
+      </w:pPr>
+    </w:lvl>
+    <w:lvl w:ilvl="3" w:tplc="0409000F" w:tentative="1">
+      <w:start w:val="1"/>
+      <w:numFmt w:val="decimal"/>
+      <w:lvlText w:val="%4."/>
+      <w:lvlJc w:val="left"/>
+      <w:pPr>
+        <w:ind w:left="2880" w:hanging="360"/>
+      </w:pPr>
+    </w:lvl>
+    <w:lvl w:ilvl="4" w:tplc="04090019" w:tentative="1">
+      <w:start w:val="1"/>
+      <w:numFmt w:val="lowerLetter"/>
+      <w:lvlText w:val="%5."/>
+      <w:lvlJc w:val="left"/>
+      <w:pPr>
+        <w:ind w:left="3600" w:hanging="360"/>
+      </w:pPr>
+    </w:lvl>
+    <w:lvl w:ilvl="5" w:tplc="0409001B" w:tentative="1">
+      <w:start w:val="1"/>
+      <w:numFmt w:val="lowerRoman"/>
+      <w:lvlText w:val="%6."/>
+      <w:lvlJc w:val="right"/>
+      <w:pPr>
+        <w:ind w:left="4320" w:hanging="180"/>
+      </w:pPr>
+    </w:lvl>
+    <w:lvl w:ilvl="6" w:tplc="0409000F" w:tentative="1">
+      <w:start w:val="1"/>
+      <w:numFmt w:val="decimal"/>
+      <w:lvlText w:val="%7."/>
+      <w:lvlJc w:val="left"/>
+      <w:pPr>
+        <w:ind w:left="5040" w:hanging="360"/>
+      </w:pPr>
+    </w:lvl>
+    <w:lvl w:ilvl="7" w:tplc="04090019" w:tentative="1">
+      <w:start w:val="1"/>
+      <w:numFmt w:val="lowerLetter"/>
+      <w:lvlText w:val="%8."/>
+      <w:lvlJc w:val="left"/>
+      <w:pPr>
+        <w:ind w:left="5760" w:hanging="360"/>
+      </w:pPr>
+    </w:lvl>
+    <w:lvl w:ilvl="8" w:tplc="0409001B" w:tentative="1">
+      <w:start w:val="1"/>
+      <w:numFmt w:val="lowerRoman"/>
+      <w:lvlText w:val="%9."/>
+      <w:lvlJc w:val="right"/>
+      <w:pPr>
+        <w:ind w:left="6480" w:hanging="180"/>
+      </w:pPr>
+    </w:lvl>
+  </w:abstractNum>
+  <w:abstractNum w:abstractNumId="16" w15:restartNumberingAfterBreak="0">
     <w:nsid w:val="732B7E2F"/>
     <w:multiLevelType w:val="hybridMultilevel"/>
     <w:tmpl w:val="6BA06F6E"/>
@@ -21257,46 +25145,55 @@
     </w:lvl>
   </w:abstractNum>
   <w:num w:numId="1" w16cid:durableId="1002899874">
-    <w:abstractNumId w:val="0"/>
+    <w:abstractNumId w:val="1"/>
   </w:num>
   <w:num w:numId="2" w16cid:durableId="1274900297">
+    <w:abstractNumId w:val="9"/>
+  </w:num>
+  <w:num w:numId="3" w16cid:durableId="1830318404">
+    <w:abstractNumId w:val="12"/>
+  </w:num>
+  <w:num w:numId="4" w16cid:durableId="615908762">
+    <w:abstractNumId w:val="16"/>
+  </w:num>
+  <w:num w:numId="5" w16cid:durableId="482743901">
+    <w:abstractNumId w:val="2"/>
+  </w:num>
+  <w:num w:numId="6" w16cid:durableId="1190410908">
+    <w:abstractNumId w:val="5"/>
+  </w:num>
+  <w:num w:numId="7" w16cid:durableId="217938953">
+    <w:abstractNumId w:val="10"/>
+  </w:num>
+  <w:num w:numId="8" w16cid:durableId="2004816288">
+    <w:abstractNumId w:val="14"/>
+  </w:num>
+  <w:num w:numId="9" w16cid:durableId="810758113">
+    <w:abstractNumId w:val="3"/>
+  </w:num>
+  <w:num w:numId="10" w16cid:durableId="146436205">
+    <w:abstractNumId w:val="8"/>
+  </w:num>
+  <w:num w:numId="11" w16cid:durableId="1122961309">
+    <w:abstractNumId w:val="6"/>
+  </w:num>
+  <w:num w:numId="12" w16cid:durableId="514199543">
     <w:abstractNumId w:val="7"/>
   </w:num>
-  <w:num w:numId="3" w16cid:durableId="1830318404">
-    <w:abstractNumId w:val="10"/>
+  <w:num w:numId="13" w16cid:durableId="1935358694">
+    <w:abstractNumId w:val="11"/>
   </w:num>
-  <w:num w:numId="4" w16cid:durableId="615908762">
+  <w:num w:numId="14" w16cid:durableId="1698777037">
     <w:abstractNumId w:val="13"/>
   </w:num>
-  <w:num w:numId="5" w16cid:durableId="482743901">
-    <w:abstractNumId w:val="1"/>
-  </w:num>
-  <w:num w:numId="6" w16cid:durableId="1190410908">
-    <w:abstractNumId w:val="3"/>
-  </w:num>
-  <w:num w:numId="7" w16cid:durableId="217938953">
-    <w:abstractNumId w:val="8"/>
-  </w:num>
-  <w:num w:numId="8" w16cid:durableId="2004816288">
-    <w:abstractNumId w:val="12"/>
-  </w:num>
-  <w:num w:numId="9" w16cid:durableId="810758113">
-    <w:abstractNumId w:val="2"/>
-  </w:num>
-  <w:num w:numId="10" w16cid:durableId="146436205">
-    <w:abstractNumId w:val="6"/>
-  </w:num>
-  <w:num w:numId="11" w16cid:durableId="1122961309">
+  <w:num w:numId="15" w16cid:durableId="1576549730">
     <w:abstractNumId w:val="4"/>
   </w:num>
-  <w:num w:numId="12" w16cid:durableId="514199543">
-    <w:abstractNumId w:val="5"/>
+  <w:num w:numId="16" w16cid:durableId="2012172602">
+    <w:abstractNumId w:val="15"/>
   </w:num>
-  <w:num w:numId="13" w16cid:durableId="1935358694">
-    <w:abstractNumId w:val="9"/>
-  </w:num>
-  <w:num w:numId="14" w16cid:durableId="1698777037">
-    <w:abstractNumId w:val="11"/>
+  <w:num w:numId="17" w16cid:durableId="1100561371">
+    <w:abstractNumId w:val="0"/>
   </w:num>
 </w:numbering>
 </file>
@@ -22372,6 +26269,77 @@
     <w:basedOn w:val="DefaultParagraphFont"/>
     <w:rsid w:val="00090C01"/>
   </w:style>
+  <w:style w:type="paragraph" w:styleId="TOCHeading">
+    <w:name w:val="TOC Heading"/>
+    <w:basedOn w:val="Heading1"/>
+    <w:next w:val="Normal"/>
+    <w:uiPriority w:val="39"/>
+    <w:unhideWhenUsed/>
+    <w:qFormat/>
+    <w:rsid w:val="006A66DE"/>
+    <w:pPr>
+      <w:spacing w:before="240" w:after="0" w:line="259" w:lineRule="auto"/>
+      <w:jc w:val="left"/>
+      <w:outlineLvl w:val="9"/>
+    </w:pPr>
+    <w:rPr>
+      <w:rFonts w:asciiTheme="majorHAnsi" w:hAnsiTheme="majorHAnsi"/>
+      <w:b w:val="0"/>
+      <w:color w:val="2F5496" w:themeColor="accent1" w:themeShade="BF"/>
+      <w:kern w:val="0"/>
+      <w:szCs w:val="32"/>
+      <w14:ligatures w14:val="none"/>
+    </w:rPr>
+  </w:style>
+  <w:style w:type="paragraph" w:styleId="TOC1">
+    <w:name w:val="toc 1"/>
+    <w:basedOn w:val="Normal"/>
+    <w:next w:val="Normal"/>
+    <w:autoRedefine/>
+    <w:uiPriority w:val="39"/>
+    <w:unhideWhenUsed/>
+    <w:rsid w:val="006A66DE"/>
+    <w:pPr>
+      <w:spacing w:after="100"/>
+    </w:pPr>
+  </w:style>
+  <w:style w:type="paragraph" w:styleId="TOC2">
+    <w:name w:val="toc 2"/>
+    <w:basedOn w:val="Normal"/>
+    <w:next w:val="Normal"/>
+    <w:autoRedefine/>
+    <w:uiPriority w:val="39"/>
+    <w:unhideWhenUsed/>
+    <w:rsid w:val="006A66DE"/>
+    <w:pPr>
+      <w:spacing w:after="100"/>
+      <w:ind w:left="260"/>
+    </w:pPr>
+  </w:style>
+  <w:style w:type="paragraph" w:styleId="TOC3">
+    <w:name w:val="toc 3"/>
+    <w:basedOn w:val="Normal"/>
+    <w:next w:val="Normal"/>
+    <w:autoRedefine/>
+    <w:uiPriority w:val="39"/>
+    <w:unhideWhenUsed/>
+    <w:rsid w:val="006A66DE"/>
+    <w:pPr>
+      <w:spacing w:after="100"/>
+      <w:ind w:left="520"/>
+    </w:pPr>
+  </w:style>
+  <w:style w:type="character" w:styleId="Hyperlink">
+    <w:name w:val="Hyperlink"/>
+    <w:basedOn w:val="DefaultParagraphFont"/>
+    <w:uiPriority w:val="99"/>
+    <w:unhideWhenUsed/>
+    <w:rsid w:val="006A66DE"/>
+    <w:rPr>
+      <w:color w:val="0563C1" w:themeColor="hyperlink"/>
+      <w:u w:val="single"/>
+    </w:rPr>
+  </w:style>
 </w:styles>
 </file>
 

--- a/BC_An Ninh Mạng_Nhóm 12.docx
+++ b/BC_An Ninh Mạng_Nhóm 12.docx
@@ -21124,8 +21124,8 @@
         <w:tabs>
           <w:tab w:val="left" w:pos="993"/>
         </w:tabs>
-        <w:spacing w:before="120" w:after="120" w:line="312" w:lineRule="auto"/>
-        <w:ind w:left="426"/>
+        <w:spacing w:before="240" w:after="240" w:line="312" w:lineRule="auto"/>
+        <w:ind w:left="425" w:hanging="357"/>
         <w:jc w:val="both"/>
         <w:outlineLvl w:val="1"/>
         <w:rPr>

--- a/BC_An Ninh Mạng_Nhóm 12.docx
+++ b/BC_An Ninh Mạng_Nhóm 12.docx
@@ -18858,33 +18858,7 @@
                 <w:kern w:val="0"/>
                 <w14:ligatures w14:val="none"/>
               </w:rPr>
-              <w:t xml:space="preserve">Cách thức hoạt động của mô </w:t>
-            </w:r>
-            <w:r>
-              <w:rPr>
-                <w:rStyle w:val="Hyperlink"/>
-                <w:rFonts w:eastAsia="Calibri" w:cs="Times New Roman"/>
-                <w:b/>
-                <w:i/>
-                <w:iCs/>
-                <w:noProof/>
-                <w:kern w:val="0"/>
-                <w14:ligatures w14:val="none"/>
-              </w:rPr>
-              <w:t>h</w:t>
-            </w:r>
-            <w:r>
-              <w:rPr>
-                <w:rStyle w:val="Hyperlink"/>
-                <w:rFonts w:eastAsia="Calibri" w:cs="Times New Roman"/>
-                <w:b/>
-                <w:i/>
-                <w:iCs/>
-                <w:noProof/>
-                <w:kern w:val="0"/>
-                <w14:ligatures w14:val="none"/>
-              </w:rPr>
-              <w:t>ình mạng an toàn</w:t>
+              <w:t>Cách thức hoạt động của mô hình mạng an toàn</w:t>
             </w:r>
             <w:r>
               <w:rPr>
@@ -24403,17 +24377,7 @@
           <w:szCs w:val="26"/>
           <w14:ligatures w14:val="standardContextual"/>
         </w:rPr>
-        <w:t>X</w:t>
-      </w:r>
-      <w:r>
-        <w:rPr>
-          <w:rFonts w:eastAsiaTheme="minorHAnsi" w:cstheme="minorBidi"/>
-          <w:kern w:val="2"/>
-          <w:sz w:val="26"/>
-          <w:szCs w:val="26"/>
-          <w14:ligatures w14:val="standardContextual"/>
-        </w:rPr>
-        <w:t xml:space="preserve">ác thực và kiểm soát truy cập: Hệ thống cần phân quyền truy cập rõ ràng giữa các phòng ban thông qua cấu hình mạng LAN ảo (VLAN), kết hợp sử dụng Access Control </w:t>
+        <w:t xml:space="preserve">Xác thực và kiểm soát truy cập: Hệ thống cần phân quyền truy cập rõ ràng giữa các phòng ban thông qua cấu hình mạng LAN ảo (VLAN), kết hợp sử dụng Access Control </w:t>
       </w:r>
       <w:r>
         <w:rPr>
@@ -26249,6 +26213,83 @@
           <w14:ligatures w14:val="none"/>
         </w:rPr>
       </w:pPr>
+      <w:r>
+        <w:rPr>
+          <w:rFonts w:eastAsia="Calibri" w:cs="Times New Roman"/>
+          <w:b/>
+          <w:kern w:val="0"/>
+          <w14:ligatures w14:val="none"/>
+        </w:rPr>
+        <w:br w:type="page"/>
+      </w:r>
+    </w:p>
+    <w:p>
+      <w:pPr>
+        <w:pStyle w:val="ListParagraph"/>
+        <w:numPr>
+          <w:ilvl w:val="0"/>
+          <w:numId w:val="5"/>
+        </w:numPr>
+        <w:tabs>
+          <w:tab w:val="left" w:pos="1985"/>
+        </w:tabs>
+        <w:spacing w:before="480" w:after="480" w:line="312" w:lineRule="auto"/>
+        <w:ind w:left="11" w:hanging="11"/>
+        <w:jc w:val="center"/>
+        <w:outlineLvl w:val="0"/>
+        <w:rPr>
+          <w:rFonts w:eastAsia="Calibri" w:cs="Times New Roman"/>
+          <w:b/>
+          <w:kern w:val="0"/>
+          <w:sz w:val="28"/>
+          <w:szCs w:val="28"/>
+          <w14:ligatures w14:val="none"/>
+        </w:rPr>
+      </w:pPr>
+      <w:r>
+        <w:rPr>
+          <w:rFonts w:eastAsia="Calibri" w:cs="Times New Roman"/>
+          <w:b/>
+          <w:kern w:val="0"/>
+          <w:sz w:val="28"/>
+          <w:szCs w:val="28"/>
+          <w14:ligatures w14:val="none"/>
+        </w:rPr>
+        <w:lastRenderedPageBreak/>
+        <w:t>KẾT LUẬN VÀ BÀI HỌC KINH NGHIỆM</w:t>
+      </w:r>
+    </w:p>
+    <w:p>
+      <w:pPr>
+        <w:pStyle w:val="ListParagraph"/>
+        <w:numPr>
+          <w:ilvl w:val="0"/>
+          <w:numId w:val="47"/>
+        </w:numPr>
+        <w:spacing w:before="240" w:after="240" w:line="312" w:lineRule="auto"/>
+        <w:ind w:left="425" w:hanging="357"/>
+        <w:jc w:val="both"/>
+        <w:outlineLvl w:val="1"/>
+        <w:rPr>
+          <w:rFonts w:eastAsia="Calibri" w:cs="Times New Roman"/>
+          <w:b/>
+          <w:kern w:val="0"/>
+          <w:sz w:val="30"/>
+          <w:szCs w:val="30"/>
+          <w14:ligatures w14:val="none"/>
+        </w:rPr>
+      </w:pPr>
+      <w:r>
+        <w:rPr>
+          <w:rFonts w:eastAsia="Calibri" w:cs="Times New Roman"/>
+          <w:b/>
+          <w:kern w:val="0"/>
+          <w:sz w:val="28"/>
+          <w:szCs w:val="28"/>
+          <w14:ligatures w14:val="none"/>
+        </w:rPr>
+        <w:t>Kiến thức kỹ năng đã học được trong quá trình thực hiện đề tài</w:t>
+      </w:r>
     </w:p>
     <w:p>
       <w:pPr>
@@ -26264,6 +26305,38 @@
     </w:p>
     <w:p>
       <w:pPr>
+        <w:pStyle w:val="ListParagraph"/>
+        <w:numPr>
+          <w:ilvl w:val="0"/>
+          <w:numId w:val="47"/>
+        </w:numPr>
+        <w:spacing w:before="240" w:after="240" w:line="312" w:lineRule="auto"/>
+        <w:ind w:left="425" w:hanging="357"/>
+        <w:jc w:val="both"/>
+        <w:outlineLvl w:val="1"/>
+        <w:rPr>
+          <w:rFonts w:eastAsia="Calibri" w:cs="Times New Roman"/>
+          <w:b/>
+          <w:kern w:val="0"/>
+          <w:sz w:val="30"/>
+          <w:szCs w:val="30"/>
+          <w14:ligatures w14:val="none"/>
+        </w:rPr>
+      </w:pPr>
+      <w:r>
+        <w:rPr>
+          <w:rFonts w:eastAsia="Calibri" w:cs="Times New Roman"/>
+          <w:b/>
+          <w:kern w:val="0"/>
+          <w:sz w:val="28"/>
+          <w:szCs w:val="28"/>
+          <w14:ligatures w14:val="none"/>
+        </w:rPr>
+        <w:t>Bài học kinh nghiệm</w:t>
+      </w:r>
+    </w:p>
+    <w:p>
+      <w:pPr>
         <w:spacing w:before="120" w:after="120" w:line="312" w:lineRule="auto"/>
         <w:jc w:val="both"/>
         <w:rPr>
@@ -26276,6 +26349,38 @@
     </w:p>
     <w:p>
       <w:pPr>
+        <w:pStyle w:val="ListParagraph"/>
+        <w:numPr>
+          <w:ilvl w:val="0"/>
+          <w:numId w:val="47"/>
+        </w:numPr>
+        <w:spacing w:before="240" w:after="240" w:line="312" w:lineRule="auto"/>
+        <w:ind w:left="425" w:hanging="357"/>
+        <w:jc w:val="both"/>
+        <w:outlineLvl w:val="1"/>
+        <w:rPr>
+          <w:rFonts w:eastAsia="Calibri" w:cs="Times New Roman"/>
+          <w:b/>
+          <w:kern w:val="0"/>
+          <w:sz w:val="30"/>
+          <w:szCs w:val="30"/>
+          <w14:ligatures w14:val="none"/>
+        </w:rPr>
+      </w:pPr>
+      <w:r>
+        <w:rPr>
+          <w:rFonts w:eastAsia="Calibri" w:cs="Times New Roman"/>
+          <w:b/>
+          <w:kern w:val="0"/>
+          <w:sz w:val="28"/>
+          <w:szCs w:val="28"/>
+          <w14:ligatures w14:val="none"/>
+        </w:rPr>
+        <w:t>Đề xuất</w:t>
+      </w:r>
+    </w:p>
+    <w:p>
+      <w:pPr>
         <w:spacing w:before="120" w:after="120" w:line="312" w:lineRule="auto"/>
         <w:jc w:val="both"/>
         <w:rPr>
@@ -26480,6 +26585,18 @@
     </w:p>
     <w:p>
       <w:pPr>
+        <w:spacing w:before="120" w:after="120" w:line="312" w:lineRule="auto"/>
+        <w:jc w:val="both"/>
+        <w:rPr>
+          <w:rFonts w:eastAsia="Calibri" w:cs="Times New Roman"/>
+          <w:b/>
+          <w:kern w:val="0"/>
+          <w14:ligatures w14:val="none"/>
+        </w:rPr>
+      </w:pPr>
+    </w:p>
+    <w:p>
+      <w:pPr>
         <w:spacing w:before="60" w:after="60" w:line="276" w:lineRule="auto"/>
         <w:jc w:val="both"/>
         <w:rPr>
@@ -26500,6 +26617,7 @@
           <w:szCs w:val="28"/>
           <w14:ligatures w14:val="none"/>
         </w:rPr>
+        <w:lastRenderedPageBreak/>
         <w:t>Chương 1: Tổng quan</w:t>
       </w:r>
     </w:p>
@@ -26789,7 +26907,6 @@
           <w:szCs w:val="28"/>
           <w14:ligatures w14:val="none"/>
         </w:rPr>
-        <w:lastRenderedPageBreak/>
         <w:t>Trình bày mô hình cụ thể: cấu trúc cơ bản, các thành phần chính, cách thức hoạt động, ứng dụng…</w:t>
       </w:r>
     </w:p>
@@ -27289,6 +27406,7 @@
           <w:lang w:eastAsia="zh-CN"/>
           <w14:ligatures w14:val="none"/>
         </w:rPr>
+        <w:lastRenderedPageBreak/>
         <w:t>[3]. William Stallings</w:t>
       </w:r>
       <w:r>
@@ -28836,6 +28954,95 @@
     </w:lvl>
   </w:abstractNum>
   <w:abstractNum w:abstractNumId="9" w15:restartNumberingAfterBreak="0">
+    <w:nsid w:val="17530934"/>
+    <w:multiLevelType w:val="hybridMultilevel"/>
+    <w:tmpl w:val="927AD1D0"/>
+    <w:lvl w:ilvl="0" w:tplc="576C2DE6">
+      <w:start w:val="1"/>
+      <w:numFmt w:val="decimal"/>
+      <w:lvlText w:val="3.%1."/>
+      <w:lvlJc w:val="left"/>
+      <w:pPr>
+        <w:ind w:left="720" w:hanging="360"/>
+      </w:pPr>
+      <w:rPr>
+        <w:rFonts w:hint="default"/>
+      </w:rPr>
+    </w:lvl>
+    <w:lvl w:ilvl="1" w:tplc="04090019" w:tentative="1">
+      <w:start w:val="1"/>
+      <w:numFmt w:val="lowerLetter"/>
+      <w:lvlText w:val="%2."/>
+      <w:lvlJc w:val="left"/>
+      <w:pPr>
+        <w:ind w:left="1440" w:hanging="360"/>
+      </w:pPr>
+    </w:lvl>
+    <w:lvl w:ilvl="2" w:tplc="0409001B" w:tentative="1">
+      <w:start w:val="1"/>
+      <w:numFmt w:val="lowerRoman"/>
+      <w:lvlText w:val="%3."/>
+      <w:lvlJc w:val="right"/>
+      <w:pPr>
+        <w:ind w:left="2160" w:hanging="180"/>
+      </w:pPr>
+    </w:lvl>
+    <w:lvl w:ilvl="3" w:tplc="0409000F" w:tentative="1">
+      <w:start w:val="1"/>
+      <w:numFmt w:val="decimal"/>
+      <w:lvlText w:val="%4."/>
+      <w:lvlJc w:val="left"/>
+      <w:pPr>
+        <w:ind w:left="2880" w:hanging="360"/>
+      </w:pPr>
+    </w:lvl>
+    <w:lvl w:ilvl="4" w:tplc="04090019" w:tentative="1">
+      <w:start w:val="1"/>
+      <w:numFmt w:val="lowerLetter"/>
+      <w:lvlText w:val="%5."/>
+      <w:lvlJc w:val="left"/>
+      <w:pPr>
+        <w:ind w:left="3600" w:hanging="360"/>
+      </w:pPr>
+    </w:lvl>
+    <w:lvl w:ilvl="5" w:tplc="0409001B" w:tentative="1">
+      <w:start w:val="1"/>
+      <w:numFmt w:val="lowerRoman"/>
+      <w:lvlText w:val="%6."/>
+      <w:lvlJc w:val="right"/>
+      <w:pPr>
+        <w:ind w:left="4320" w:hanging="180"/>
+      </w:pPr>
+    </w:lvl>
+    <w:lvl w:ilvl="6" w:tplc="0409000F" w:tentative="1">
+      <w:start w:val="1"/>
+      <w:numFmt w:val="decimal"/>
+      <w:lvlText w:val="%7."/>
+      <w:lvlJc w:val="left"/>
+      <w:pPr>
+        <w:ind w:left="5040" w:hanging="360"/>
+      </w:pPr>
+    </w:lvl>
+    <w:lvl w:ilvl="7" w:tplc="04090019" w:tentative="1">
+      <w:start w:val="1"/>
+      <w:numFmt w:val="lowerLetter"/>
+      <w:lvlText w:val="%8."/>
+      <w:lvlJc w:val="left"/>
+      <w:pPr>
+        <w:ind w:left="5760" w:hanging="360"/>
+      </w:pPr>
+    </w:lvl>
+    <w:lvl w:ilvl="8" w:tplc="0409001B" w:tentative="1">
+      <w:start w:val="1"/>
+      <w:numFmt w:val="lowerRoman"/>
+      <w:lvlText w:val="%9."/>
+      <w:lvlJc w:val="right"/>
+      <w:pPr>
+        <w:ind w:left="6480" w:hanging="180"/>
+      </w:pPr>
+    </w:lvl>
+  </w:abstractNum>
+  <w:abstractNum w:abstractNumId="10" w15:restartNumberingAfterBreak="0">
     <w:nsid w:val="17DE41E8"/>
     <w:multiLevelType w:val="hybridMultilevel"/>
     <w:tmpl w:val="411084D8"/>
@@ -28926,7 +29133,7 @@
       </w:pPr>
     </w:lvl>
   </w:abstractNum>
-  <w:abstractNum w:abstractNumId="10" w15:restartNumberingAfterBreak="0">
+  <w:abstractNum w:abstractNumId="11" w15:restartNumberingAfterBreak="0">
     <w:nsid w:val="1B6E73E3"/>
     <w:multiLevelType w:val="hybridMultilevel"/>
     <w:tmpl w:val="66BA4B56"/>
@@ -29017,7 +29224,7 @@
       </w:pPr>
     </w:lvl>
   </w:abstractNum>
-  <w:abstractNum w:abstractNumId="11" w15:restartNumberingAfterBreak="0">
+  <w:abstractNum w:abstractNumId="12" w15:restartNumberingAfterBreak="0">
     <w:nsid w:val="1DBA1940"/>
     <w:multiLevelType w:val="hybridMultilevel"/>
     <w:tmpl w:val="CB54E4A6"/>
@@ -29106,7 +29313,7 @@
       </w:pPr>
     </w:lvl>
   </w:abstractNum>
-  <w:abstractNum w:abstractNumId="12" w15:restartNumberingAfterBreak="0">
+  <w:abstractNum w:abstractNumId="13" w15:restartNumberingAfterBreak="0">
     <w:nsid w:val="1F4A14FF"/>
     <w:multiLevelType w:val="multilevel"/>
     <w:tmpl w:val="69E4B4DE"/>
@@ -29255,7 +29462,7 @@
       </w:rPr>
     </w:lvl>
   </w:abstractNum>
-  <w:abstractNum w:abstractNumId="13" w15:restartNumberingAfterBreak="0">
+  <w:abstractNum w:abstractNumId="14" w15:restartNumberingAfterBreak="0">
     <w:nsid w:val="225E3675"/>
     <w:multiLevelType w:val="multilevel"/>
     <w:tmpl w:val="A5064146"/>
@@ -29404,7 +29611,7 @@
       </w:rPr>
     </w:lvl>
   </w:abstractNum>
-  <w:abstractNum w:abstractNumId="14" w15:restartNumberingAfterBreak="0">
+  <w:abstractNum w:abstractNumId="15" w15:restartNumberingAfterBreak="0">
     <w:nsid w:val="2451792B"/>
     <w:multiLevelType w:val="hybridMultilevel"/>
     <w:tmpl w:val="38B86CB8"/>
@@ -29495,7 +29702,7 @@
       </w:pPr>
     </w:lvl>
   </w:abstractNum>
-  <w:abstractNum w:abstractNumId="15" w15:restartNumberingAfterBreak="0">
+  <w:abstractNum w:abstractNumId="16" w15:restartNumberingAfterBreak="0">
     <w:nsid w:val="29736AFB"/>
     <w:multiLevelType w:val="multilevel"/>
     <w:tmpl w:val="EEF0F914"/>
@@ -29644,7 +29851,7 @@
       </w:rPr>
     </w:lvl>
   </w:abstractNum>
-  <w:abstractNum w:abstractNumId="16" w15:restartNumberingAfterBreak="0">
+  <w:abstractNum w:abstractNumId="17" w15:restartNumberingAfterBreak="0">
     <w:nsid w:val="2C532C49"/>
     <w:multiLevelType w:val="multilevel"/>
     <w:tmpl w:val="35C65C32"/>
@@ -29793,7 +30000,7 @@
       </w:rPr>
     </w:lvl>
   </w:abstractNum>
-  <w:abstractNum w:abstractNumId="17" w15:restartNumberingAfterBreak="0">
+  <w:abstractNum w:abstractNumId="18" w15:restartNumberingAfterBreak="0">
     <w:nsid w:val="33243C1F"/>
     <w:multiLevelType w:val="multilevel"/>
     <w:tmpl w:val="45A890B2"/>
@@ -29942,7 +30149,7 @@
       </w:rPr>
     </w:lvl>
   </w:abstractNum>
-  <w:abstractNum w:abstractNumId="18" w15:restartNumberingAfterBreak="0">
+  <w:abstractNum w:abstractNumId="19" w15:restartNumberingAfterBreak="0">
     <w:nsid w:val="33493C3F"/>
     <w:multiLevelType w:val="multilevel"/>
     <w:tmpl w:val="F8BA9D48"/>
@@ -30091,7 +30298,7 @@
       </w:rPr>
     </w:lvl>
   </w:abstractNum>
-  <w:abstractNum w:abstractNumId="19" w15:restartNumberingAfterBreak="0">
+  <w:abstractNum w:abstractNumId="20" w15:restartNumberingAfterBreak="0">
     <w:nsid w:val="34183E2A"/>
     <w:multiLevelType w:val="multilevel"/>
     <w:tmpl w:val="0E4E20A8"/>
@@ -30240,7 +30447,7 @@
       </w:rPr>
     </w:lvl>
   </w:abstractNum>
-  <w:abstractNum w:abstractNumId="20" w15:restartNumberingAfterBreak="0">
+  <w:abstractNum w:abstractNumId="21" w15:restartNumberingAfterBreak="0">
     <w:nsid w:val="350D790A"/>
     <w:multiLevelType w:val="multilevel"/>
     <w:tmpl w:val="69EABC02"/>
@@ -30389,7 +30596,7 @@
       </w:rPr>
     </w:lvl>
   </w:abstractNum>
-  <w:abstractNum w:abstractNumId="21" w15:restartNumberingAfterBreak="0">
+  <w:abstractNum w:abstractNumId="22" w15:restartNumberingAfterBreak="0">
     <w:nsid w:val="352226BA"/>
     <w:multiLevelType w:val="multilevel"/>
     <w:tmpl w:val="FA66B892"/>
@@ -30503,7 +30710,7 @@
       </w:rPr>
     </w:lvl>
   </w:abstractNum>
-  <w:abstractNum w:abstractNumId="22" w15:restartNumberingAfterBreak="0">
+  <w:abstractNum w:abstractNumId="23" w15:restartNumberingAfterBreak="0">
     <w:nsid w:val="353B5F7E"/>
     <w:multiLevelType w:val="hybridMultilevel"/>
     <w:tmpl w:val="3A32D81A"/>
@@ -30589,7 +30796,7 @@
       </w:pPr>
     </w:lvl>
   </w:abstractNum>
-  <w:abstractNum w:abstractNumId="23" w15:restartNumberingAfterBreak="0">
+  <w:abstractNum w:abstractNumId="24" w15:restartNumberingAfterBreak="0">
     <w:nsid w:val="36297B31"/>
     <w:multiLevelType w:val="multilevel"/>
     <w:tmpl w:val="B48A8F02"/>
@@ -30738,7 +30945,7 @@
       </w:rPr>
     </w:lvl>
   </w:abstractNum>
-  <w:abstractNum w:abstractNumId="24" w15:restartNumberingAfterBreak="0">
+  <w:abstractNum w:abstractNumId="25" w15:restartNumberingAfterBreak="0">
     <w:nsid w:val="37A02CFC"/>
     <w:multiLevelType w:val="hybridMultilevel"/>
     <w:tmpl w:val="FD8460C8"/>
@@ -30829,7 +31036,7 @@
       </w:pPr>
     </w:lvl>
   </w:abstractNum>
-  <w:abstractNum w:abstractNumId="25" w15:restartNumberingAfterBreak="0">
+  <w:abstractNum w:abstractNumId="26" w15:restartNumberingAfterBreak="0">
     <w:nsid w:val="39A52EED"/>
     <w:multiLevelType w:val="hybridMultilevel"/>
     <w:tmpl w:val="F8382B36"/>
@@ -30942,7 +31149,7 @@
       </w:rPr>
     </w:lvl>
   </w:abstractNum>
-  <w:abstractNum w:abstractNumId="26" w15:restartNumberingAfterBreak="0">
+  <w:abstractNum w:abstractNumId="27" w15:restartNumberingAfterBreak="0">
     <w:nsid w:val="39B22C29"/>
     <w:multiLevelType w:val="multilevel"/>
     <w:tmpl w:val="B114C66E"/>
@@ -31091,7 +31298,7 @@
       </w:rPr>
     </w:lvl>
   </w:abstractNum>
-  <w:abstractNum w:abstractNumId="27" w15:restartNumberingAfterBreak="0">
+  <w:abstractNum w:abstractNumId="28" w15:restartNumberingAfterBreak="0">
     <w:nsid w:val="402100C6"/>
     <w:multiLevelType w:val="hybridMultilevel"/>
     <w:tmpl w:val="3262507C"/>
@@ -31182,7 +31389,7 @@
       </w:pPr>
     </w:lvl>
   </w:abstractNum>
-  <w:abstractNum w:abstractNumId="28" w15:restartNumberingAfterBreak="0">
+  <w:abstractNum w:abstractNumId="29" w15:restartNumberingAfterBreak="0">
     <w:nsid w:val="40874EDB"/>
     <w:multiLevelType w:val="multilevel"/>
     <w:tmpl w:val="DDA0C10A"/>
@@ -31331,7 +31538,7 @@
       </w:rPr>
     </w:lvl>
   </w:abstractNum>
-  <w:abstractNum w:abstractNumId="29" w15:restartNumberingAfterBreak="0">
+  <w:abstractNum w:abstractNumId="30" w15:restartNumberingAfterBreak="0">
     <w:nsid w:val="43DC1B9B"/>
     <w:multiLevelType w:val="multilevel"/>
     <w:tmpl w:val="32B4A3BE"/>
@@ -31445,7 +31652,7 @@
       </w:rPr>
     </w:lvl>
   </w:abstractNum>
-  <w:abstractNum w:abstractNumId="30" w15:restartNumberingAfterBreak="0">
+  <w:abstractNum w:abstractNumId="31" w15:restartNumberingAfterBreak="0">
     <w:nsid w:val="47293BE9"/>
     <w:multiLevelType w:val="hybridMultilevel"/>
     <w:tmpl w:val="239A2D50"/>
@@ -31534,7 +31741,7 @@
       </w:pPr>
     </w:lvl>
   </w:abstractNum>
-  <w:abstractNum w:abstractNumId="31" w15:restartNumberingAfterBreak="0">
+  <w:abstractNum w:abstractNumId="32" w15:restartNumberingAfterBreak="0">
     <w:nsid w:val="492B4C20"/>
     <w:multiLevelType w:val="hybridMultilevel"/>
     <w:tmpl w:val="4D6A33F6"/>
@@ -31623,7 +31830,7 @@
       </w:pPr>
     </w:lvl>
   </w:abstractNum>
-  <w:abstractNum w:abstractNumId="32" w15:restartNumberingAfterBreak="0">
+  <w:abstractNum w:abstractNumId="33" w15:restartNumberingAfterBreak="0">
     <w:nsid w:val="507C60D9"/>
     <w:multiLevelType w:val="hybridMultilevel"/>
     <w:tmpl w:val="84EA7A10"/>
@@ -31712,7 +31919,7 @@
       </w:pPr>
     </w:lvl>
   </w:abstractNum>
-  <w:abstractNum w:abstractNumId="33" w15:restartNumberingAfterBreak="0">
+  <w:abstractNum w:abstractNumId="34" w15:restartNumberingAfterBreak="0">
     <w:nsid w:val="50F74927"/>
     <w:multiLevelType w:val="multilevel"/>
     <w:tmpl w:val="3A88F658"/>
@@ -31861,7 +32068,7 @@
       </w:rPr>
     </w:lvl>
   </w:abstractNum>
-  <w:abstractNum w:abstractNumId="34" w15:restartNumberingAfterBreak="0">
+  <w:abstractNum w:abstractNumId="35" w15:restartNumberingAfterBreak="0">
     <w:nsid w:val="51A45409"/>
     <w:multiLevelType w:val="multilevel"/>
     <w:tmpl w:val="4A4CBCCE"/>
@@ -32010,7 +32217,7 @@
       </w:rPr>
     </w:lvl>
   </w:abstractNum>
-  <w:abstractNum w:abstractNumId="35" w15:restartNumberingAfterBreak="0">
+  <w:abstractNum w:abstractNumId="36" w15:restartNumberingAfterBreak="0">
     <w:nsid w:val="51F8612B"/>
     <w:multiLevelType w:val="multilevel"/>
     <w:tmpl w:val="D3BC604A"/>
@@ -32159,7 +32366,7 @@
       </w:rPr>
     </w:lvl>
   </w:abstractNum>
-  <w:abstractNum w:abstractNumId="36" w15:restartNumberingAfterBreak="0">
+  <w:abstractNum w:abstractNumId="37" w15:restartNumberingAfterBreak="0">
     <w:nsid w:val="52346784"/>
     <w:multiLevelType w:val="multilevel"/>
     <w:tmpl w:val="0038C0A8"/>
@@ -32308,7 +32515,7 @@
       </w:rPr>
     </w:lvl>
   </w:abstractNum>
-  <w:abstractNum w:abstractNumId="37" w15:restartNumberingAfterBreak="0">
+  <w:abstractNum w:abstractNumId="38" w15:restartNumberingAfterBreak="0">
     <w:nsid w:val="52431361"/>
     <w:multiLevelType w:val="hybridMultilevel"/>
     <w:tmpl w:val="63C601CE"/>
@@ -32397,7 +32604,7 @@
       </w:pPr>
     </w:lvl>
   </w:abstractNum>
-  <w:abstractNum w:abstractNumId="38" w15:restartNumberingAfterBreak="0">
+  <w:abstractNum w:abstractNumId="39" w15:restartNumberingAfterBreak="0">
     <w:nsid w:val="52D216D7"/>
     <w:multiLevelType w:val="multilevel"/>
     <w:tmpl w:val="CE60D632"/>
@@ -32546,7 +32753,7 @@
       </w:rPr>
     </w:lvl>
   </w:abstractNum>
-  <w:abstractNum w:abstractNumId="39" w15:restartNumberingAfterBreak="0">
+  <w:abstractNum w:abstractNumId="40" w15:restartNumberingAfterBreak="0">
     <w:nsid w:val="5CAA1E27"/>
     <w:multiLevelType w:val="hybridMultilevel"/>
     <w:tmpl w:val="20223032"/>
@@ -32637,7 +32844,7 @@
       </w:pPr>
     </w:lvl>
   </w:abstractNum>
-  <w:abstractNum w:abstractNumId="40" w15:restartNumberingAfterBreak="0">
+  <w:abstractNum w:abstractNumId="41" w15:restartNumberingAfterBreak="0">
     <w:nsid w:val="646C4686"/>
     <w:multiLevelType w:val="hybridMultilevel"/>
     <w:tmpl w:val="F05C7AC0"/>
@@ -32728,7 +32935,7 @@
       </w:pPr>
     </w:lvl>
   </w:abstractNum>
-  <w:abstractNum w:abstractNumId="41" w15:restartNumberingAfterBreak="0">
+  <w:abstractNum w:abstractNumId="42" w15:restartNumberingAfterBreak="0">
     <w:nsid w:val="66825496"/>
     <w:multiLevelType w:val="multilevel"/>
     <w:tmpl w:val="8F286D42"/>
@@ -32877,7 +33084,7 @@
       </w:rPr>
     </w:lvl>
   </w:abstractNum>
-  <w:abstractNum w:abstractNumId="42" w15:restartNumberingAfterBreak="0">
+  <w:abstractNum w:abstractNumId="43" w15:restartNumberingAfterBreak="0">
     <w:nsid w:val="6CB65F88"/>
     <w:multiLevelType w:val="hybridMultilevel"/>
     <w:tmpl w:val="5CE65822"/>
@@ -32990,7 +33197,7 @@
       </w:rPr>
     </w:lvl>
   </w:abstractNum>
-  <w:abstractNum w:abstractNumId="43" w15:restartNumberingAfterBreak="0">
+  <w:abstractNum w:abstractNumId="44" w15:restartNumberingAfterBreak="0">
     <w:nsid w:val="732B7E2F"/>
     <w:multiLevelType w:val="hybridMultilevel"/>
     <w:tmpl w:val="6BA06F6E"/>
@@ -33103,7 +33310,7 @@
       </w:rPr>
     </w:lvl>
   </w:abstractNum>
-  <w:abstractNum w:abstractNumId="44" w15:restartNumberingAfterBreak="0">
+  <w:abstractNum w:abstractNumId="45" w15:restartNumberingAfterBreak="0">
     <w:nsid w:val="746E79F8"/>
     <w:multiLevelType w:val="multilevel"/>
     <w:tmpl w:val="F7AC1AA2"/>
@@ -33252,7 +33459,7 @@
       </w:rPr>
     </w:lvl>
   </w:abstractNum>
-  <w:abstractNum w:abstractNumId="45" w15:restartNumberingAfterBreak="0">
+  <w:abstractNum w:abstractNumId="46" w15:restartNumberingAfterBreak="0">
     <w:nsid w:val="7F4B3B92"/>
     <w:multiLevelType w:val="multilevel"/>
     <w:tmpl w:val="45426B52"/>
@@ -33405,85 +33612,85 @@
     <w:abstractNumId w:val="5"/>
   </w:num>
   <w:num w:numId="2" w16cid:durableId="1274900297">
-    <w:abstractNumId w:val="21"/>
+    <w:abstractNumId w:val="22"/>
   </w:num>
   <w:num w:numId="3" w16cid:durableId="1830318404">
-    <w:abstractNumId w:val="29"/>
+    <w:abstractNumId w:val="30"/>
   </w:num>
   <w:num w:numId="4" w16cid:durableId="615908762">
-    <w:abstractNumId w:val="43"/>
+    <w:abstractNumId w:val="44"/>
   </w:num>
   <w:num w:numId="5" w16cid:durableId="482743901">
     <w:abstractNumId w:val="8"/>
   </w:num>
   <w:num w:numId="6" w16cid:durableId="1190410908">
-    <w:abstractNumId w:val="14"/>
+    <w:abstractNumId w:val="15"/>
   </w:num>
   <w:num w:numId="7" w16cid:durableId="217938953">
-    <w:abstractNumId w:val="24"/>
+    <w:abstractNumId w:val="25"/>
   </w:num>
   <w:num w:numId="8" w16cid:durableId="2004816288">
-    <w:abstractNumId w:val="39"/>
+    <w:abstractNumId w:val="40"/>
   </w:num>
   <w:num w:numId="9" w16cid:durableId="810758113">
-    <w:abstractNumId w:val="9"/>
+    <w:abstractNumId w:val="10"/>
   </w:num>
   <w:num w:numId="10" w16cid:durableId="146436205">
+    <w:abstractNumId w:val="21"/>
+  </w:num>
+  <w:num w:numId="11" w16cid:durableId="1122961309">
+    <w:abstractNumId w:val="18"/>
+  </w:num>
+  <w:num w:numId="12" w16cid:durableId="514199543">
     <w:abstractNumId w:val="20"/>
   </w:num>
-  <w:num w:numId="11" w16cid:durableId="1122961309">
-    <w:abstractNumId w:val="17"/>
-  </w:num>
-  <w:num w:numId="12" w16cid:durableId="514199543">
-    <w:abstractNumId w:val="19"/>
-  </w:num>
   <w:num w:numId="13" w16cid:durableId="1935358694">
-    <w:abstractNumId w:val="26"/>
+    <w:abstractNumId w:val="27"/>
   </w:num>
   <w:num w:numId="14" w16cid:durableId="1698777037">
-    <w:abstractNumId w:val="34"/>
+    <w:abstractNumId w:val="35"/>
   </w:num>
   <w:num w:numId="15" w16cid:durableId="1576549730">
-    <w:abstractNumId w:val="10"/>
+    <w:abstractNumId w:val="11"/>
   </w:num>
   <w:num w:numId="16" w16cid:durableId="2012172602">
-    <w:abstractNumId w:val="40"/>
+    <w:abstractNumId w:val="41"/>
   </w:num>
   <w:num w:numId="17" w16cid:durableId="1100561371">
     <w:abstractNumId w:val="0"/>
   </w:num>
   <w:num w:numId="18" w16cid:durableId="1629121652">
+    <w:abstractNumId w:val="43"/>
+  </w:num>
+  <w:num w:numId="19" w16cid:durableId="1104350246">
+    <w:abstractNumId w:val="36"/>
+  </w:num>
+  <w:num w:numId="20" w16cid:durableId="269826021">
+    <w:abstractNumId w:val="29"/>
+  </w:num>
+  <w:num w:numId="21" w16cid:durableId="64108868">
+    <w:abstractNumId w:val="45"/>
+  </w:num>
+  <w:num w:numId="22" w16cid:durableId="777992362">
+    <w:abstractNumId w:val="13"/>
+  </w:num>
+  <w:num w:numId="23" w16cid:durableId="153882573">
+    <w:abstractNumId w:val="16"/>
+  </w:num>
+  <w:num w:numId="24" w16cid:durableId="410934050">
+    <w:abstractNumId w:val="34"/>
+  </w:num>
+  <w:num w:numId="25" w16cid:durableId="1866939053">
     <w:abstractNumId w:val="42"/>
   </w:num>
-  <w:num w:numId="19" w16cid:durableId="1104350246">
-    <w:abstractNumId w:val="35"/>
+  <w:num w:numId="26" w16cid:durableId="1613050485">
+    <w:abstractNumId w:val="24"/>
   </w:num>
-  <w:num w:numId="20" w16cid:durableId="269826021">
+  <w:num w:numId="27" w16cid:durableId="217009748">
     <w:abstractNumId w:val="28"/>
   </w:num>
-  <w:num w:numId="21" w16cid:durableId="64108868">
-    <w:abstractNumId w:val="44"/>
-  </w:num>
-  <w:num w:numId="22" w16cid:durableId="777992362">
-    <w:abstractNumId w:val="12"/>
-  </w:num>
-  <w:num w:numId="23" w16cid:durableId="153882573">
-    <w:abstractNumId w:val="15"/>
-  </w:num>
-  <w:num w:numId="24" w16cid:durableId="410934050">
-    <w:abstractNumId w:val="33"/>
-  </w:num>
-  <w:num w:numId="25" w16cid:durableId="1866939053">
-    <w:abstractNumId w:val="41"/>
-  </w:num>
-  <w:num w:numId="26" w16cid:durableId="1613050485">
-    <w:abstractNumId w:val="23"/>
-  </w:num>
-  <w:num w:numId="27" w16cid:durableId="217009748">
-    <w:abstractNumId w:val="27"/>
-  </w:num>
   <w:num w:numId="28" w16cid:durableId="464204727">
-    <w:abstractNumId w:val="25"/>
+    <w:abstractNumId w:val="26"/>
   </w:num>
   <w:num w:numId="29" w16cid:durableId="1739088886">
     <w:abstractNumId w:val="4"/>
@@ -33492,40 +33699,40 @@
     <w:abstractNumId w:val="2"/>
   </w:num>
   <w:num w:numId="31" w16cid:durableId="1372221198">
-    <w:abstractNumId w:val="22"/>
+    <w:abstractNumId w:val="23"/>
   </w:num>
   <w:num w:numId="32" w16cid:durableId="246958812">
     <w:abstractNumId w:val="1"/>
   </w:num>
   <w:num w:numId="33" w16cid:durableId="974991531">
-    <w:abstractNumId w:val="32"/>
+    <w:abstractNumId w:val="33"/>
   </w:num>
   <w:num w:numId="34" w16cid:durableId="2083865067">
     <w:abstractNumId w:val="7"/>
   </w:num>
   <w:num w:numId="35" w16cid:durableId="1728452292">
-    <w:abstractNumId w:val="11"/>
+    <w:abstractNumId w:val="12"/>
   </w:num>
   <w:num w:numId="36" w16cid:durableId="259721171">
-    <w:abstractNumId w:val="30"/>
+    <w:abstractNumId w:val="31"/>
   </w:num>
   <w:num w:numId="37" w16cid:durableId="279068113">
-    <w:abstractNumId w:val="31"/>
+    <w:abstractNumId w:val="32"/>
   </w:num>
   <w:num w:numId="38" w16cid:durableId="791288304">
-    <w:abstractNumId w:val="37"/>
+    <w:abstractNumId w:val="38"/>
   </w:num>
   <w:num w:numId="39" w16cid:durableId="1094398673">
-    <w:abstractNumId w:val="16"/>
+    <w:abstractNumId w:val="17"/>
   </w:num>
   <w:num w:numId="40" w16cid:durableId="1008026443">
-    <w:abstractNumId w:val="18"/>
+    <w:abstractNumId w:val="19"/>
   </w:num>
   <w:num w:numId="41" w16cid:durableId="1716150469">
-    <w:abstractNumId w:val="38"/>
+    <w:abstractNumId w:val="39"/>
   </w:num>
   <w:num w:numId="42" w16cid:durableId="1333534835">
-    <w:abstractNumId w:val="13"/>
+    <w:abstractNumId w:val="14"/>
   </w:num>
   <w:num w:numId="43" w16cid:durableId="875387863">
     <w:abstractNumId w:val="6"/>
@@ -33534,10 +33741,13 @@
     <w:abstractNumId w:val="3"/>
   </w:num>
   <w:num w:numId="45" w16cid:durableId="1256937125">
-    <w:abstractNumId w:val="45"/>
+    <w:abstractNumId w:val="46"/>
   </w:num>
   <w:num w:numId="46" w16cid:durableId="1202937311">
-    <w:abstractNumId w:val="36"/>
+    <w:abstractNumId w:val="37"/>
+  </w:num>
+  <w:num w:numId="47" w16cid:durableId="449978183">
+    <w:abstractNumId w:val="9"/>
   </w:num>
 </w:numbering>
 </file>
@@ -34147,6 +34357,7 @@
   <w:style w:type="character" w:default="1" w:styleId="DefaultParagraphFont">
     <w:name w:val="Default Paragraph Font"/>
     <w:uiPriority w:val="1"/>
+    <w:semiHidden/>
     <w:unhideWhenUsed/>
   </w:style>
   <w:style w:type="table" w:default="1" w:styleId="TableNormal">

--- a/BC_An Ninh Mạng_Nhóm 12.docx
+++ b/BC_An Ninh Mạng_Nhóm 12.docx
@@ -24873,7 +24873,16 @@
           <w:sz w:val="26"/>
           <w:szCs w:val="26"/>
         </w:rPr>
-        <w:t>Kịch bản 1: Phân vùng mạng (VLAN) và Định tuyến liên mạng</w:t>
+        <w:t xml:space="preserve">Kịch bản 1: </w:t>
+      </w:r>
+      <w:r>
+        <w:rPr>
+          <w:rFonts w:eastAsia="Arial"/>
+          <w:color w:val="000000" w:themeColor="text1"/>
+          <w:sz w:val="26"/>
+          <w:szCs w:val="26"/>
+        </w:rPr>
+        <w:t>Phân vùng mạng (VLAN) và Định tuyến liên mạng</w:t>
       </w:r>
     </w:p>
     <w:p>
@@ -24899,7 +24908,7 @@
           <w:sz w:val="26"/>
           <w:szCs w:val="26"/>
         </w:rPr>
-        <w:t>Mô tả: Cô lập lưu lượng giữa các phòng ban (Giám đốc, Kỹ thuật, Dịch vụ, Kế toán) để giới hạn miền broadcast, dễ quản lý và tăng tính bảo mật ban đầu.</w:t>
+        <w:t>Mô tả: Cô lập lưu lượng giữa các phòng ban (Giám Đốc, Truyền Thông, Kế Toán, Nhân Sự, IT) để giới hạn miền broadcast, dễ quản lý và tăng tính bảo mật ban đầu. Đồng thời triển khai cấp phát IP tự động (DHCP) theo từng vùng để tránh xung đột địa chỉ và giảm công sức quản trị.</w:t>
       </w:r>
     </w:p>
     <w:p>
@@ -24925,7 +24934,15 @@
           <w:sz w:val="26"/>
           <w:szCs w:val="26"/>
         </w:rPr>
-        <w:t>Cách thực hiện: Khởi tạo các VLAN tương ứng trên toàn bộ Switch. Cấu hình giao diện ảo SVI (Switch Virtual Interface) trên Core Switch Layer 3 để định tuyến các VLAN. Thiết lập các đường Trunk (chuẩn 802.1Q) giữa Core Switch và Access Switch.</w:t>
+        <w:t xml:space="preserve">Cách thực hiện: Khởi tạo 5 VLAN tương ứng với 5 phòng ban trên toàn bộ Switch (VLAN 10 – Giám Đốc, VLAN 20 – Kế Toán, VLAN 30 – Truyền Thông, VLAN 40 – Nhân Sự, VLAN 50 – IT). Cấu hình giao diện ảo SVI (Switch Virtual Interface) trên Core Switch Layer 3 để định tuyến liên VLAN. Thiết lập các đường Trunk (chuẩn 802.1Q) giữa Core Switch </w:t>
+      </w:r>
+      <w:r>
+        <w:rPr>
+          <w:sz w:val="26"/>
+          <w:szCs w:val="26"/>
+        </w:rPr>
+        <w:lastRenderedPageBreak/>
+        <w:t>và Access Switch. Khởi tạo DHCP Pool riêng biệt cho từng VLAN trên Core Switch, loại trừ (Exclude) các IP tĩnh dành riêng cho Gateway, Tường lửa và Server.</w:t>
       </w:r>
     </w:p>
     <w:p>
@@ -24951,8 +24968,7 @@
           <w:sz w:val="26"/>
           <w:szCs w:val="26"/>
         </w:rPr>
-        <w:lastRenderedPageBreak/>
-        <w:t>Kết quả mong đợi: Các máy tính nhận đúng VLAN theo từng phòng ban. Định tuyến nội bộ thông suốt (có thể ping thấy nhau khi chưa áp dụng ACL chặn).</w:t>
+        <w:t>Kết quả mong đợi: Các thiết bị đầu cuối nhận đúng VLAN và tự động nhận dải IP, Subnet Mask, Default Gateway của phòng ban tương ứng. Định tuyến nội bộ thông suốt giữa các VLAN (có thể ping thấy nhau khi chưa áp dụng ACL chặn).</w:t>
       </w:r>
     </w:p>
     <w:p>
@@ -24971,7 +24987,18 @@
           <w:sz w:val="26"/>
           <w:szCs w:val="26"/>
         </w:rPr>
-        <w:t>Kịch bản 2: Cấp phát IP tự động (DHCP) an toàn theo vùng</w:t>
+        <w:t xml:space="preserve">Kịch bản 2: </w:t>
+      </w:r>
+      <w:r>
+        <w:rPr>
+          <w:rFonts w:eastAsia="Arial"/>
+          <w:b/>
+          <w:bCs/>
+          <w:color w:val="000000" w:themeColor="text1"/>
+          <w:sz w:val="26"/>
+          <w:szCs w:val="26"/>
+        </w:rPr>
+        <w:t>Đảm bảo tính sẵn sàng cao với dự phòng Gateway (HSRP)</w:t>
       </w:r>
     </w:p>
     <w:p>
@@ -24997,7 +25024,7 @@
           <w:sz w:val="26"/>
           <w:szCs w:val="26"/>
         </w:rPr>
-        <w:t>Mô tả: Triển khai cấp IP động cho các thiết bị đầu cuối để tránh xung đột địa chỉ IP và giảm thiểu công sức quản trị mạng.</w:t>
+        <w:t>Mô tả: Ngăn chặn hiện tượng sập toàn bộ hệ thống mạng (Single Point of Failure) khi một thiết bị lõi (Core Switch) gặp sự cố chập cháy vật lý.</w:t>
       </w:r>
     </w:p>
     <w:p>
@@ -25023,7 +25050,7 @@
           <w:sz w:val="26"/>
           <w:szCs w:val="26"/>
         </w:rPr>
-        <w:t>Cách thực hiện: Khởi tạo DHCP Server trên Core Switch. Tạo các DHCP Pool riêng biệt cho từng VLAN. Loại trừ (Exclude) các IP tĩnh dành riêng cho Gateway, Tường lửa và các Server.</w:t>
+        <w:t>Cách thực hiện: Cấu hình giao thức HSRP trên L3-Switch1 (đóng vai trò Active) và L3-Switch2 (đóng vai trò Standby). Khởi tạo một Virtual IP làm Default Gateway chung cho toàn bộ các PC nội bộ thuộc 5 phòng ban.</w:t>
       </w:r>
     </w:p>
     <w:p>
@@ -25049,7 +25076,7 @@
           <w:sz w:val="26"/>
           <w:szCs w:val="26"/>
         </w:rPr>
-        <w:t>Kết quả mong đợi: Bất kỳ thiết bị nào cắm vào cổng mạng (Access port) tại văn phòng sẽ tự động nhận đúng dải IP, Subnet Mask và Default Gateway của phòng ban đó.</w:t>
+        <w:t>Kết quả mong đợi: Khi ngắt nguồn đột ngột L3-Switch1, L3-Switch2 sẽ tự động lên nắm quyền Active. Các máy trạm vẫn giữ được kết nối Internet mà không cần cấu hình lại Gateway.</w:t>
       </w:r>
     </w:p>
     <w:p>
@@ -25068,7 +25095,21 @@
           <w:sz w:val="26"/>
           <w:szCs w:val="26"/>
         </w:rPr>
-        <w:t>Kịch bản 3: Đảm bảo tính sẵn sàng cao với dự phòng Gateway (HSRP)</w:t>
+        <w:t xml:space="preserve">Kịch bản </w:t>
+      </w:r>
+      <w:r>
+        <w:rPr>
+          <w:sz w:val="26"/>
+          <w:szCs w:val="26"/>
+        </w:rPr>
+        <w:t>3</w:t>
+      </w:r>
+      <w:r>
+        <w:rPr>
+          <w:sz w:val="26"/>
+          <w:szCs w:val="26"/>
+        </w:rPr>
+        <w:t>: Tăng cường bảo mật mạng chuyển mạch (Layer 2 Security)</w:t>
       </w:r>
     </w:p>
     <w:p>
@@ -25094,7 +25135,7 @@
           <w:sz w:val="26"/>
           <w:szCs w:val="26"/>
         </w:rPr>
-        <w:t>Mô tả: Ngăn chặn hiện tượng sập toàn bộ hệ thống mạng (Single Point of Failure) khi một thiết bị lõi (Core Switch) gặp sự cố chập cháy vật lý.</w:t>
+        <w:t>Mô tả: Ngăn chặn các mối đe dọa vật lý từ bên trong như cắm thiết bị mạng lạ, phát tán IP giả mạo hoặc phá hoại cấu trúc mạng nội bộ.</w:t>
       </w:r>
     </w:p>
     <w:p>
@@ -25120,7 +25161,59 @@
           <w:sz w:val="26"/>
           <w:szCs w:val="26"/>
         </w:rPr>
-        <w:t>Cách thực hiện: Cấu hình giao thức HSRP trên Core Switch 1 (đóng vai trò Active) và Core Switch 2 (đóng vai trò Standby). Khởi tạo một Virtual IP làm Default Gateway chung cho toàn bộ các PC nội bộ.</w:t>
+        <w:t>Cách thực hiện: Bật Port Security trên các cổng Access Switch, giới hạn chỉ nhận 1 địa chỉ MAC hợp lệ.</w:t>
+      </w:r>
+    </w:p>
+    <w:p>
+      <w:pPr>
+        <w:pStyle w:val="NormalWeb"/>
+        <w:numPr>
+          <w:ilvl w:val="1"/>
+          <w:numId w:val="42"/>
+        </w:numPr>
+        <w:tabs>
+          <w:tab w:val="clear" w:pos="1440"/>
+        </w:tabs>
+        <w:spacing w:before="120" w:beforeAutospacing="0" w:after="120" w:afterAutospacing="0" w:line="312" w:lineRule="auto"/>
+        <w:ind w:left="2268"/>
+        <w:jc w:val="both"/>
+        <w:rPr>
+          <w:sz w:val="26"/>
+          <w:szCs w:val="26"/>
+        </w:rPr>
+      </w:pPr>
+      <w:r>
+        <w:rPr>
+          <w:sz w:val="26"/>
+          <w:szCs w:val="26"/>
+        </w:rPr>
+        <w:t>Bật DHCP Snooping để chống máy chủ DHCP giả mạo lừa người dùng.</w:t>
+      </w:r>
+    </w:p>
+    <w:p>
+      <w:pPr>
+        <w:pStyle w:val="NormalWeb"/>
+        <w:numPr>
+          <w:ilvl w:val="1"/>
+          <w:numId w:val="42"/>
+        </w:numPr>
+        <w:tabs>
+          <w:tab w:val="clear" w:pos="1440"/>
+        </w:tabs>
+        <w:spacing w:before="120" w:beforeAutospacing="0" w:after="120" w:afterAutospacing="0" w:line="312" w:lineRule="auto"/>
+        <w:ind w:left="2268"/>
+        <w:jc w:val="both"/>
+        <w:rPr>
+          <w:sz w:val="26"/>
+          <w:szCs w:val="26"/>
+        </w:rPr>
+      </w:pPr>
+      <w:r>
+        <w:rPr>
+          <w:sz w:val="26"/>
+          <w:szCs w:val="26"/>
+        </w:rPr>
+        <w:t>Kích hoạt BPDU Guard để chống việc cắm Switch lạ vào hệ thống.</w:t>
       </w:r>
     </w:p>
     <w:p>
@@ -25146,7 +25239,7 @@
           <w:sz w:val="26"/>
           <w:szCs w:val="26"/>
         </w:rPr>
-        <w:t>Kết quả mong đợi: Khi ngắt nguồn đột ngột Core Switch 1, Core Switch 2 sẽ tự động lên nắm quyền Active. Các máy trạm vẫn giữ được kết nối Internet mà không cần cấu hình lại Gateway.</w:t>
+        <w:t>Kết quả mong đợi: Nếu nhân viên tự ý mang bộ phát Wifi cá nhân cắm vào cổng mạng của công ty, cổng Switch đó sẽ tự động bị khóa lập tức (chuyển sang trạng thái err-disable).</w:t>
       </w:r>
     </w:p>
     <w:p>
@@ -25165,7 +25258,21 @@
           <w:sz w:val="26"/>
           <w:szCs w:val="26"/>
         </w:rPr>
-        <w:t>Kịch bản 4: Tăng cường bảo mật mạng chuyển mạch (Layer 2 Security)</w:t>
+        <w:t xml:space="preserve">Kịch bản </w:t>
+      </w:r>
+      <w:r>
+        <w:rPr>
+          <w:sz w:val="26"/>
+          <w:szCs w:val="26"/>
+        </w:rPr>
+        <w:t>4</w:t>
+      </w:r>
+      <w:r>
+        <w:rPr>
+          <w:sz w:val="26"/>
+          <w:szCs w:val="26"/>
+        </w:rPr>
+        <w:t>: Thiết lập Firewall kiểm soát vùng DMZ và Guest</w:t>
       </w:r>
     </w:p>
     <w:p>
@@ -25191,7 +25298,8 @@
           <w:sz w:val="26"/>
           <w:szCs w:val="26"/>
         </w:rPr>
-        <w:t>Mô tả: Ngăn chặn các mối đe dọa vật lý từ bên trong như cắm thiết bị mạng lạ, phát tán IP giả mạo hoặc phá hoại cấu trúc mạng nội bộ.</w:t>
+        <w:lastRenderedPageBreak/>
+        <w:t>Mô tả: Xây dựng chốt chặn an ninh, bảo vệ vùng máy chủ công khai (DMZ) và cô lập triệt để mạng Khách (Guest) khỏi hệ thống tài nguyên nội bộ.</w:t>
       </w:r>
     </w:p>
     <w:p>
@@ -25217,59 +25325,7 @@
           <w:sz w:val="26"/>
           <w:szCs w:val="26"/>
         </w:rPr>
-        <w:t>Cách thực hiện: Bật Port Security trên các cổng Access Switch, giới hạn chỉ nhận 1 địa chỉ MAC hợp lệ.</w:t>
-      </w:r>
-    </w:p>
-    <w:p>
-      <w:pPr>
-        <w:pStyle w:val="NormalWeb"/>
-        <w:numPr>
-          <w:ilvl w:val="1"/>
-          <w:numId w:val="42"/>
-        </w:numPr>
-        <w:tabs>
-          <w:tab w:val="clear" w:pos="1440"/>
-        </w:tabs>
-        <w:spacing w:before="120" w:beforeAutospacing="0" w:after="120" w:afterAutospacing="0" w:line="312" w:lineRule="auto"/>
-        <w:ind w:left="2268"/>
-        <w:jc w:val="both"/>
-        <w:rPr>
-          <w:sz w:val="26"/>
-          <w:szCs w:val="26"/>
-        </w:rPr>
-      </w:pPr>
-      <w:r>
-        <w:rPr>
-          <w:sz w:val="26"/>
-          <w:szCs w:val="26"/>
-        </w:rPr>
-        <w:t>Bật DHCP Snooping để chống máy chủ DHCP giả mạo lừa người dùng.</w:t>
-      </w:r>
-    </w:p>
-    <w:p>
-      <w:pPr>
-        <w:pStyle w:val="NormalWeb"/>
-        <w:numPr>
-          <w:ilvl w:val="1"/>
-          <w:numId w:val="42"/>
-        </w:numPr>
-        <w:tabs>
-          <w:tab w:val="clear" w:pos="1440"/>
-        </w:tabs>
-        <w:spacing w:before="120" w:beforeAutospacing="0" w:after="120" w:afterAutospacing="0" w:line="312" w:lineRule="auto"/>
-        <w:ind w:left="2268"/>
-        <w:jc w:val="both"/>
-        <w:rPr>
-          <w:sz w:val="26"/>
-          <w:szCs w:val="26"/>
-        </w:rPr>
-      </w:pPr>
-      <w:r>
-        <w:rPr>
-          <w:sz w:val="26"/>
-          <w:szCs w:val="26"/>
-        </w:rPr>
-        <w:t>Kích hoạt BPDU Guard để chống việc cắm Switch lạ vào hệ thống.</w:t>
+        <w:t>Cách thực hiện: Khai báo cổng và các mức độ tin cậy (Security Level) trên Cisco ASA: Vùng Inside = 100, vùng DMZ = 50, vùng Guest = 10, vùng Outside = 0. Đặt Default Gateway của DMZ và Guest trên các cổng vật lý của Firewall để bắt buộc mọi luồng dữ liệu phải qua kiểm duyệt.</w:t>
       </w:r>
     </w:p>
     <w:p>
@@ -25295,8 +25351,7 @@
           <w:sz w:val="26"/>
           <w:szCs w:val="26"/>
         </w:rPr>
-        <w:lastRenderedPageBreak/>
-        <w:t>Kết quả mong đợi: Nếu nhân viên tự ý mang bộ phát Wifi cá nhân cắm vào cổng mạng của công ty, cổng Switch đó sẽ tự động bị khóa lập tức (chuyển sang trạng thái err-disable).</w:t>
+        <w:t>Kết quả mong đợi: Luồng dữ liệu mặc định chỉ được phép đi từ vùng tin cậy cao xuống vùng tin cậy thấp. Mạng Khách hoàn toàn không thể "nhìn thấy" hoặc truy cập vào bất kỳ IP nào thuộc mạng nội bộ.</w:t>
       </w:r>
     </w:p>
     <w:p>
@@ -25315,7 +25370,21 @@
           <w:sz w:val="26"/>
           <w:szCs w:val="26"/>
         </w:rPr>
-        <w:t>Kịch bản 5: Thiết lập Firewall kiểm soát vùng DMZ và Guest</w:t>
+        <w:t xml:space="preserve">Kịch bản </w:t>
+      </w:r>
+      <w:r>
+        <w:rPr>
+          <w:sz w:val="26"/>
+          <w:szCs w:val="26"/>
+        </w:rPr>
+        <w:t>5</w:t>
+      </w:r>
+      <w:r>
+        <w:rPr>
+          <w:sz w:val="26"/>
+          <w:szCs w:val="26"/>
+        </w:rPr>
+        <w:t>: Thiết lập Kiểm soát truy cập nội bộ (Access Control List - ACL)</w:t>
       </w:r>
     </w:p>
     <w:p>
@@ -25341,7 +25410,7 @@
           <w:sz w:val="26"/>
           <w:szCs w:val="26"/>
         </w:rPr>
-        <w:t>Mô tả: Xây dựng chốt chặn an ninh, bảo vệ vùng máy chủ công khai (DMZ) và cô lập triệt để mạng Khách (Guest) khỏi hệ thống tài nguyên nội bộ.</w:t>
+        <w:t>Mô tả: Thực thi nguyên tắc "đặc quyền tối thiểu", phân quyền truy cập chéo giữa các phòng ban và ngăn chặn truy cập trái phép vào máy chủ dữ liệu.</w:t>
       </w:r>
     </w:p>
     <w:p>
@@ -25367,7 +25436,7 @@
           <w:sz w:val="26"/>
           <w:szCs w:val="26"/>
         </w:rPr>
-        <w:t>Cách thực hiện: Khai báo cổng và các mức độ tin cậy (Security Level) trên Cisco ASA: Vùng Inside = 100, vùng DMZ = 50, vùng Guest = 10, vùng Outside = 0. Đặt Default Gateway của DMZ và Guest trên các cổng vật lý của Firewall để bắt buộc mọi luồng dữ liệu phải qua kiểm duyệt.</w:t>
+        <w:t>Cách thực hiện: Viết các bộ Extended ACL trực tiếp lên các giao diện SVI của Core Switch và trên các Interface của Firewall ASA.</w:t>
       </w:r>
     </w:p>
     <w:p>
@@ -25393,7 +25462,7 @@
           <w:sz w:val="26"/>
           <w:szCs w:val="26"/>
         </w:rPr>
-        <w:t>Kết quả mong đợi: Luồng dữ liệu mặc định chỉ được phép đi từ vùng tin cậy cao xuống vùng tin cậy thấp. Mạng Khách hoàn toàn không thể "nhìn thấy" hoặc truy cập vào bất kỳ IP nào thuộc mạng nội bộ.</w:t>
+        <w:t>Kết quả mong đợi: Hệ thống sẽ thả (drop) các gói tin vi phạm chính sách. Ví dụ: PC phòng Kỹ thuật được phép SSH/FTP vào cụm Server; trong khi PC phòng Dịch vụ bị từ chối kết nối; PC Kế toán không bị truy cập chéo bởi các phòng ban khác.</w:t>
       </w:r>
     </w:p>
     <w:p>
@@ -25412,7 +25481,21 @@
           <w:sz w:val="26"/>
           <w:szCs w:val="26"/>
         </w:rPr>
-        <w:t>Kịch bản 6: Thiết lập Kiểm soát truy cập nội bộ (Access Control List - ACL)</w:t>
+        <w:t xml:space="preserve">Kịch bản </w:t>
+      </w:r>
+      <w:r>
+        <w:rPr>
+          <w:sz w:val="26"/>
+          <w:szCs w:val="26"/>
+        </w:rPr>
+        <w:t>6</w:t>
+      </w:r>
+      <w:r>
+        <w:rPr>
+          <w:sz w:val="26"/>
+          <w:szCs w:val="26"/>
+        </w:rPr>
+        <w:t>: Chuyển đổi địa chỉ mạng (NAT) và Xuất bản dịch vụ (Publish Services)</w:t>
       </w:r>
     </w:p>
     <w:p>
@@ -25438,7 +25521,7 @@
           <w:sz w:val="26"/>
           <w:szCs w:val="26"/>
         </w:rPr>
-        <w:t>Mô tả: Thực thi nguyên tắc "đặc quyền tối thiểu", phân quyền truy cập chéo giữa các phòng ban và ngăn chặn truy cập trái phép vào máy chủ dữ liệu.</w:t>
+        <w:t>Mô tả: Cung cấp kết nối Internet cho toàn bộ nhân sự công ty, đồng thời cho phép khách hàng/đối tác từ Internet truy cập vào Web Server giới thiệu dịch vụ.</w:t>
       </w:r>
     </w:p>
     <w:p>
@@ -25464,7 +25547,7 @@
           <w:sz w:val="26"/>
           <w:szCs w:val="26"/>
         </w:rPr>
-        <w:t>Cách thực hiện: Viết các bộ Extended ACL trực tiếp lên các giao diện SVI của Core Switch và trên các Interface của Firewall ASA.</w:t>
+        <w:t>Cách thực hiện: Cấu hình Dynamic NAT/PAT trên Firewall để "ẩn" toàn bộ dải IP Private của mạng Inside khi ra Internet. Cấu hình Static NAT để đưa địa chỉ Web Server trong vùng DMZ ra một IP Public. Cấu hình ACL trên cổng Outside cho phép truy cập cổng 80/443 (HTTP/HTTPS) đi vào.</w:t>
       </w:r>
     </w:p>
     <w:p>
@@ -25490,7 +25573,8 @@
           <w:sz w:val="26"/>
           <w:szCs w:val="26"/>
         </w:rPr>
-        <w:t>Kết quả mong đợi: Hệ thống sẽ thả (drop) các gói tin vi phạm chính sách. Ví dụ: PC phòng Kỹ thuật được phép SSH/FTP vào cụm Server; trong khi PC phòng Dịch vụ bị từ chối kết nối; PC Kế toán không bị truy cập chéo bởi các phòng ban khác.</w:t>
+        <w:lastRenderedPageBreak/>
+        <w:t>Kết quả mong đợi: Các PC nội bộ duyệt web bình thường. Người dùng từ Internet truy cập thành công giao diện trang web của công ty, nhưng bị chặn lại nếu cố tình ping hoặc quét cổng (scan port) các dịch vụ khác.</w:t>
       </w:r>
     </w:p>
     <w:p>
@@ -25509,112 +25593,21 @@
           <w:sz w:val="26"/>
           <w:szCs w:val="26"/>
         </w:rPr>
-        <w:t>Kịch bản 7: Chuyển đổi địa chỉ mạng (NAT) và Xuất bản dịch vụ (Publish Services)</w:t>
-      </w:r>
-    </w:p>
-    <w:p>
-      <w:pPr>
-        <w:pStyle w:val="NormalWeb"/>
-        <w:numPr>
-          <w:ilvl w:val="0"/>
-          <w:numId w:val="39"/>
-        </w:numPr>
-        <w:tabs>
-          <w:tab w:val="clear" w:pos="720"/>
-        </w:tabs>
-        <w:spacing w:before="120" w:beforeAutospacing="0" w:after="120" w:afterAutospacing="0" w:line="312" w:lineRule="auto"/>
-        <w:ind w:left="1560"/>
-        <w:jc w:val="both"/>
+        <w:t xml:space="preserve">Kịch bản </w:t>
+      </w:r>
+      <w:r>
         <w:rPr>
           <w:sz w:val="26"/>
           <w:szCs w:val="26"/>
         </w:rPr>
-      </w:pPr>
+        <w:t>7</w:t>
+      </w:r>
       <w:r>
         <w:rPr>
           <w:sz w:val="26"/>
           <w:szCs w:val="26"/>
         </w:rPr>
-        <w:t>Mô tả: Cung cấp kết nối Internet cho toàn bộ nhân sự công ty, đồng thời cho phép khách hàng/đối tác từ Internet truy cập vào Web Server giới thiệu dịch vụ.</w:t>
-      </w:r>
-    </w:p>
-    <w:p>
-      <w:pPr>
-        <w:pStyle w:val="NormalWeb"/>
-        <w:numPr>
-          <w:ilvl w:val="0"/>
-          <w:numId w:val="39"/>
-        </w:numPr>
-        <w:tabs>
-          <w:tab w:val="clear" w:pos="720"/>
-        </w:tabs>
-        <w:spacing w:before="120" w:beforeAutospacing="0" w:after="120" w:afterAutospacing="0" w:line="312" w:lineRule="auto"/>
-        <w:ind w:left="1560"/>
-        <w:jc w:val="both"/>
-        <w:rPr>
-          <w:sz w:val="26"/>
-          <w:szCs w:val="26"/>
-        </w:rPr>
-      </w:pPr>
-      <w:r>
-        <w:rPr>
-          <w:sz w:val="26"/>
-          <w:szCs w:val="26"/>
-        </w:rPr>
-        <w:t xml:space="preserve">Cách thực hiện: Cấu hình Dynamic NAT/PAT trên Firewall để "ẩn" toàn bộ dải IP Private của mạng Inside khi ra Internet. Cấu hình Static NAT </w:t>
-      </w:r>
-      <w:r>
-        <w:rPr>
-          <w:sz w:val="26"/>
-          <w:szCs w:val="26"/>
-        </w:rPr>
-        <w:lastRenderedPageBreak/>
-        <w:t>để đưa địa chỉ Web Server trong vùng DMZ ra một IP Public. Cấu hình ACL trên cổng Outside cho phép truy cập cổng 80/443 (HTTP/HTTPS) đi vào.</w:t>
-      </w:r>
-    </w:p>
-    <w:p>
-      <w:pPr>
-        <w:pStyle w:val="NormalWeb"/>
-        <w:numPr>
-          <w:ilvl w:val="0"/>
-          <w:numId w:val="39"/>
-        </w:numPr>
-        <w:tabs>
-          <w:tab w:val="clear" w:pos="720"/>
-        </w:tabs>
-        <w:spacing w:before="120" w:beforeAutospacing="0" w:after="120" w:afterAutospacing="0" w:line="312" w:lineRule="auto"/>
-        <w:ind w:left="1560"/>
-        <w:jc w:val="both"/>
-        <w:rPr>
-          <w:sz w:val="26"/>
-          <w:szCs w:val="26"/>
-        </w:rPr>
-      </w:pPr>
-      <w:r>
-        <w:rPr>
-          <w:sz w:val="26"/>
-          <w:szCs w:val="26"/>
-        </w:rPr>
-        <w:t>Kết quả mong đợi: Các PC nội bộ duyệt web bình thường. Người dùng từ Internet truy cập thành công giao diện trang web của công ty, nhưng bị chặn lại nếu cố tình ping hoặc quét cổng (scan port) các dịch vụ khác.</w:t>
-      </w:r>
-    </w:p>
-    <w:p>
-      <w:pPr>
-        <w:pStyle w:val="NormalWeb"/>
-        <w:spacing w:before="120" w:beforeAutospacing="0" w:after="120" w:afterAutospacing="0" w:line="312" w:lineRule="auto"/>
-        <w:ind w:firstLine="567"/>
-        <w:jc w:val="both"/>
-        <w:rPr>
-          <w:sz w:val="26"/>
-          <w:szCs w:val="26"/>
-        </w:rPr>
-      </w:pPr>
-      <w:r>
-        <w:rPr>
-          <w:sz w:val="26"/>
-          <w:szCs w:val="26"/>
-        </w:rPr>
-        <w:t>Kịch bản 8: Thiết lập kết nối từ xa an toàn (Remote Access VPN)</w:t>
+        <w:t>: Thiết lập kết nối từ xa an toàn (Remote Access VPN)</w:t>
       </w:r>
     </w:p>
     <w:p>
@@ -25782,11 +25775,7 @@
         <w:jc w:val="both"/>
       </w:pPr>
       <w:r>
-        <w:t xml:space="preserve">Bước 5: Áp dụng chính sách kiểm soát và VPN. Khởi tạo các Access Control List (ACL) phân quyền nội bộ trên Core Switch và ACL kiểm soát truy cập từ Outside vào DMZ trên </w:t>
-      </w:r>
-      <w:r>
-        <w:lastRenderedPageBreak/>
-        <w:t>Firewall. Hoàn thiện cấu hình thông số mã hóa (IPsec/ISAKMP) cho hệ thống Remote Access VPN.</w:t>
+        <w:t>Bước 5: Áp dụng chính sách kiểm soát và VPN. Khởi tạo các Access Control List (ACL) phân quyền nội bộ trên Core Switch và ACL kiểm soát truy cập từ Outside vào DMZ trên Firewall. Hoàn thiện cấu hình thông số mã hóa (IPsec/ISAKMP) cho hệ thống Remote Access VPN.</w:t>
       </w:r>
     </w:p>
     <w:p>
@@ -25797,6 +25786,7 @@
         <w:jc w:val="both"/>
       </w:pPr>
       <w:r>
+        <w:lastRenderedPageBreak/>
         <w:t>Bước 6: Kiểm thử và nghiệm thu. Sử dụng các công cụ mô phỏng của Packet Tracer (Ping, Tracert, trình duyệt Web giả lập) để kiểm tra kết nối chéo giữa các VLAN, kiểm tra khả năng chịu lỗi (tắt 1 Core Switch), và xác minh tính hiệu quả của các rào cản Firewall/ACL.</w:t>
       </w:r>
     </w:p>
@@ -25941,7 +25931,6 @@
           <w:kern w:val="0"/>
           <w14:ligatures w14:val="none"/>
         </w:rPr>
-        <w:lastRenderedPageBreak/>
         <w:t>+ Sơ đồ logic</w:t>
       </w:r>
     </w:p>
@@ -25960,6 +25949,7 @@
         <w:rPr>
           <w:noProof/>
         </w:rPr>
+        <w:lastRenderedPageBreak/>
         <w:drawing>
           <wp:inline distT="0" distB="0" distL="0" distR="0" wp14:anchorId="21737A97" wp14:editId="767D7768">
             <wp:extent cx="5791835" cy="3703955"/>
